--- a/suggestion_improvements_gemini.docx
+++ b/suggestion_improvements_gemini.docx
@@ -564,6 +564,7 @@
         </w:rPr>
         <w:t xml:space="preserve">, </w:t>
       </w:r>
+      <w:proofErr w:type="gramStart"/>
       <w:r>
         <w:rPr>
           <w:rFonts w:ascii="Courier New" w:eastAsia="Times New Roman" w:hAnsi="Courier New" w:cs="Courier New"/>
@@ -573,6 +574,7 @@
         </w:rPr>
         <w:t>deleteFiles</w:t>
       </w:r>
+      <w:proofErr w:type="gramEnd"/>
       <w:r>
         <w:rPr>
           <w:rFonts w:ascii="Times New Roman" w:eastAsia="Times New Roman" w:hAnsi="Times New Roman" w:cs="Times New Roman"/>
@@ -646,7 +648,27 @@
           <w:szCs w:val="24"/>
           <w:lang w:val="en-US"/>
         </w:rPr>
-        <w:t>Status bar updates (selected, total, duration, messages, progress bar).</w:t>
+        <w:t xml:space="preserve">Status bar updates (selected, total, duration, messages, </w:t>
+      </w:r>
+      <w:proofErr w:type="gramStart"/>
+      <w:r>
+        <w:rPr>
+          <w:rFonts w:ascii="Times New Roman" w:eastAsia="Times New Roman" w:hAnsi="Times New Roman" w:cs="Times New Roman"/>
+          <w:sz w:val="24"/>
+          <w:szCs w:val="24"/>
+          <w:lang w:val="en-US"/>
+        </w:rPr>
+        <w:t>progress</w:t>
+      </w:r>
+      <w:proofErr w:type="gramEnd"/>
+      <w:r>
+        <w:rPr>
+          <w:rFonts w:ascii="Times New Roman" w:eastAsia="Times New Roman" w:hAnsi="Times New Roman" w:cs="Times New Roman"/>
+          <w:sz w:val="24"/>
+          <w:szCs w:val="24"/>
+          <w:lang w:val="en-US"/>
+        </w:rPr>
+        <w:t xml:space="preserve"> bar).</w:t>
       </w:r>
     </w:p>
     <w:p>
@@ -2008,6 +2030,7 @@
         </w:rPr>
         <w:t xml:space="preserve">, </w:t>
       </w:r>
+      <w:proofErr w:type="gramStart"/>
       <w:r>
         <w:rPr>
           <w:rFonts w:ascii="Courier New" w:eastAsia="Times New Roman" w:hAnsi="Courier New" w:cs="Courier New"/>
@@ -2017,6 +2040,7 @@
         </w:rPr>
         <w:t>messageLabel</w:t>
       </w:r>
+      <w:proofErr w:type="gramEnd"/>
       <w:r>
         <w:rPr>
           <w:rFonts w:ascii="Times New Roman" w:eastAsia="Times New Roman" w:hAnsi="Times New Roman" w:cs="Times New Roman"/>
@@ -2168,7 +2192,27 @@
           <w:szCs w:val="24"/>
           <w:lang w:val="en-US"/>
         </w:rPr>
-        <w:t xml:space="preserve"> itself should largely become a orchestrator, delegating tasks to other components. A </w:t>
+        <w:t xml:space="preserve"> itself should largely become </w:t>
+      </w:r>
+      <w:proofErr w:type="gramStart"/>
+      <w:r>
+        <w:rPr>
+          <w:rFonts w:ascii="Times New Roman" w:eastAsia="Times New Roman" w:hAnsi="Times New Roman" w:cs="Times New Roman"/>
+          <w:sz w:val="24"/>
+          <w:szCs w:val="24"/>
+          <w:lang w:val="en-US"/>
+        </w:rPr>
+        <w:t>a</w:t>
+      </w:r>
+      <w:proofErr w:type="gramEnd"/>
+      <w:r>
+        <w:rPr>
+          <w:rFonts w:ascii="Times New Roman" w:eastAsia="Times New Roman" w:hAnsi="Times New Roman" w:cs="Times New Roman"/>
+          <w:sz w:val="24"/>
+          <w:szCs w:val="24"/>
+          <w:lang w:val="en-US"/>
+        </w:rPr>
+        <w:t xml:space="preserve"> orchestrator, delegating tasks to other components. A </w:t>
       </w:r>
       <w:r>
         <w:rPr>
@@ -2336,6 +2380,7 @@
         </w:rPr>
         <w:t xml:space="preserve">, </w:t>
       </w:r>
+      <w:proofErr w:type="gramStart"/>
       <w:r>
         <w:rPr>
           <w:rFonts w:ascii="Courier New" w:eastAsia="Times New Roman" w:hAnsi="Courier New" w:cs="Courier New"/>
@@ -2345,6 +2390,7 @@
         </w:rPr>
         <w:t>deleteFiles</w:t>
       </w:r>
+      <w:proofErr w:type="gramEnd"/>
       <w:r>
         <w:rPr>
           <w:rFonts w:ascii="Times New Roman" w:eastAsia="Times New Roman" w:hAnsi="Times New Roman" w:cs="Times New Roman"/>
@@ -4156,7 +4202,27 @@
           <w:szCs w:val="20"/>
           <w:lang w:val="en-US"/>
         </w:rPr>
-        <w:t>│   ├── initUI() // Method to organize UI creation</w:t>
+        <w:t xml:space="preserve">│   ├── </w:t>
+      </w:r>
+      <w:proofErr w:type="gramStart"/>
+      <w:r>
+        <w:rPr>
+          <w:rFonts w:ascii="Courier New" w:eastAsia="Times New Roman" w:hAnsi="Courier New" w:cs="Courier New"/>
+          <w:sz w:val="20"/>
+          <w:szCs w:val="20"/>
+          <w:lang w:val="en-US"/>
+        </w:rPr>
+        <w:t>initUI(</w:t>
+      </w:r>
+      <w:proofErr w:type="gramEnd"/>
+      <w:r>
+        <w:rPr>
+          <w:rFonts w:ascii="Courier New" w:eastAsia="Times New Roman" w:hAnsi="Courier New" w:cs="Courier New"/>
+          <w:sz w:val="20"/>
+          <w:szCs w:val="20"/>
+          <w:lang w:val="en-US"/>
+        </w:rPr>
+        <w:t>) // Method to organize UI creation</w:t>
       </w:r>
     </w:p>
     <w:p>
@@ -4194,7 +4260,27 @@
           <w:szCs w:val="20"/>
           <w:lang w:val="en-US"/>
         </w:rPr>
-        <w:t>│   ├── registerListeners() // Method to register top-level listeners</w:t>
+        <w:t xml:space="preserve">│   ├── </w:t>
+      </w:r>
+      <w:proofErr w:type="gramStart"/>
+      <w:r>
+        <w:rPr>
+          <w:rFonts w:ascii="Courier New" w:eastAsia="Times New Roman" w:hAnsi="Courier New" w:cs="Courier New"/>
+          <w:sz w:val="20"/>
+          <w:szCs w:val="20"/>
+          <w:lang w:val="en-US"/>
+        </w:rPr>
+        <w:t>registerListeners(</w:t>
+      </w:r>
+      <w:proofErr w:type="gramEnd"/>
+      <w:r>
+        <w:rPr>
+          <w:rFonts w:ascii="Courier New" w:eastAsia="Times New Roman" w:hAnsi="Courier New" w:cs="Courier New"/>
+          <w:sz w:val="20"/>
+          <w:szCs w:val="20"/>
+          <w:lang w:val="en-US"/>
+        </w:rPr>
+        <w:t>) // Method to register top-level listeners</w:t>
       </w:r>
     </w:p>
     <w:p>
@@ -4308,7 +4394,27 @@
           <w:szCs w:val="20"/>
           <w:lang w:val="en-US"/>
         </w:rPr>
-        <w:t>├── ui (Package for UI components)</w:t>
+        <w:t xml:space="preserve">├── </w:t>
+      </w:r>
+      <w:proofErr w:type="gramStart"/>
+      <w:r>
+        <w:rPr>
+          <w:rFonts w:ascii="Courier New" w:eastAsia="Times New Roman" w:hAnsi="Courier New" w:cs="Courier New"/>
+          <w:sz w:val="20"/>
+          <w:szCs w:val="20"/>
+          <w:lang w:val="en-US"/>
+        </w:rPr>
+        <w:t>ui</w:t>
+      </w:r>
+      <w:proofErr w:type="gramEnd"/>
+      <w:r>
+        <w:rPr>
+          <w:rFonts w:ascii="Courier New" w:eastAsia="Times New Roman" w:hAnsi="Courier New" w:cs="Courier New"/>
+          <w:sz w:val="20"/>
+          <w:szCs w:val="20"/>
+          <w:lang w:val="en-US"/>
+        </w:rPr>
+        <w:t xml:space="preserve"> (Package for UI components)</w:t>
       </w:r>
     </w:p>
     <w:p>
@@ -4460,7 +4566,27 @@
           <w:szCs w:val="20"/>
           <w:lang w:val="en-US"/>
         </w:rPr>
-        <w:t>│   │   ├── updateTableData(List&lt;RowData&gt;) // Method to update its table</w:t>
+        <w:t xml:space="preserve">│   │   ├── </w:t>
+      </w:r>
+      <w:proofErr w:type="gramStart"/>
+      <w:r>
+        <w:rPr>
+          <w:rFonts w:ascii="Courier New" w:eastAsia="Times New Roman" w:hAnsi="Courier New" w:cs="Courier New"/>
+          <w:sz w:val="20"/>
+          <w:szCs w:val="20"/>
+          <w:lang w:val="en-US"/>
+        </w:rPr>
+        <w:t>updateTableData(</w:t>
+      </w:r>
+      <w:proofErr w:type="gramEnd"/>
+      <w:r>
+        <w:rPr>
+          <w:rFonts w:ascii="Courier New" w:eastAsia="Times New Roman" w:hAnsi="Courier New" w:cs="Courier New"/>
+          <w:sz w:val="20"/>
+          <w:szCs w:val="20"/>
+          <w:lang w:val="en-US"/>
+        </w:rPr>
+        <w:t>List&lt;RowData&gt;) // Method to update its table</w:t>
       </w:r>
     </w:p>
     <w:p>
@@ -4498,7 +4624,27 @@
           <w:szCs w:val="20"/>
           <w:lang w:val="en-US"/>
         </w:rPr>
-        <w:t>│   │   ├── updateScanButtonState() // Method to update scan button based on text fields</w:t>
+        <w:t xml:space="preserve">│   │   ├── </w:t>
+      </w:r>
+      <w:proofErr w:type="gramStart"/>
+      <w:r>
+        <w:rPr>
+          <w:rFonts w:ascii="Courier New" w:eastAsia="Times New Roman" w:hAnsi="Courier New" w:cs="Courier New"/>
+          <w:sz w:val="20"/>
+          <w:szCs w:val="20"/>
+          <w:lang w:val="en-US"/>
+        </w:rPr>
+        <w:t>updateScanButtonState(</w:t>
+      </w:r>
+      <w:proofErr w:type="gramEnd"/>
+      <w:r>
+        <w:rPr>
+          <w:rFonts w:ascii="Courier New" w:eastAsia="Times New Roman" w:hAnsi="Courier New" w:cs="Courier New"/>
+          <w:sz w:val="20"/>
+          <w:szCs w:val="20"/>
+          <w:lang w:val="en-US"/>
+        </w:rPr>
+        <w:t>) // Method to update scan button based on text fields</w:t>
       </w:r>
     </w:p>
     <w:p>
@@ -4536,8 +4682,19 @@
           <w:szCs w:val="20"/>
           <w:lang w:val="en-US"/>
         </w:rPr>
-        <w:t>│   │   ├── setSelectAllCheckboxState()</w:t>
-      </w:r>
+        <w:t xml:space="preserve">│   │   ├── </w:t>
+      </w:r>
+      <w:proofErr w:type="gramStart"/>
+      <w:r>
+        <w:rPr>
+          <w:rFonts w:ascii="Courier New" w:eastAsia="Times New Roman" w:hAnsi="Courier New" w:cs="Courier New"/>
+          <w:sz w:val="20"/>
+          <w:szCs w:val="20"/>
+          <w:lang w:val="en-US"/>
+        </w:rPr>
+        <w:t>setSelectAllCheckboxState()</w:t>
+      </w:r>
+      <w:proofErr w:type="gramEnd"/>
     </w:p>
     <w:p>
       <w:pPr>
@@ -4574,7 +4731,27 @@
           <w:szCs w:val="20"/>
           <w:lang w:val="en-US"/>
         </w:rPr>
-        <w:t>│   │   ├── getSourceDir(), getDestDir()</w:t>
+        <w:t xml:space="preserve">│   │   ├── </w:t>
+      </w:r>
+      <w:proofErr w:type="gramStart"/>
+      <w:r>
+        <w:rPr>
+          <w:rFonts w:ascii="Courier New" w:eastAsia="Times New Roman" w:hAnsi="Courier New" w:cs="Courier New"/>
+          <w:sz w:val="20"/>
+          <w:szCs w:val="20"/>
+          <w:lang w:val="en-US"/>
+        </w:rPr>
+        <w:t>getSourceDir(</w:t>
+      </w:r>
+      <w:proofErr w:type="gramEnd"/>
+      <w:r>
+        <w:rPr>
+          <w:rFonts w:ascii="Courier New" w:eastAsia="Times New Roman" w:hAnsi="Courier New" w:cs="Courier New"/>
+          <w:sz w:val="20"/>
+          <w:szCs w:val="20"/>
+          <w:lang w:val="en-US"/>
+        </w:rPr>
+        <w:t>), getDestDir()</w:t>
       </w:r>
     </w:p>
     <w:p>
@@ -4612,8 +4789,19 @@
           <w:szCs w:val="20"/>
           <w:lang w:val="en-US"/>
         </w:rPr>
-        <w:t>│   │   ├── isCheckSourceSelected()</w:t>
-      </w:r>
+        <w:t xml:space="preserve">│   │   ├── </w:t>
+      </w:r>
+      <w:proofErr w:type="gramStart"/>
+      <w:r>
+        <w:rPr>
+          <w:rFonts w:ascii="Courier New" w:eastAsia="Times New Roman" w:hAnsi="Courier New" w:cs="Courier New"/>
+          <w:sz w:val="20"/>
+          <w:szCs w:val="20"/>
+          <w:lang w:val="en-US"/>
+        </w:rPr>
+        <w:t>isCheckSourceSelected()</w:t>
+      </w:r>
+      <w:proofErr w:type="gramEnd"/>
     </w:p>
     <w:p>
       <w:pPr>
@@ -4802,7 +4990,27 @@
           <w:szCs w:val="20"/>
           <w:lang w:val="en-US"/>
         </w:rPr>
-        <w:t>│   │   ├── updateTableData(List&lt;RowData&gt;) // Method to update its table</w:t>
+        <w:t xml:space="preserve">│   │   ├── </w:t>
+      </w:r>
+      <w:proofErr w:type="gramStart"/>
+      <w:r>
+        <w:rPr>
+          <w:rFonts w:ascii="Courier New" w:eastAsia="Times New Roman" w:hAnsi="Courier New" w:cs="Courier New"/>
+          <w:sz w:val="20"/>
+          <w:szCs w:val="20"/>
+          <w:lang w:val="en-US"/>
+        </w:rPr>
+        <w:t>updateTableData(</w:t>
+      </w:r>
+      <w:proofErr w:type="gramEnd"/>
+      <w:r>
+        <w:rPr>
+          <w:rFonts w:ascii="Courier New" w:eastAsia="Times New Roman" w:hAnsi="Courier New" w:cs="Courier New"/>
+          <w:sz w:val="20"/>
+          <w:szCs w:val="20"/>
+          <w:lang w:val="en-US"/>
+        </w:rPr>
+        <w:t>List&lt;RowData&gt;) // Method to update its table</w:t>
       </w:r>
     </w:p>
     <w:p>
@@ -4840,8 +5048,19 @@
           <w:szCs w:val="20"/>
           <w:lang w:val="en-US"/>
         </w:rPr>
-        <w:t>│   │   ├── getSourceDir()</w:t>
-      </w:r>
+        <w:t xml:space="preserve">│   │   ├── </w:t>
+      </w:r>
+      <w:proofErr w:type="gramStart"/>
+      <w:r>
+        <w:rPr>
+          <w:rFonts w:ascii="Courier New" w:eastAsia="Times New Roman" w:hAnsi="Courier New" w:cs="Courier New"/>
+          <w:sz w:val="20"/>
+          <w:szCs w:val="20"/>
+          <w:lang w:val="en-US"/>
+        </w:rPr>
+        <w:t>getSourceDir()</w:t>
+      </w:r>
+      <w:proofErr w:type="gramEnd"/>
     </w:p>
     <w:p>
       <w:pPr>
@@ -4993,7 +5212,27 @@
           <w:szCs w:val="20"/>
           <w:lang w:val="en-US"/>
         </w:rPr>
-        <w:t>│   │   ├── updateProgressBar(int value)</w:t>
+        <w:t xml:space="preserve">│   │   ├── </w:t>
+      </w:r>
+      <w:proofErr w:type="gramStart"/>
+      <w:r>
+        <w:rPr>
+          <w:rFonts w:ascii="Courier New" w:eastAsia="Times New Roman" w:hAnsi="Courier New" w:cs="Courier New"/>
+          <w:sz w:val="20"/>
+          <w:szCs w:val="20"/>
+          <w:lang w:val="en-US"/>
+        </w:rPr>
+        <w:t>updateProgressBar(</w:t>
+      </w:r>
+      <w:proofErr w:type="gramEnd"/>
+      <w:r>
+        <w:rPr>
+          <w:rFonts w:ascii="Courier New" w:eastAsia="Times New Roman" w:hAnsi="Courier New" w:cs="Courier New"/>
+          <w:sz w:val="20"/>
+          <w:szCs w:val="20"/>
+          <w:lang w:val="en-US"/>
+        </w:rPr>
+        <w:t>int value)</w:t>
       </w:r>
     </w:p>
     <w:p>
@@ -5031,7 +5270,27 @@
           <w:szCs w:val="20"/>
           <w:lang w:val="en-US"/>
         </w:rPr>
-        <w:t>│   │   ├── updateSelectedCount(long count)</w:t>
+        <w:t xml:space="preserve">│   │   ├── </w:t>
+      </w:r>
+      <w:proofErr w:type="gramStart"/>
+      <w:r>
+        <w:rPr>
+          <w:rFonts w:ascii="Courier New" w:eastAsia="Times New Roman" w:hAnsi="Courier New" w:cs="Courier New"/>
+          <w:sz w:val="20"/>
+          <w:szCs w:val="20"/>
+          <w:lang w:val="en-US"/>
+        </w:rPr>
+        <w:t>updateSelectedCount(</w:t>
+      </w:r>
+      <w:proofErr w:type="gramEnd"/>
+      <w:r>
+        <w:rPr>
+          <w:rFonts w:ascii="Courier New" w:eastAsia="Times New Roman" w:hAnsi="Courier New" w:cs="Courier New"/>
+          <w:sz w:val="20"/>
+          <w:szCs w:val="20"/>
+          <w:lang w:val="en-US"/>
+        </w:rPr>
+        <w:t>long count)</w:t>
       </w:r>
     </w:p>
     <w:p>
@@ -5069,7 +5328,27 @@
           <w:szCs w:val="20"/>
           <w:lang w:val="en-US"/>
         </w:rPr>
-        <w:t>│   │   ├── updateTotalCount(long count)</w:t>
+        <w:t xml:space="preserve">│   │   ├── </w:t>
+      </w:r>
+      <w:proofErr w:type="gramStart"/>
+      <w:r>
+        <w:rPr>
+          <w:rFonts w:ascii="Courier New" w:eastAsia="Times New Roman" w:hAnsi="Courier New" w:cs="Courier New"/>
+          <w:sz w:val="20"/>
+          <w:szCs w:val="20"/>
+          <w:lang w:val="en-US"/>
+        </w:rPr>
+        <w:t>updateTotalCount(</w:t>
+      </w:r>
+      <w:proofErr w:type="gramEnd"/>
+      <w:r>
+        <w:rPr>
+          <w:rFonts w:ascii="Courier New" w:eastAsia="Times New Roman" w:hAnsi="Courier New" w:cs="Courier New"/>
+          <w:sz w:val="20"/>
+          <w:szCs w:val="20"/>
+          <w:lang w:val="en-US"/>
+        </w:rPr>
+        <w:t>long count)</w:t>
       </w:r>
     </w:p>
     <w:p>
@@ -5107,7 +5386,27 @@
           <w:szCs w:val="20"/>
           <w:lang w:val="en-US"/>
         </w:rPr>
-        <w:t>│   │   ├── updateDuration(long seconds)</w:t>
+        <w:t xml:space="preserve">│   │   ├── </w:t>
+      </w:r>
+      <w:proofErr w:type="gramStart"/>
+      <w:r>
+        <w:rPr>
+          <w:rFonts w:ascii="Courier New" w:eastAsia="Times New Roman" w:hAnsi="Courier New" w:cs="Courier New"/>
+          <w:sz w:val="20"/>
+          <w:szCs w:val="20"/>
+          <w:lang w:val="en-US"/>
+        </w:rPr>
+        <w:t>updateDuration(</w:t>
+      </w:r>
+      <w:proofErr w:type="gramEnd"/>
+      <w:r>
+        <w:rPr>
+          <w:rFonts w:ascii="Courier New" w:eastAsia="Times New Roman" w:hAnsi="Courier New" w:cs="Courier New"/>
+          <w:sz w:val="20"/>
+          <w:szCs w:val="20"/>
+          <w:lang w:val="en-US"/>
+        </w:rPr>
+        <w:t>long seconds)</w:t>
       </w:r>
     </w:p>
     <w:p>
@@ -5145,7 +5444,27 @@
           <w:szCs w:val="20"/>
           <w:lang w:val="en-US"/>
         </w:rPr>
-        <w:t>│   │   ├── updateMessage(String message)</w:t>
+        <w:t xml:space="preserve">│   │   ├── </w:t>
+      </w:r>
+      <w:proofErr w:type="gramStart"/>
+      <w:r>
+        <w:rPr>
+          <w:rFonts w:ascii="Courier New" w:eastAsia="Times New Roman" w:hAnsi="Courier New" w:cs="Courier New"/>
+          <w:sz w:val="20"/>
+          <w:szCs w:val="20"/>
+          <w:lang w:val="en-US"/>
+        </w:rPr>
+        <w:t>updateMessage(</w:t>
+      </w:r>
+      <w:proofErr w:type="gramEnd"/>
+      <w:r>
+        <w:rPr>
+          <w:rFonts w:ascii="Courier New" w:eastAsia="Times New Roman" w:hAnsi="Courier New" w:cs="Courier New"/>
+          <w:sz w:val="20"/>
+          <w:szCs w:val="20"/>
+          <w:lang w:val="en-US"/>
+        </w:rPr>
+        <w:t>String message)</w:t>
       </w:r>
     </w:p>
     <w:p>
@@ -5259,7 +5578,27 @@
           <w:szCs w:val="20"/>
           <w:lang w:val="en-US"/>
         </w:rPr>
-        <w:t>│   │   ├── createTable(FileTableModel model)</w:t>
+        <w:t xml:space="preserve">│   │   ├── </w:t>
+      </w:r>
+      <w:proofErr w:type="gramStart"/>
+      <w:r>
+        <w:rPr>
+          <w:rFonts w:ascii="Courier New" w:eastAsia="Times New Roman" w:hAnsi="Courier New" w:cs="Courier New"/>
+          <w:sz w:val="20"/>
+          <w:szCs w:val="20"/>
+          <w:lang w:val="en-US"/>
+        </w:rPr>
+        <w:t>createTable(</w:t>
+      </w:r>
+      <w:proofErr w:type="gramEnd"/>
+      <w:r>
+        <w:rPr>
+          <w:rFonts w:ascii="Courier New" w:eastAsia="Times New Roman" w:hAnsi="Courier New" w:cs="Courier New"/>
+          <w:sz w:val="20"/>
+          <w:szCs w:val="20"/>
+          <w:lang w:val="en-US"/>
+        </w:rPr>
+        <w:t>FileTableModel model)</w:t>
       </w:r>
     </w:p>
     <w:p>
@@ -5480,6 +5819,7 @@
           <w:lang w:val="en-US"/>
         </w:rPr>
       </w:pPr>
+      <w:proofErr w:type="gramStart"/>
       <w:r>
         <w:rPr>
           <w:rFonts w:ascii="Courier New" w:eastAsia="Times New Roman" w:hAnsi="Courier New" w:cs="Courier New"/>
@@ -5489,6 +5829,7 @@
         </w:rPr>
         <w:t>│   │   │   ├── isCellEditable, setValueAt, etc.</w:t>
       </w:r>
+      <w:proofErr w:type="gramEnd"/>
     </w:p>
     <w:p>
       <w:pPr>
@@ -5829,7 +6170,27 @@
           <w:szCs w:val="20"/>
           <w:lang w:val="en-US"/>
         </w:rPr>
-        <w:t>│   │   ├── onSourceFolderSelected(String path, String key, boolean multiple)</w:t>
+        <w:t xml:space="preserve">│   │   ├── </w:t>
+      </w:r>
+      <w:proofErr w:type="gramStart"/>
+      <w:r>
+        <w:rPr>
+          <w:rFonts w:ascii="Courier New" w:eastAsia="Times New Roman" w:hAnsi="Courier New" w:cs="Courier New"/>
+          <w:sz w:val="20"/>
+          <w:szCs w:val="20"/>
+          <w:lang w:val="en-US"/>
+        </w:rPr>
+        <w:t>onSourceFolderSelected(</w:t>
+      </w:r>
+      <w:proofErr w:type="gramEnd"/>
+      <w:r>
+        <w:rPr>
+          <w:rFonts w:ascii="Courier New" w:eastAsia="Times New Roman" w:hAnsi="Courier New" w:cs="Courier New"/>
+          <w:sz w:val="20"/>
+          <w:szCs w:val="20"/>
+          <w:lang w:val="en-US"/>
+        </w:rPr>
+        <w:t>String path, String key, boolean multiple)</w:t>
       </w:r>
     </w:p>
     <w:p>
@@ -5867,7 +6228,27 @@
           <w:szCs w:val="20"/>
           <w:lang w:val="en-US"/>
         </w:rPr>
-        <w:t>│   │   ├── onDestFolderSelected(String path, String key, boolean multiple)</w:t>
+        <w:t xml:space="preserve">│   │   ├── </w:t>
+      </w:r>
+      <w:proofErr w:type="gramStart"/>
+      <w:r>
+        <w:rPr>
+          <w:rFonts w:ascii="Courier New" w:eastAsia="Times New Roman" w:hAnsi="Courier New" w:cs="Courier New"/>
+          <w:sz w:val="20"/>
+          <w:szCs w:val="20"/>
+          <w:lang w:val="en-US"/>
+        </w:rPr>
+        <w:t>onDestFolderSelected(</w:t>
+      </w:r>
+      <w:proofErr w:type="gramEnd"/>
+      <w:r>
+        <w:rPr>
+          <w:rFonts w:ascii="Courier New" w:eastAsia="Times New Roman" w:hAnsi="Courier New" w:cs="Courier New"/>
+          <w:sz w:val="20"/>
+          <w:szCs w:val="20"/>
+          <w:lang w:val="en-US"/>
+        </w:rPr>
+        <w:t>String path, String key, boolean multiple)</w:t>
       </w:r>
     </w:p>
     <w:p>
@@ -5905,8 +6286,19 @@
           <w:szCs w:val="20"/>
           <w:lang w:val="en-US"/>
         </w:rPr>
-        <w:t>│   │   ├── onScanDifferencesClicked()</w:t>
-      </w:r>
+        <w:t xml:space="preserve">│   │   ├── </w:t>
+      </w:r>
+      <w:proofErr w:type="gramStart"/>
+      <w:r>
+        <w:rPr>
+          <w:rFonts w:ascii="Courier New" w:eastAsia="Times New Roman" w:hAnsi="Courier New" w:cs="Courier New"/>
+          <w:sz w:val="20"/>
+          <w:szCs w:val="20"/>
+          <w:lang w:val="en-US"/>
+        </w:rPr>
+        <w:t>onScanDifferencesClicked()</w:t>
+      </w:r>
+      <w:proofErr w:type="gramEnd"/>
     </w:p>
     <w:p>
       <w:pPr>
@@ -5943,8 +6335,19 @@
           <w:szCs w:val="20"/>
           <w:lang w:val="en-US"/>
         </w:rPr>
-        <w:t>│   │   ├── onFindDuplicatesClicked()</w:t>
-      </w:r>
+        <w:t xml:space="preserve">│   │   ├── </w:t>
+      </w:r>
+      <w:proofErr w:type="gramStart"/>
+      <w:r>
+        <w:rPr>
+          <w:rFonts w:ascii="Courier New" w:eastAsia="Times New Roman" w:hAnsi="Courier New" w:cs="Courier New"/>
+          <w:sz w:val="20"/>
+          <w:szCs w:val="20"/>
+          <w:lang w:val="en-US"/>
+        </w:rPr>
+        <w:t>onFindDuplicatesClicked()</w:t>
+      </w:r>
+      <w:proofErr w:type="gramEnd"/>
     </w:p>
     <w:p>
       <w:pPr>
@@ -5981,8 +6384,19 @@
           <w:szCs w:val="20"/>
           <w:lang w:val="en-US"/>
         </w:rPr>
-        <w:t>│   │   ├── onCopySelectedClicked()</w:t>
-      </w:r>
+        <w:t xml:space="preserve">│   │   ├── </w:t>
+      </w:r>
+      <w:proofErr w:type="gramStart"/>
+      <w:r>
+        <w:rPr>
+          <w:rFonts w:ascii="Courier New" w:eastAsia="Times New Roman" w:hAnsi="Courier New" w:cs="Courier New"/>
+          <w:sz w:val="20"/>
+          <w:szCs w:val="20"/>
+          <w:lang w:val="en-US"/>
+        </w:rPr>
+        <w:t>onCopySelectedClicked()</w:t>
+      </w:r>
+      <w:proofErr w:type="gramEnd"/>
     </w:p>
     <w:p>
       <w:pPr>
@@ -6019,8 +6433,19 @@
           <w:szCs w:val="20"/>
           <w:lang w:val="en-US"/>
         </w:rPr>
-        <w:t>│   │   ├── onDeleteSourceSelectedClicked()</w:t>
-      </w:r>
+        <w:t xml:space="preserve">│   │   ├── </w:t>
+      </w:r>
+      <w:proofErr w:type="gramStart"/>
+      <w:r>
+        <w:rPr>
+          <w:rFonts w:ascii="Courier New" w:eastAsia="Times New Roman" w:hAnsi="Courier New" w:cs="Courier New"/>
+          <w:sz w:val="20"/>
+          <w:szCs w:val="20"/>
+          <w:lang w:val="en-US"/>
+        </w:rPr>
+        <w:t>onDeleteSourceSelectedClicked()</w:t>
+      </w:r>
+      <w:proofErr w:type="gramEnd"/>
     </w:p>
     <w:p>
       <w:pPr>
@@ -6057,8 +6482,19 @@
           <w:szCs w:val="20"/>
           <w:lang w:val="en-US"/>
         </w:rPr>
-        <w:t>│   │   ├── onDeleteDestSelectedClicked()</w:t>
-      </w:r>
+        <w:t xml:space="preserve">│   │   ├── </w:t>
+      </w:r>
+      <w:proofErr w:type="gramStart"/>
+      <w:r>
+        <w:rPr>
+          <w:rFonts w:ascii="Courier New" w:eastAsia="Times New Roman" w:hAnsi="Courier New" w:cs="Courier New"/>
+          <w:sz w:val="20"/>
+          <w:szCs w:val="20"/>
+          <w:lang w:val="en-US"/>
+        </w:rPr>
+        <w:t>onDeleteDestSelectedClicked()</w:t>
+      </w:r>
+      <w:proofErr w:type="gramEnd"/>
     </w:p>
     <w:p>
       <w:pPr>
@@ -6095,7 +6531,27 @@
           <w:szCs w:val="20"/>
           <w:lang w:val="en-US"/>
         </w:rPr>
-        <w:t>│   │   ├── onTableCheckboxChanged(int row, boolean isChecked)</w:t>
+        <w:t xml:space="preserve">│   │   ├── </w:t>
+      </w:r>
+      <w:proofErr w:type="gramStart"/>
+      <w:r>
+        <w:rPr>
+          <w:rFonts w:ascii="Courier New" w:eastAsia="Times New Roman" w:hAnsi="Courier New" w:cs="Courier New"/>
+          <w:sz w:val="20"/>
+          <w:szCs w:val="20"/>
+          <w:lang w:val="en-US"/>
+        </w:rPr>
+        <w:t>onTableCheckboxChanged(</w:t>
+      </w:r>
+      <w:proofErr w:type="gramEnd"/>
+      <w:r>
+        <w:rPr>
+          <w:rFonts w:ascii="Courier New" w:eastAsia="Times New Roman" w:hAnsi="Courier New" w:cs="Courier New"/>
+          <w:sz w:val="20"/>
+          <w:szCs w:val="20"/>
+          <w:lang w:val="en-US"/>
+        </w:rPr>
+        <w:t>int row, boolean isChecked)</w:t>
       </w:r>
     </w:p>
     <w:p>
@@ -6133,7 +6589,27 @@
           <w:szCs w:val="20"/>
           <w:lang w:val="en-US"/>
         </w:rPr>
-        <w:t>│   │   ├── onTabChanged(int selectedIndex)</w:t>
+        <w:t xml:space="preserve">│   │   ├── </w:t>
+      </w:r>
+      <w:proofErr w:type="gramStart"/>
+      <w:r>
+        <w:rPr>
+          <w:rFonts w:ascii="Courier New" w:eastAsia="Times New Roman" w:hAnsi="Courier New" w:cs="Courier New"/>
+          <w:sz w:val="20"/>
+          <w:szCs w:val="20"/>
+          <w:lang w:val="en-US"/>
+        </w:rPr>
+        <w:t>onTabChanged(</w:t>
+      </w:r>
+      <w:proofErr w:type="gramEnd"/>
+      <w:r>
+        <w:rPr>
+          <w:rFonts w:ascii="Courier New" w:eastAsia="Times New Roman" w:hAnsi="Courier New" w:cs="Courier New"/>
+          <w:sz w:val="20"/>
+          <w:szCs w:val="20"/>
+          <w:lang w:val="en-US"/>
+        </w:rPr>
+        <w:t>int selectedIndex)</w:t>
       </w:r>
     </w:p>
     <w:p>
@@ -6209,8 +6685,19 @@
           <w:szCs w:val="20"/>
           <w:lang w:val="en-US"/>
         </w:rPr>
-        <w:t>├── controller</w:t>
-      </w:r>
+        <w:t xml:space="preserve">├── </w:t>
+      </w:r>
+      <w:proofErr w:type="gramStart"/>
+      <w:r>
+        <w:rPr>
+          <w:rFonts w:ascii="Courier New" w:eastAsia="Times New Roman" w:hAnsi="Courier New" w:cs="Courier New"/>
+          <w:sz w:val="20"/>
+          <w:szCs w:val="20"/>
+          <w:lang w:val="en-US"/>
+        </w:rPr>
+        <w:t>controller</w:t>
+      </w:r>
+      <w:proofErr w:type="gramEnd"/>
     </w:p>
     <w:p>
       <w:pPr>
@@ -6513,8 +7000,19 @@
           <w:szCs w:val="20"/>
           <w:lang w:val="en-US"/>
         </w:rPr>
-        <w:t>│   │   ├── scanDifferences()</w:t>
-      </w:r>
+        <w:t xml:space="preserve">│   │   ├── </w:t>
+      </w:r>
+      <w:proofErr w:type="gramStart"/>
+      <w:r>
+        <w:rPr>
+          <w:rFonts w:ascii="Courier New" w:eastAsia="Times New Roman" w:hAnsi="Courier New" w:cs="Courier New"/>
+          <w:sz w:val="20"/>
+          <w:szCs w:val="20"/>
+          <w:lang w:val="en-US"/>
+        </w:rPr>
+        <w:t>scanDifferences()</w:t>
+      </w:r>
+      <w:proofErr w:type="gramEnd"/>
     </w:p>
     <w:p>
       <w:pPr>
@@ -6551,8 +7049,19 @@
           <w:szCs w:val="20"/>
           <w:lang w:val="en-US"/>
         </w:rPr>
-        <w:t>│   │   ├── scanDuplicates()</w:t>
-      </w:r>
+        <w:t xml:space="preserve">│   │   ├── </w:t>
+      </w:r>
+      <w:proofErr w:type="gramStart"/>
+      <w:r>
+        <w:rPr>
+          <w:rFonts w:ascii="Courier New" w:eastAsia="Times New Roman" w:hAnsi="Courier New" w:cs="Courier New"/>
+          <w:sz w:val="20"/>
+          <w:szCs w:val="20"/>
+          <w:lang w:val="en-US"/>
+        </w:rPr>
+        <w:t>scanDuplicates()</w:t>
+      </w:r>
+      <w:proofErr w:type="gramEnd"/>
     </w:p>
     <w:p>
       <w:pPr>
@@ -6589,8 +7098,19 @@
           <w:szCs w:val="20"/>
           <w:lang w:val="en-US"/>
         </w:rPr>
-        <w:t>│   │   ├── copyFiles()</w:t>
-      </w:r>
+        <w:t xml:space="preserve">│   │   ├── </w:t>
+      </w:r>
+      <w:proofErr w:type="gramStart"/>
+      <w:r>
+        <w:rPr>
+          <w:rFonts w:ascii="Courier New" w:eastAsia="Times New Roman" w:hAnsi="Courier New" w:cs="Courier New"/>
+          <w:sz w:val="20"/>
+          <w:szCs w:val="20"/>
+          <w:lang w:val="en-US"/>
+        </w:rPr>
+        <w:t>copyFiles()</w:t>
+      </w:r>
+      <w:proofErr w:type="gramEnd"/>
     </w:p>
     <w:p>
       <w:pPr>
@@ -6627,8 +7147,19 @@
           <w:szCs w:val="20"/>
           <w:lang w:val="en-US"/>
         </w:rPr>
-        <w:t>│   │   ├── deleteFiles()</w:t>
-      </w:r>
+        <w:t xml:space="preserve">│   │   ├── </w:t>
+      </w:r>
+      <w:proofErr w:type="gramStart"/>
+      <w:r>
+        <w:rPr>
+          <w:rFonts w:ascii="Courier New" w:eastAsia="Times New Roman" w:hAnsi="Courier New" w:cs="Courier New"/>
+          <w:sz w:val="20"/>
+          <w:szCs w:val="20"/>
+          <w:lang w:val="en-US"/>
+        </w:rPr>
+        <w:t>deleteFiles()</w:t>
+      </w:r>
+      <w:proofErr w:type="gramEnd"/>
     </w:p>
     <w:p>
       <w:pPr>
@@ -6665,7 +7196,27 @@
           <w:szCs w:val="20"/>
           <w:lang w:val="en-US"/>
         </w:rPr>
-        <w:t>│   │   ├── toggleActionType(ActionHelper.ActionEnum)</w:t>
+        <w:t xml:space="preserve">│   │   ├── </w:t>
+      </w:r>
+      <w:proofErr w:type="gramStart"/>
+      <w:r>
+        <w:rPr>
+          <w:rFonts w:ascii="Courier New" w:eastAsia="Times New Roman" w:hAnsi="Courier New" w:cs="Courier New"/>
+          <w:sz w:val="20"/>
+          <w:szCs w:val="20"/>
+          <w:lang w:val="en-US"/>
+        </w:rPr>
+        <w:t>toggleActionType(</w:t>
+      </w:r>
+      <w:proofErr w:type="gramEnd"/>
+      <w:r>
+        <w:rPr>
+          <w:rFonts w:ascii="Courier New" w:eastAsia="Times New Roman" w:hAnsi="Courier New" w:cs="Courier New"/>
+          <w:sz w:val="20"/>
+          <w:szCs w:val="20"/>
+          <w:lang w:val="en-US"/>
+        </w:rPr>
+        <w:t>ActionHelper.ActionEnum)</w:t>
       </w:r>
     </w:p>
     <w:p>
@@ -6703,7 +7254,27 @@
           <w:szCs w:val="20"/>
           <w:lang w:val="en-US"/>
         </w:rPr>
-        <w:t>│   │   ├── handleCheckboxChange(int row, boolean isChecked)</w:t>
+        <w:t xml:space="preserve">│   │   ├── </w:t>
+      </w:r>
+      <w:proofErr w:type="gramStart"/>
+      <w:r>
+        <w:rPr>
+          <w:rFonts w:ascii="Courier New" w:eastAsia="Times New Roman" w:hAnsi="Courier New" w:cs="Courier New"/>
+          <w:sz w:val="20"/>
+          <w:szCs w:val="20"/>
+          <w:lang w:val="en-US"/>
+        </w:rPr>
+        <w:t>handleCheckboxChange(</w:t>
+      </w:r>
+      <w:proofErr w:type="gramEnd"/>
+      <w:r>
+        <w:rPr>
+          <w:rFonts w:ascii="Courier New" w:eastAsia="Times New Roman" w:hAnsi="Courier New" w:cs="Courier New"/>
+          <w:sz w:val="20"/>
+          <w:szCs w:val="20"/>
+          <w:lang w:val="en-US"/>
+        </w:rPr>
+        <w:t>int row, boolean isChecked)</w:t>
       </w:r>
     </w:p>
     <w:p>
@@ -6741,7 +7312,27 @@
           <w:szCs w:val="20"/>
           <w:lang w:val="en-US"/>
         </w:rPr>
-        <w:t>│   │   ├── updateStatusBarCounts() // Centralized status bar update logic</w:t>
+        <w:t xml:space="preserve">│   │   ├── </w:t>
+      </w:r>
+      <w:proofErr w:type="gramStart"/>
+      <w:r>
+        <w:rPr>
+          <w:rFonts w:ascii="Courier New" w:eastAsia="Times New Roman" w:hAnsi="Courier New" w:cs="Courier New"/>
+          <w:sz w:val="20"/>
+          <w:szCs w:val="20"/>
+          <w:lang w:val="en-US"/>
+        </w:rPr>
+        <w:t>updateStatusBarCounts(</w:t>
+      </w:r>
+      <w:proofErr w:type="gramEnd"/>
+      <w:r>
+        <w:rPr>
+          <w:rFonts w:ascii="Courier New" w:eastAsia="Times New Roman" w:hAnsi="Courier New" w:cs="Courier New"/>
+          <w:sz w:val="20"/>
+          <w:szCs w:val="20"/>
+          <w:lang w:val="en-US"/>
+        </w:rPr>
+        <w:t>) // Centralized status bar update logic</w:t>
       </w:r>
     </w:p>
     <w:p>
@@ -6779,8 +7370,19 @@
           <w:szCs w:val="20"/>
           <w:lang w:val="en-US"/>
         </w:rPr>
-        <w:t>│   │   ├── saveStateOnClose()</w:t>
-      </w:r>
+        <w:t xml:space="preserve">│   │   ├── </w:t>
+      </w:r>
+      <w:proofErr w:type="gramStart"/>
+      <w:r>
+        <w:rPr>
+          <w:rFonts w:ascii="Courier New" w:eastAsia="Times New Roman" w:hAnsi="Courier New" w:cs="Courier New"/>
+          <w:sz w:val="20"/>
+          <w:szCs w:val="20"/>
+          <w:lang w:val="en-US"/>
+        </w:rPr>
+        <w:t>saveStateOnClose()</w:t>
+      </w:r>
+      <w:proofErr w:type="gramEnd"/>
     </w:p>
     <w:p>
       <w:pPr>
@@ -6893,7 +7495,27 @@
           <w:szCs w:val="20"/>
           <w:lang w:val="en-US"/>
         </w:rPr>
-        <w:t>│   │   ├── onScanStarted(String message)</w:t>
+        <w:t xml:space="preserve">│   │   ├── </w:t>
+      </w:r>
+      <w:proofErr w:type="gramStart"/>
+      <w:r>
+        <w:rPr>
+          <w:rFonts w:ascii="Courier New" w:eastAsia="Times New Roman" w:hAnsi="Courier New" w:cs="Courier New"/>
+          <w:sz w:val="20"/>
+          <w:szCs w:val="20"/>
+          <w:lang w:val="en-US"/>
+        </w:rPr>
+        <w:t>onScanStarted(</w:t>
+      </w:r>
+      <w:proofErr w:type="gramEnd"/>
+      <w:r>
+        <w:rPr>
+          <w:rFonts w:ascii="Courier New" w:eastAsia="Times New Roman" w:hAnsi="Courier New" w:cs="Courier New"/>
+          <w:sz w:val="20"/>
+          <w:szCs w:val="20"/>
+          <w:lang w:val="en-US"/>
+        </w:rPr>
+        <w:t>String message)</w:t>
       </w:r>
     </w:p>
     <w:p>
@@ -6931,7 +7553,27 @@
           <w:szCs w:val="20"/>
           <w:lang w:val="en-US"/>
         </w:rPr>
-        <w:t>│   │   ├── onScanProgress(int progress)</w:t>
+        <w:t xml:space="preserve">│   │   ├── </w:t>
+      </w:r>
+      <w:proofErr w:type="gramStart"/>
+      <w:r>
+        <w:rPr>
+          <w:rFonts w:ascii="Courier New" w:eastAsia="Times New Roman" w:hAnsi="Courier New" w:cs="Courier New"/>
+          <w:sz w:val="20"/>
+          <w:szCs w:val="20"/>
+          <w:lang w:val="en-US"/>
+        </w:rPr>
+        <w:t>onScanProgress(</w:t>
+      </w:r>
+      <w:proofErr w:type="gramEnd"/>
+      <w:r>
+        <w:rPr>
+          <w:rFonts w:ascii="Courier New" w:eastAsia="Times New Roman" w:hAnsi="Courier New" w:cs="Courier New"/>
+          <w:sz w:val="20"/>
+          <w:szCs w:val="20"/>
+          <w:lang w:val="en-US"/>
+        </w:rPr>
+        <w:t>int progress)</w:t>
       </w:r>
     </w:p>
     <w:p>
@@ -6969,7 +7611,27 @@
           <w:szCs w:val="20"/>
           <w:lang w:val="en-US"/>
         </w:rPr>
-        <w:t>│   │   ├── onScanCompleted(List&lt;RowData&gt;, String message)</w:t>
+        <w:t xml:space="preserve">│   │   ├── </w:t>
+      </w:r>
+      <w:proofErr w:type="gramStart"/>
+      <w:r>
+        <w:rPr>
+          <w:rFonts w:ascii="Courier New" w:eastAsia="Times New Roman" w:hAnsi="Courier New" w:cs="Courier New"/>
+          <w:sz w:val="20"/>
+          <w:szCs w:val="20"/>
+          <w:lang w:val="en-US"/>
+        </w:rPr>
+        <w:t>onScanCompleted(</w:t>
+      </w:r>
+      <w:proofErr w:type="gramEnd"/>
+      <w:r>
+        <w:rPr>
+          <w:rFonts w:ascii="Courier New" w:eastAsia="Times New Roman" w:hAnsi="Courier New" w:cs="Courier New"/>
+          <w:sz w:val="20"/>
+          <w:szCs w:val="20"/>
+          <w:lang w:val="en-US"/>
+        </w:rPr>
+        <w:t>List&lt;RowData&gt;, String message)</w:t>
       </w:r>
     </w:p>
     <w:p>
@@ -7083,7 +7745,27 @@
           <w:szCs w:val="20"/>
           <w:lang w:val="en-US"/>
         </w:rPr>
-        <w:t>│   │   ├── onFileActionStarted(String message)</w:t>
+        <w:t xml:space="preserve">│   │   ├── </w:t>
+      </w:r>
+      <w:proofErr w:type="gramStart"/>
+      <w:r>
+        <w:rPr>
+          <w:rFonts w:ascii="Courier New" w:eastAsia="Times New Roman" w:hAnsi="Courier New" w:cs="Courier New"/>
+          <w:sz w:val="20"/>
+          <w:szCs w:val="20"/>
+          <w:lang w:val="en-US"/>
+        </w:rPr>
+        <w:t>onFileActionStarted(</w:t>
+      </w:r>
+      <w:proofErr w:type="gramEnd"/>
+      <w:r>
+        <w:rPr>
+          <w:rFonts w:ascii="Courier New" w:eastAsia="Times New Roman" w:hAnsi="Courier New" w:cs="Courier New"/>
+          <w:sz w:val="20"/>
+          <w:szCs w:val="20"/>
+          <w:lang w:val="en-US"/>
+        </w:rPr>
+        <w:t>String message)</w:t>
       </w:r>
     </w:p>
     <w:p>
@@ -7122,7 +7804,27 @@
           <w:lang w:val="en-US"/>
         </w:rPr>
         <w:lastRenderedPageBreak/>
-        <w:t>│   │   ├── onFileActionProgress(int progress)</w:t>
+        <w:t xml:space="preserve">│   │   ├── </w:t>
+      </w:r>
+      <w:proofErr w:type="gramStart"/>
+      <w:r>
+        <w:rPr>
+          <w:rFonts w:ascii="Courier New" w:eastAsia="Times New Roman" w:hAnsi="Courier New" w:cs="Courier New"/>
+          <w:sz w:val="20"/>
+          <w:szCs w:val="20"/>
+          <w:lang w:val="en-US"/>
+        </w:rPr>
+        <w:t>onFileActionProgress(</w:t>
+      </w:r>
+      <w:proofErr w:type="gramEnd"/>
+      <w:r>
+        <w:rPr>
+          <w:rFonts w:ascii="Courier New" w:eastAsia="Times New Roman" w:hAnsi="Courier New" w:cs="Courier New"/>
+          <w:sz w:val="20"/>
+          <w:szCs w:val="20"/>
+          <w:lang w:val="en-US"/>
+        </w:rPr>
+        <w:t>int progress)</w:t>
       </w:r>
     </w:p>
     <w:p>
@@ -7160,7 +7862,27 @@
           <w:szCs w:val="20"/>
           <w:lang w:val="en-US"/>
         </w:rPr>
-        <w:t>│   │   ├── onFileActionCompleted(String message)</w:t>
+        <w:t xml:space="preserve">│   │   ├── </w:t>
+      </w:r>
+      <w:proofErr w:type="gramStart"/>
+      <w:r>
+        <w:rPr>
+          <w:rFonts w:ascii="Courier New" w:eastAsia="Times New Roman" w:hAnsi="Courier New" w:cs="Courier New"/>
+          <w:sz w:val="20"/>
+          <w:szCs w:val="20"/>
+          <w:lang w:val="en-US"/>
+        </w:rPr>
+        <w:t>onFileActionCompleted(</w:t>
+      </w:r>
+      <w:proofErr w:type="gramEnd"/>
+      <w:r>
+        <w:rPr>
+          <w:rFonts w:ascii="Courier New" w:eastAsia="Times New Roman" w:hAnsi="Courier New" w:cs="Courier New"/>
+          <w:sz w:val="20"/>
+          <w:szCs w:val="20"/>
+          <w:lang w:val="en-US"/>
+        </w:rPr>
+        <w:t>String message)</w:t>
       </w:r>
     </w:p>
     <w:p>
@@ -7198,7 +7920,27 @@
           <w:szCs w:val="20"/>
           <w:lang w:val="en-US"/>
         </w:rPr>
-        <w:t>│   │   ├── markFileAsProcessed(int rowIndex, String status)</w:t>
+        <w:t xml:space="preserve">│   │   ├── </w:t>
+      </w:r>
+      <w:proofErr w:type="gramStart"/>
+      <w:r>
+        <w:rPr>
+          <w:rFonts w:ascii="Courier New" w:eastAsia="Times New Roman" w:hAnsi="Courier New" w:cs="Courier New"/>
+          <w:sz w:val="20"/>
+          <w:szCs w:val="20"/>
+          <w:lang w:val="en-US"/>
+        </w:rPr>
+        <w:t>markFileAsProcessed(</w:t>
+      </w:r>
+      <w:proofErr w:type="gramEnd"/>
+      <w:r>
+        <w:rPr>
+          <w:rFonts w:ascii="Courier New" w:eastAsia="Times New Roman" w:hAnsi="Courier New" w:cs="Courier New"/>
+          <w:sz w:val="20"/>
+          <w:szCs w:val="20"/>
+          <w:lang w:val="en-US"/>
+        </w:rPr>
+        <w:t>int rowIndex, String status)</w:t>
       </w:r>
     </w:p>
     <w:p>
@@ -7274,8 +8016,19 @@
           <w:szCs w:val="20"/>
           <w:lang w:val="en-US"/>
         </w:rPr>
-        <w:t>├── service</w:t>
-      </w:r>
+        <w:t xml:space="preserve">├── </w:t>
+      </w:r>
+      <w:proofErr w:type="gramStart"/>
+      <w:r>
+        <w:rPr>
+          <w:rFonts w:ascii="Courier New" w:eastAsia="Times New Roman" w:hAnsi="Courier New" w:cs="Courier New"/>
+          <w:sz w:val="20"/>
+          <w:szCs w:val="20"/>
+          <w:lang w:val="en-US"/>
+        </w:rPr>
+        <w:t>service</w:t>
+      </w:r>
+      <w:proofErr w:type="gramEnd"/>
     </w:p>
     <w:p>
       <w:pPr>
@@ -7350,7 +8103,27 @@
           <w:szCs w:val="20"/>
           <w:lang w:val="en-US"/>
         </w:rPr>
-        <w:t>│   │   ├── scanDifferences(sourceDir, destDir, checkSource, IScanProgressListener listener)</w:t>
+        <w:t xml:space="preserve">│   │   ├── </w:t>
+      </w:r>
+      <w:proofErr w:type="gramStart"/>
+      <w:r>
+        <w:rPr>
+          <w:rFonts w:ascii="Courier New" w:eastAsia="Times New Roman" w:hAnsi="Courier New" w:cs="Courier New"/>
+          <w:sz w:val="20"/>
+          <w:szCs w:val="20"/>
+          <w:lang w:val="en-US"/>
+        </w:rPr>
+        <w:t>scanDifferences(</w:t>
+      </w:r>
+      <w:proofErr w:type="gramEnd"/>
+      <w:r>
+        <w:rPr>
+          <w:rFonts w:ascii="Courier New" w:eastAsia="Times New Roman" w:hAnsi="Courier New" w:cs="Courier New"/>
+          <w:sz w:val="20"/>
+          <w:szCs w:val="20"/>
+          <w:lang w:val="en-US"/>
+        </w:rPr>
+        <w:t>sourceDir, destDir, checkSource, IScanProgressListener listener)</w:t>
       </w:r>
     </w:p>
     <w:p>
@@ -7388,7 +8161,27 @@
           <w:szCs w:val="20"/>
           <w:lang w:val="en-US"/>
         </w:rPr>
-        <w:t>│   │   ├── findDuplicateFiles(sourceDir, IScanProgressListener listener)</w:t>
+        <w:t xml:space="preserve">│   │   ├── </w:t>
+      </w:r>
+      <w:proofErr w:type="gramStart"/>
+      <w:r>
+        <w:rPr>
+          <w:rFonts w:ascii="Courier New" w:eastAsia="Times New Roman" w:hAnsi="Courier New" w:cs="Courier New"/>
+          <w:sz w:val="20"/>
+          <w:szCs w:val="20"/>
+          <w:lang w:val="en-US"/>
+        </w:rPr>
+        <w:t>findDuplicateFiles(</w:t>
+      </w:r>
+      <w:proofErr w:type="gramEnd"/>
+      <w:r>
+        <w:rPr>
+          <w:rFonts w:ascii="Courier New" w:eastAsia="Times New Roman" w:hAnsi="Courier New" w:cs="Courier New"/>
+          <w:sz w:val="20"/>
+          <w:szCs w:val="20"/>
+          <w:lang w:val="en-US"/>
+        </w:rPr>
+        <w:t>sourceDir, IScanProgressListener listener)</w:t>
       </w:r>
     </w:p>
     <w:p>
@@ -7464,7 +8257,27 @@
           <w:szCs w:val="20"/>
           <w:lang w:val="en-US"/>
         </w:rPr>
-        <w:t>│   │   │   ├── onProgressUpdate(int progress)</w:t>
+        <w:t xml:space="preserve">│   │   │   ├── </w:t>
+      </w:r>
+      <w:proofErr w:type="gramStart"/>
+      <w:r>
+        <w:rPr>
+          <w:rFonts w:ascii="Courier New" w:eastAsia="Times New Roman" w:hAnsi="Courier New" w:cs="Courier New"/>
+          <w:sz w:val="20"/>
+          <w:szCs w:val="20"/>
+          <w:lang w:val="en-US"/>
+        </w:rPr>
+        <w:t>onProgressUpdate(</w:t>
+      </w:r>
+      <w:proofErr w:type="gramEnd"/>
+      <w:r>
+        <w:rPr>
+          <w:rFonts w:ascii="Courier New" w:eastAsia="Times New Roman" w:hAnsi="Courier New" w:cs="Courier New"/>
+          <w:sz w:val="20"/>
+          <w:szCs w:val="20"/>
+          <w:lang w:val="en-US"/>
+        </w:rPr>
+        <w:t>int progress)</w:t>
       </w:r>
     </w:p>
     <w:p>
@@ -7502,7 +8315,27 @@
           <w:szCs w:val="20"/>
           <w:lang w:val="en-US"/>
         </w:rPr>
-        <w:t>│   │   │   ├── onScanFinished(Map&lt;String, String&gt; differences or Map&lt;String, List&lt;String&gt;&gt; duplicates)</w:t>
+        <w:t xml:space="preserve">│   │   │   ├── </w:t>
+      </w:r>
+      <w:proofErr w:type="gramStart"/>
+      <w:r>
+        <w:rPr>
+          <w:rFonts w:ascii="Courier New" w:eastAsia="Times New Roman" w:hAnsi="Courier New" w:cs="Courier New"/>
+          <w:sz w:val="20"/>
+          <w:szCs w:val="20"/>
+          <w:lang w:val="en-US"/>
+        </w:rPr>
+        <w:t>onScanFinished(</w:t>
+      </w:r>
+      <w:proofErr w:type="gramEnd"/>
+      <w:r>
+        <w:rPr>
+          <w:rFonts w:ascii="Courier New" w:eastAsia="Times New Roman" w:hAnsi="Courier New" w:cs="Courier New"/>
+          <w:sz w:val="20"/>
+          <w:szCs w:val="20"/>
+          <w:lang w:val="en-US"/>
+        </w:rPr>
+        <w:t>Map&lt;String, String&gt; differences or Map&lt;String, List&lt;String&gt;&gt; duplicates)</w:t>
       </w:r>
     </w:p>
     <w:p>
@@ -7616,7 +8449,27 @@
           <w:szCs w:val="20"/>
           <w:lang w:val="en-US"/>
         </w:rPr>
-        <w:t>│   │   ├── copyFiles(sourceDir, destDir, selectedRows, IFileActionProgressListener listener)</w:t>
+        <w:t xml:space="preserve">│   │   ├── </w:t>
+      </w:r>
+      <w:proofErr w:type="gramStart"/>
+      <w:r>
+        <w:rPr>
+          <w:rFonts w:ascii="Courier New" w:eastAsia="Times New Roman" w:hAnsi="Courier New" w:cs="Courier New"/>
+          <w:sz w:val="20"/>
+          <w:szCs w:val="20"/>
+          <w:lang w:val="en-US"/>
+        </w:rPr>
+        <w:t>copyFiles(</w:t>
+      </w:r>
+      <w:proofErr w:type="gramEnd"/>
+      <w:r>
+        <w:rPr>
+          <w:rFonts w:ascii="Courier New" w:eastAsia="Times New Roman" w:hAnsi="Courier New" w:cs="Courier New"/>
+          <w:sz w:val="20"/>
+          <w:szCs w:val="20"/>
+          <w:lang w:val="en-US"/>
+        </w:rPr>
+        <w:t>sourceDir, destDir, selectedRows, IFileActionProgressListener listener)</w:t>
       </w:r>
     </w:p>
     <w:p>
@@ -7654,7 +8507,27 @@
           <w:szCs w:val="20"/>
           <w:lang w:val="en-US"/>
         </w:rPr>
-        <w:t>│   │   ├── deleteFiles(deleteType, selectedRows, IFileActionProgressListener listener)</w:t>
+        <w:t xml:space="preserve">│   │   ├── </w:t>
+      </w:r>
+      <w:proofErr w:type="gramStart"/>
+      <w:r>
+        <w:rPr>
+          <w:rFonts w:ascii="Courier New" w:eastAsia="Times New Roman" w:hAnsi="Courier New" w:cs="Courier New"/>
+          <w:sz w:val="20"/>
+          <w:szCs w:val="20"/>
+          <w:lang w:val="en-US"/>
+        </w:rPr>
+        <w:t>deleteFiles(</w:t>
+      </w:r>
+      <w:proofErr w:type="gramEnd"/>
+      <w:r>
+        <w:rPr>
+          <w:rFonts w:ascii="Courier New" w:eastAsia="Times New Roman" w:hAnsi="Courier New" w:cs="Courier New"/>
+          <w:sz w:val="20"/>
+          <w:szCs w:val="20"/>
+          <w:lang w:val="en-US"/>
+        </w:rPr>
+        <w:t>deleteType, selectedRows, IFileActionProgressListener listener)</w:t>
       </w:r>
     </w:p>
     <w:p>
@@ -7730,7 +8603,27 @@
           <w:szCs w:val="20"/>
           <w:lang w:val="en-US"/>
         </w:rPr>
-        <w:t>│   │   │   ├── onProgressUpdate(int progress)</w:t>
+        <w:t xml:space="preserve">│   │   │   ├── </w:t>
+      </w:r>
+      <w:proofErr w:type="gramStart"/>
+      <w:r>
+        <w:rPr>
+          <w:rFonts w:ascii="Courier New" w:eastAsia="Times New Roman" w:hAnsi="Courier New" w:cs="Courier New"/>
+          <w:sz w:val="20"/>
+          <w:szCs w:val="20"/>
+          <w:lang w:val="en-US"/>
+        </w:rPr>
+        <w:t>onProgressUpdate(</w:t>
+      </w:r>
+      <w:proofErr w:type="gramEnd"/>
+      <w:r>
+        <w:rPr>
+          <w:rFonts w:ascii="Courier New" w:eastAsia="Times New Roman" w:hAnsi="Courier New" w:cs="Courier New"/>
+          <w:sz w:val="20"/>
+          <w:szCs w:val="20"/>
+          <w:lang w:val="en-US"/>
+        </w:rPr>
+        <w:t>int progress)</w:t>
       </w:r>
     </w:p>
     <w:p>
@@ -7768,7 +8661,27 @@
           <w:szCs w:val="20"/>
           <w:lang w:val="en-US"/>
         </w:rPr>
-        <w:t>│   │   │   ├── onFileProcessed(int rowIndex, String status)</w:t>
+        <w:t xml:space="preserve">│   │   │   ├── </w:t>
+      </w:r>
+      <w:proofErr w:type="gramStart"/>
+      <w:r>
+        <w:rPr>
+          <w:rFonts w:ascii="Courier New" w:eastAsia="Times New Roman" w:hAnsi="Courier New" w:cs="Courier New"/>
+          <w:sz w:val="20"/>
+          <w:szCs w:val="20"/>
+          <w:lang w:val="en-US"/>
+        </w:rPr>
+        <w:t>onFileProcessed(</w:t>
+      </w:r>
+      <w:proofErr w:type="gramEnd"/>
+      <w:r>
+        <w:rPr>
+          <w:rFonts w:ascii="Courier New" w:eastAsia="Times New Roman" w:hAnsi="Courier New" w:cs="Courier New"/>
+          <w:sz w:val="20"/>
+          <w:szCs w:val="20"/>
+          <w:lang w:val="en-US"/>
+        </w:rPr>
+        <w:t>int rowIndex, String status)</w:t>
       </w:r>
     </w:p>
     <w:p>
@@ -7806,7 +8719,27 @@
           <w:szCs w:val="20"/>
           <w:lang w:val="en-US"/>
         </w:rPr>
-        <w:t>│   │   │   ├── onActionFinished(String message, String warning)</w:t>
+        <w:t xml:space="preserve">│   │   │   ├── </w:t>
+      </w:r>
+      <w:proofErr w:type="gramStart"/>
+      <w:r>
+        <w:rPr>
+          <w:rFonts w:ascii="Courier New" w:eastAsia="Times New Roman" w:hAnsi="Courier New" w:cs="Courier New"/>
+          <w:sz w:val="20"/>
+          <w:szCs w:val="20"/>
+          <w:lang w:val="en-US"/>
+        </w:rPr>
+        <w:t>onActionFinished(</w:t>
+      </w:r>
+      <w:proofErr w:type="gramEnd"/>
+      <w:r>
+        <w:rPr>
+          <w:rFonts w:ascii="Courier New" w:eastAsia="Times New Roman" w:hAnsi="Courier New" w:cs="Courier New"/>
+          <w:sz w:val="20"/>
+          <w:szCs w:val="20"/>
+          <w:lang w:val="en-US"/>
+        </w:rPr>
+        <w:t>String message, String warning)</w:t>
       </w:r>
     </w:p>
     <w:p>
@@ -8110,8 +9043,19 @@
           <w:szCs w:val="20"/>
           <w:lang w:val="en-US"/>
         </w:rPr>
-        <w:t>├── model</w:t>
-      </w:r>
+        <w:t xml:space="preserve">├── </w:t>
+      </w:r>
+      <w:proofErr w:type="gramStart"/>
+      <w:r>
+        <w:rPr>
+          <w:rFonts w:ascii="Courier New" w:eastAsia="Times New Roman" w:hAnsi="Courier New" w:cs="Courier New"/>
+          <w:sz w:val="20"/>
+          <w:szCs w:val="20"/>
+          <w:lang w:val="en-US"/>
+        </w:rPr>
+        <w:t>model</w:t>
+      </w:r>
+      <w:proofErr w:type="gramEnd"/>
     </w:p>
     <w:p>
       <w:pPr>
@@ -8186,7 +9130,27 @@
           <w:szCs w:val="20"/>
           <w:lang w:val="en-US"/>
         </w:rPr>
-        <w:t>│   ├── RowData (more specific for the table model: boolean selected, String folder, String filename, String comment)</w:t>
+        <w:t xml:space="preserve">│   ├── RowData (more specific for the table model: </w:t>
+      </w:r>
+      <w:proofErr w:type="gramStart"/>
+      <w:r>
+        <w:rPr>
+          <w:rFonts w:ascii="Courier New" w:eastAsia="Times New Roman" w:hAnsi="Courier New" w:cs="Courier New"/>
+          <w:sz w:val="20"/>
+          <w:szCs w:val="20"/>
+          <w:lang w:val="en-US"/>
+        </w:rPr>
+        <w:t>boolean</w:t>
+      </w:r>
+      <w:proofErr w:type="gramEnd"/>
+      <w:r>
+        <w:rPr>
+          <w:rFonts w:ascii="Courier New" w:eastAsia="Times New Roman" w:hAnsi="Courier New" w:cs="Courier New"/>
+          <w:sz w:val="20"/>
+          <w:szCs w:val="20"/>
+          <w:lang w:val="en-US"/>
+        </w:rPr>
+        <w:t xml:space="preserve"> selected, String folder, String filename, String comment)</w:t>
       </w:r>
     </w:p>
     <w:p>
@@ -8262,8 +9226,19 @@
           <w:szCs w:val="20"/>
           <w:lang w:val="en-US"/>
         </w:rPr>
-        <w:t>├── util</w:t>
-      </w:r>
+        <w:t xml:space="preserve">├── </w:t>
+      </w:r>
+      <w:proofErr w:type="gramStart"/>
+      <w:r>
+        <w:rPr>
+          <w:rFonts w:ascii="Courier New" w:eastAsia="Times New Roman" w:hAnsi="Courier New" w:cs="Courier New"/>
+          <w:sz w:val="20"/>
+          <w:szCs w:val="20"/>
+          <w:lang w:val="en-US"/>
+        </w:rPr>
+        <w:t>util</w:t>
+      </w:r>
+      <w:proofErr w:type="gramEnd"/>
     </w:p>
     <w:p>
       <w:pPr>
@@ -8490,7 +9465,27 @@
           <w:szCs w:val="20"/>
           <w:lang w:val="en-US"/>
         </w:rPr>
-        <w:t>├── common (package for common utilities like ActionHelper)</w:t>
+        <w:t xml:space="preserve">├── </w:t>
+      </w:r>
+      <w:proofErr w:type="gramStart"/>
+      <w:r>
+        <w:rPr>
+          <w:rFonts w:ascii="Courier New" w:eastAsia="Times New Roman" w:hAnsi="Courier New" w:cs="Courier New"/>
+          <w:sz w:val="20"/>
+          <w:szCs w:val="20"/>
+          <w:lang w:val="en-US"/>
+        </w:rPr>
+        <w:t>common</w:t>
+      </w:r>
+      <w:proofErr w:type="gramEnd"/>
+      <w:r>
+        <w:rPr>
+          <w:rFonts w:ascii="Courier New" w:eastAsia="Times New Roman" w:hAnsi="Courier New" w:cs="Courier New"/>
+          <w:sz w:val="20"/>
+          <w:szCs w:val="20"/>
+          <w:lang w:val="en-US"/>
+        </w:rPr>
+        <w:t xml:space="preserve"> (package for common utilities like ActionHelper)</w:t>
       </w:r>
     </w:p>
     <w:p>
@@ -8640,7 +9635,27 @@
           <w:szCs w:val="20"/>
           <w:lang w:val="en-US"/>
         </w:rPr>
-        <w:t>record FileEntry(boolean selected, String folder, String filename, String comment)</w:t>
+        <w:t xml:space="preserve">record </w:t>
+      </w:r>
+      <w:proofErr w:type="gramStart"/>
+      <w:r>
+        <w:rPr>
+          <w:rFonts w:ascii="Courier New" w:eastAsia="Times New Roman" w:hAnsi="Courier New" w:cs="Courier New"/>
+          <w:sz w:val="20"/>
+          <w:szCs w:val="20"/>
+          <w:lang w:val="en-US"/>
+        </w:rPr>
+        <w:t>FileEntry(</w:t>
+      </w:r>
+      <w:proofErr w:type="gramEnd"/>
+      <w:r>
+        <w:rPr>
+          <w:rFonts w:ascii="Courier New" w:eastAsia="Times New Roman" w:hAnsi="Courier New" w:cs="Courier New"/>
+          <w:sz w:val="20"/>
+          <w:szCs w:val="20"/>
+          <w:lang w:val="en-US"/>
+        </w:rPr>
+        <w:t>boolean selected, String folder, String filename, String comment)</w:t>
       </w:r>
       <w:r>
         <w:rPr>
@@ -8805,14 +9820,25 @@
         </w:rPr>
         <w:t xml:space="preserve"> in its constructor or have a </w:t>
       </w:r>
-      <w:r>
-        <w:rPr>
-          <w:rFonts w:ascii="Courier New" w:eastAsia="Times New Roman" w:hAnsi="Courier New" w:cs="Courier New"/>
-          <w:sz w:val="20"/>
-          <w:szCs w:val="20"/>
-          <w:lang w:val="en-US"/>
-        </w:rPr>
-        <w:t>setData(List&lt;FileEntry&gt;)</w:t>
+      <w:proofErr w:type="gramStart"/>
+      <w:r>
+        <w:rPr>
+          <w:rFonts w:ascii="Courier New" w:eastAsia="Times New Roman" w:hAnsi="Courier New" w:cs="Courier New"/>
+          <w:sz w:val="20"/>
+          <w:szCs w:val="20"/>
+          <w:lang w:val="en-US"/>
+        </w:rPr>
+        <w:t>setData(</w:t>
+      </w:r>
+      <w:proofErr w:type="gramEnd"/>
+      <w:r>
+        <w:rPr>
+          <w:rFonts w:ascii="Courier New" w:eastAsia="Times New Roman" w:hAnsi="Courier New" w:cs="Courier New"/>
+          <w:sz w:val="20"/>
+          <w:szCs w:val="20"/>
+          <w:lang w:val="en-US"/>
+        </w:rPr>
+        <w:t>List&lt;FileEntry&gt;)</w:t>
       </w:r>
       <w:r>
         <w:rPr>
@@ -9556,14 +10582,25 @@
         </w:rPr>
         <w:t xml:space="preserve">Add methods like </w:t>
       </w:r>
-      <w:r>
-        <w:rPr>
-          <w:rFonts w:ascii="Courier New" w:eastAsia="Times New Roman" w:hAnsi="Courier New" w:cs="Courier New"/>
-          <w:sz w:val="20"/>
-          <w:szCs w:val="20"/>
-          <w:lang w:val="en-US"/>
-        </w:rPr>
-        <w:t>setScanButtonEnabled(boolean)</w:t>
+      <w:proofErr w:type="gramStart"/>
+      <w:r>
+        <w:rPr>
+          <w:rFonts w:ascii="Courier New" w:eastAsia="Times New Roman" w:hAnsi="Courier New" w:cs="Courier New"/>
+          <w:sz w:val="20"/>
+          <w:szCs w:val="20"/>
+          <w:lang w:val="en-US"/>
+        </w:rPr>
+        <w:t>setScanButtonEnabled(</w:t>
+      </w:r>
+      <w:proofErr w:type="gramEnd"/>
+      <w:r>
+        <w:rPr>
+          <w:rFonts w:ascii="Courier New" w:eastAsia="Times New Roman" w:hAnsi="Courier New" w:cs="Courier New"/>
+          <w:sz w:val="20"/>
+          <w:szCs w:val="20"/>
+          <w:lang w:val="en-US"/>
+        </w:rPr>
+        <w:t>boolean)</w:t>
       </w:r>
       <w:r>
         <w:rPr>
@@ -11305,14 +12342,25 @@
         </w:rPr>
         <w:t xml:space="preserve"> to call </w:t>
       </w:r>
-      <w:r>
-        <w:rPr>
-          <w:rFonts w:ascii="Courier New" w:eastAsia="Times New Roman" w:hAnsi="Courier New" w:cs="Courier New"/>
-          <w:sz w:val="20"/>
-          <w:szCs w:val="20"/>
-          <w:lang w:val="en-US"/>
-        </w:rPr>
-        <w:t>controller.onTabChanged()</w:t>
+      <w:proofErr w:type="gramStart"/>
+      <w:r>
+        <w:rPr>
+          <w:rFonts w:ascii="Courier New" w:eastAsia="Times New Roman" w:hAnsi="Courier New" w:cs="Courier New"/>
+          <w:sz w:val="20"/>
+          <w:szCs w:val="20"/>
+          <w:lang w:val="en-US"/>
+        </w:rPr>
+        <w:t>controller.onTabChanged(</w:t>
+      </w:r>
+      <w:proofErr w:type="gramEnd"/>
+      <w:r>
+        <w:rPr>
+          <w:rFonts w:ascii="Courier New" w:eastAsia="Times New Roman" w:hAnsi="Courier New" w:cs="Courier New"/>
+          <w:sz w:val="20"/>
+          <w:szCs w:val="20"/>
+          <w:lang w:val="en-US"/>
+        </w:rPr>
+        <w:t>)</w:t>
       </w:r>
       <w:r>
         <w:rPr>
@@ -11407,14 +12455,25 @@
         </w:rPr>
         <w:t xml:space="preserve"> for saving data on close will call </w:t>
       </w:r>
-      <w:r>
-        <w:rPr>
-          <w:rFonts w:ascii="Courier New" w:eastAsia="Times New Roman" w:hAnsi="Courier New" w:cs="Courier New"/>
-          <w:sz w:val="20"/>
-          <w:szCs w:val="20"/>
-          <w:lang w:val="en-US"/>
-        </w:rPr>
-        <w:t>controller.saveStateOnClose()</w:t>
+      <w:proofErr w:type="gramStart"/>
+      <w:r>
+        <w:rPr>
+          <w:rFonts w:ascii="Courier New" w:eastAsia="Times New Roman" w:hAnsi="Courier New" w:cs="Courier New"/>
+          <w:sz w:val="20"/>
+          <w:szCs w:val="20"/>
+          <w:lang w:val="en-US"/>
+        </w:rPr>
+        <w:t>controller.saveStateOnClose(</w:t>
+      </w:r>
+      <w:proofErr w:type="gramEnd"/>
+      <w:r>
+        <w:rPr>
+          <w:rFonts w:ascii="Courier New" w:eastAsia="Times New Roman" w:hAnsi="Courier New" w:cs="Courier New"/>
+          <w:sz w:val="20"/>
+          <w:szCs w:val="20"/>
+          <w:lang w:val="en-US"/>
+        </w:rPr>
+        <w:t>)</w:t>
       </w:r>
       <w:r>
         <w:rPr>
@@ -11826,6 +12885,3220 @@
         </w:rPr>
         <w:t>le, and understandable codebase</w:t>
       </w:r>
+    </w:p>
+    <w:p>
+      <w:pPr>
+        <w:spacing w:before="100" w:beforeAutospacing="1" w:after="100" w:afterAutospacing="1" w:line="240" w:lineRule="auto"/>
+        <w:rPr>
+          <w:rFonts w:ascii="Times New Roman" w:eastAsia="Times New Roman" w:hAnsi="Times New Roman" w:cs="Times New Roman"/>
+          <w:sz w:val="24"/>
+          <w:szCs w:val="24"/>
+          <w:lang w:val="en-US"/>
+        </w:rPr>
+      </w:pPr>
+    </w:p>
+    <w:p>
+      <w:pPr>
+        <w:spacing w:before="100" w:beforeAutospacing="1" w:after="100" w:afterAutospacing="1" w:line="240" w:lineRule="auto"/>
+        <w:rPr>
+          <w:rFonts w:ascii="Times New Roman" w:eastAsia="Times New Roman" w:hAnsi="Times New Roman" w:cs="Times New Roman"/>
+          <w:sz w:val="24"/>
+          <w:szCs w:val="24"/>
+          <w:lang w:val="en-US"/>
+        </w:rPr>
+      </w:pPr>
+      <w:r>
+        <w:rPr>
+          <w:rFonts w:ascii="Times New Roman" w:eastAsia="Times New Roman" w:hAnsi="Times New Roman" w:cs="Times New Roman"/>
+          <w:sz w:val="24"/>
+          <w:szCs w:val="24"/>
+          <w:lang w:val="en-US"/>
+        </w:rPr>
+        <w:t>============================ NEXT SUGGESTION ==========================</w:t>
+      </w:r>
+    </w:p>
+    <w:p>
+      <w:pPr>
+        <w:spacing w:before="100" w:beforeAutospacing="1" w:after="100" w:afterAutospacing="1" w:line="240" w:lineRule="auto"/>
+        <w:outlineLvl w:val="2"/>
+        <w:rPr>
+          <w:rFonts w:ascii="Times New Roman" w:eastAsia="Times New Roman" w:hAnsi="Times New Roman" w:cs="Times New Roman"/>
+          <w:b/>
+          <w:bCs/>
+          <w:sz w:val="27"/>
+          <w:szCs w:val="27"/>
+          <w:lang w:val="en-US"/>
+        </w:rPr>
+      </w:pPr>
+      <w:r>
+        <w:rPr>
+          <w:rFonts w:ascii="Times New Roman" w:eastAsia="Times New Roman" w:hAnsi="Times New Roman" w:cs="Times New Roman"/>
+          <w:b/>
+          <w:bCs/>
+          <w:sz w:val="27"/>
+          <w:szCs w:val="27"/>
+          <w:lang w:val="en-US"/>
+        </w:rPr>
+        <w:t>I. Further Separation of Concerns (UI, Logic, Services)</w:t>
+      </w:r>
+    </w:p>
+    <w:p>
+      <w:pPr>
+        <w:spacing w:before="100" w:beforeAutospacing="1" w:after="100" w:afterAutospacing="1" w:line="240" w:lineRule="auto"/>
+        <w:rPr>
+          <w:rFonts w:ascii="Times New Roman" w:eastAsia="Times New Roman" w:hAnsi="Times New Roman" w:cs="Times New Roman"/>
+          <w:sz w:val="24"/>
+          <w:szCs w:val="24"/>
+          <w:lang w:val="en-US"/>
+        </w:rPr>
+      </w:pPr>
+      <w:r>
+        <w:rPr>
+          <w:rFonts w:ascii="Times New Roman" w:eastAsia="Times New Roman" w:hAnsi="Times New Roman" w:cs="Times New Roman"/>
+          <w:sz w:val="24"/>
+          <w:szCs w:val="24"/>
+          <w:lang w:val="en-US"/>
+        </w:rPr>
+        <w:t xml:space="preserve">While you've started separating concerns, the </w:t>
+      </w:r>
+      <w:r>
+        <w:rPr>
+          <w:rFonts w:ascii="Courier New" w:eastAsia="Times New Roman" w:hAnsi="Courier New" w:cs="Courier New"/>
+          <w:sz w:val="20"/>
+          <w:szCs w:val="20"/>
+          <w:lang w:val="en-US"/>
+        </w:rPr>
+        <w:t>CopyFileScannerSwingUI</w:t>
+      </w:r>
+      <w:r>
+        <w:rPr>
+          <w:rFonts w:ascii="Times New Roman" w:eastAsia="Times New Roman" w:hAnsi="Times New Roman" w:cs="Times New Roman"/>
+          <w:sz w:val="24"/>
+          <w:szCs w:val="24"/>
+          <w:lang w:val="en-US"/>
+        </w:rPr>
+        <w:t xml:space="preserve"> (formerly </w:t>
+      </w:r>
+      <w:r>
+        <w:rPr>
+          <w:rFonts w:ascii="Courier New" w:eastAsia="Times New Roman" w:hAnsi="Courier New" w:cs="Courier New"/>
+          <w:sz w:val="20"/>
+          <w:szCs w:val="20"/>
+          <w:lang w:val="en-US"/>
+        </w:rPr>
+        <w:t>CopyFileScannerGUI</w:t>
+      </w:r>
+      <w:r>
+        <w:rPr>
+          <w:rFonts w:ascii="Times New Roman" w:eastAsia="Times New Roman" w:hAnsi="Times New Roman" w:cs="Times New Roman"/>
+          <w:sz w:val="24"/>
+          <w:szCs w:val="24"/>
+          <w:lang w:val="en-US"/>
+        </w:rPr>
+        <w:t xml:space="preserve">) and even the new </w:t>
+      </w:r>
+      <w:r>
+        <w:rPr>
+          <w:rFonts w:ascii="Courier New" w:eastAsia="Times New Roman" w:hAnsi="Courier New" w:cs="Courier New"/>
+          <w:sz w:val="20"/>
+          <w:szCs w:val="20"/>
+          <w:lang w:val="en-US"/>
+        </w:rPr>
+        <w:t>FileOperationController</w:t>
+      </w:r>
+      <w:r>
+        <w:rPr>
+          <w:rFonts w:ascii="Times New Roman" w:eastAsia="Times New Roman" w:hAnsi="Times New Roman" w:cs="Times New Roman"/>
+          <w:sz w:val="24"/>
+          <w:szCs w:val="24"/>
+          <w:lang w:val="en-US"/>
+        </w:rPr>
+        <w:t xml:space="preserve"> still carry multiple responsibilities.</w:t>
+      </w:r>
+    </w:p>
+    <w:p>
+      <w:pPr>
+        <w:numPr>
+          <w:ilvl w:val="0"/>
+          <w:numId w:val="9"/>
+        </w:numPr>
+        <w:spacing w:before="100" w:beforeAutospacing="1" w:after="100" w:afterAutospacing="1" w:line="240" w:lineRule="auto"/>
+        <w:rPr>
+          <w:rFonts w:ascii="Times New Roman" w:eastAsia="Times New Roman" w:hAnsi="Times New Roman" w:cs="Times New Roman"/>
+          <w:sz w:val="24"/>
+          <w:szCs w:val="24"/>
+          <w:lang w:val="en-US"/>
+        </w:rPr>
+      </w:pPr>
+      <w:r>
+        <w:rPr>
+          <w:rFonts w:ascii="Times New Roman" w:eastAsia="Times New Roman" w:hAnsi="Times New Roman" w:cs="Times New Roman"/>
+          <w:b/>
+          <w:bCs/>
+          <w:sz w:val="24"/>
+          <w:szCs w:val="24"/>
+          <w:lang w:val="en-US"/>
+        </w:rPr>
+        <w:t>Dedicated "Controller" Layer:</w:t>
+      </w:r>
+    </w:p>
+    <w:p>
+      <w:pPr>
+        <w:numPr>
+          <w:ilvl w:val="1"/>
+          <w:numId w:val="9"/>
+        </w:numPr>
+        <w:spacing w:before="100" w:beforeAutospacing="1" w:after="100" w:afterAutospacing="1" w:line="240" w:lineRule="auto"/>
+        <w:rPr>
+          <w:rFonts w:ascii="Times New Roman" w:eastAsia="Times New Roman" w:hAnsi="Times New Roman" w:cs="Times New Roman"/>
+          <w:sz w:val="24"/>
+          <w:szCs w:val="24"/>
+          <w:lang w:val="en-US"/>
+        </w:rPr>
+      </w:pPr>
+      <w:r>
+        <w:rPr>
+          <w:rFonts w:ascii="Times New Roman" w:eastAsia="Times New Roman" w:hAnsi="Times New Roman" w:cs="Times New Roman"/>
+          <w:b/>
+          <w:bCs/>
+          <w:sz w:val="24"/>
+          <w:szCs w:val="24"/>
+          <w:lang w:val="en-US"/>
+        </w:rPr>
+        <w:t>Current State:</w:t>
+      </w:r>
+      <w:r>
+        <w:rPr>
+          <w:rFonts w:ascii="Times New Roman" w:eastAsia="Times New Roman" w:hAnsi="Times New Roman" w:cs="Times New Roman"/>
+          <w:sz w:val="24"/>
+          <w:szCs w:val="24"/>
+          <w:lang w:val="en-US"/>
+        </w:rPr>
+        <w:t xml:space="preserve"> The </w:t>
+      </w:r>
+      <w:r>
+        <w:rPr>
+          <w:rFonts w:ascii="Courier New" w:eastAsia="Times New Roman" w:hAnsi="Courier New" w:cs="Courier New"/>
+          <w:sz w:val="20"/>
+          <w:szCs w:val="20"/>
+          <w:lang w:val="en-US"/>
+        </w:rPr>
+        <w:t>FileOperationController</w:t>
+      </w:r>
+      <w:r>
+        <w:rPr>
+          <w:rFonts w:ascii="Times New Roman" w:eastAsia="Times New Roman" w:hAnsi="Times New Roman" w:cs="Times New Roman"/>
+          <w:sz w:val="24"/>
+          <w:szCs w:val="24"/>
+          <w:lang w:val="en-US"/>
+        </w:rPr>
+        <w:t xml:space="preserve"> currently manages </w:t>
+      </w:r>
+      <w:r>
+        <w:rPr>
+          <w:rFonts w:ascii="Courier New" w:eastAsia="Times New Roman" w:hAnsi="Courier New" w:cs="Courier New"/>
+          <w:sz w:val="20"/>
+          <w:szCs w:val="20"/>
+          <w:lang w:val="en-US"/>
+        </w:rPr>
+        <w:t>ActionListener</w:t>
+      </w:r>
+      <w:r>
+        <w:rPr>
+          <w:rFonts w:ascii="Times New Roman" w:eastAsia="Times New Roman" w:hAnsi="Times New Roman" w:cs="Times New Roman"/>
+          <w:sz w:val="24"/>
+          <w:szCs w:val="24"/>
+          <w:lang w:val="en-US"/>
+        </w:rPr>
+        <w:t xml:space="preserve"> logic (</w:t>
+      </w:r>
+      <w:r>
+        <w:rPr>
+          <w:rFonts w:ascii="Courier New" w:eastAsia="Times New Roman" w:hAnsi="Courier New" w:cs="Courier New"/>
+          <w:sz w:val="20"/>
+          <w:szCs w:val="20"/>
+          <w:lang w:val="en-US"/>
+        </w:rPr>
+        <w:t>scanDifferences</w:t>
+      </w:r>
+      <w:r>
+        <w:rPr>
+          <w:rFonts w:ascii="Times New Roman" w:eastAsia="Times New Roman" w:hAnsi="Times New Roman" w:cs="Times New Roman"/>
+          <w:sz w:val="24"/>
+          <w:szCs w:val="24"/>
+          <w:lang w:val="en-US"/>
+        </w:rPr>
+        <w:t xml:space="preserve">, </w:t>
+      </w:r>
+      <w:r>
+        <w:rPr>
+          <w:rFonts w:ascii="Courier New" w:eastAsia="Times New Roman" w:hAnsi="Courier New" w:cs="Courier New"/>
+          <w:sz w:val="20"/>
+          <w:szCs w:val="20"/>
+          <w:lang w:val="en-US"/>
+        </w:rPr>
+        <w:t>copyFiles</w:t>
+      </w:r>
+      <w:r>
+        <w:rPr>
+          <w:rFonts w:ascii="Times New Roman" w:eastAsia="Times New Roman" w:hAnsi="Times New Roman" w:cs="Times New Roman"/>
+          <w:sz w:val="24"/>
+          <w:szCs w:val="24"/>
+          <w:lang w:val="en-US"/>
+        </w:rPr>
+        <w:t xml:space="preserve">, </w:t>
+      </w:r>
+      <w:r>
+        <w:rPr>
+          <w:rFonts w:ascii="Courier New" w:eastAsia="Times New Roman" w:hAnsi="Courier New" w:cs="Courier New"/>
+          <w:sz w:val="20"/>
+          <w:szCs w:val="20"/>
+          <w:lang w:val="en-US"/>
+        </w:rPr>
+        <w:t>deleteFiles</w:t>
+      </w:r>
+      <w:r>
+        <w:rPr>
+          <w:rFonts w:ascii="Times New Roman" w:eastAsia="Times New Roman" w:hAnsi="Times New Roman" w:cs="Times New Roman"/>
+          <w:sz w:val="24"/>
+          <w:szCs w:val="24"/>
+          <w:lang w:val="en-US"/>
+        </w:rPr>
+        <w:t xml:space="preserve">, </w:t>
+      </w:r>
+      <w:r>
+        <w:rPr>
+          <w:rFonts w:ascii="Courier New" w:eastAsia="Times New Roman" w:hAnsi="Courier New" w:cs="Courier New"/>
+          <w:sz w:val="20"/>
+          <w:szCs w:val="20"/>
+          <w:lang w:val="en-US"/>
+        </w:rPr>
+        <w:t>scanDuplicates</w:t>
+      </w:r>
+      <w:r>
+        <w:rPr>
+          <w:rFonts w:ascii="Times New Roman" w:eastAsia="Times New Roman" w:hAnsi="Times New Roman" w:cs="Times New Roman"/>
+          <w:sz w:val="24"/>
+          <w:szCs w:val="24"/>
+          <w:lang w:val="en-US"/>
+        </w:rPr>
+        <w:t xml:space="preserve">), directly calls file operations, and manages internal state related to UI components. </w:t>
+      </w:r>
+    </w:p>
+    <w:p>
+      <w:pPr>
+        <w:numPr>
+          <w:ilvl w:val="1"/>
+          <w:numId w:val="9"/>
+        </w:numPr>
+        <w:spacing w:before="100" w:beforeAutospacing="1" w:after="100" w:afterAutospacing="1" w:line="240" w:lineRule="auto"/>
+        <w:rPr>
+          <w:rFonts w:ascii="Times New Roman" w:eastAsia="Times New Roman" w:hAnsi="Times New Roman" w:cs="Times New Roman"/>
+          <w:sz w:val="24"/>
+          <w:szCs w:val="24"/>
+          <w:lang w:val="en-US"/>
+        </w:rPr>
+      </w:pPr>
+      <w:r>
+        <w:rPr>
+          <w:rFonts w:ascii="Times New Roman" w:eastAsia="Times New Roman" w:hAnsi="Times New Roman" w:cs="Times New Roman"/>
+          <w:b/>
+          <w:bCs/>
+          <w:sz w:val="24"/>
+          <w:szCs w:val="24"/>
+          <w:lang w:val="en-US"/>
+        </w:rPr>
+        <w:t>Suggestion:</w:t>
+      </w:r>
+      <w:r>
+        <w:rPr>
+          <w:rFonts w:ascii="Times New Roman" w:eastAsia="Times New Roman" w:hAnsi="Times New Roman" w:cs="Times New Roman"/>
+          <w:sz w:val="24"/>
+          <w:szCs w:val="24"/>
+          <w:lang w:val="en-US"/>
+        </w:rPr>
+        <w:t xml:space="preserve"> Refine </w:t>
+      </w:r>
+      <w:r>
+        <w:rPr>
+          <w:rFonts w:ascii="Courier New" w:eastAsia="Times New Roman" w:hAnsi="Courier New" w:cs="Courier New"/>
+          <w:sz w:val="20"/>
+          <w:szCs w:val="20"/>
+          <w:lang w:val="en-US"/>
+        </w:rPr>
+        <w:t>FileOperationController</w:t>
+      </w:r>
+      <w:r>
+        <w:rPr>
+          <w:rFonts w:ascii="Times New Roman" w:eastAsia="Times New Roman" w:hAnsi="Times New Roman" w:cs="Times New Roman"/>
+          <w:sz w:val="24"/>
+          <w:szCs w:val="24"/>
+          <w:lang w:val="en-US"/>
+        </w:rPr>
+        <w:t xml:space="preserve"> to solely act as a coordinator between the View (UI components) and the Model (services, data). It should primarily handle user input events and delegate tasks to service classes. All UI updates (e.g., refreshing labels, progress bars, </w:t>
+      </w:r>
+      <w:proofErr w:type="gramStart"/>
+      <w:r>
+        <w:rPr>
+          <w:rFonts w:ascii="Times New Roman" w:eastAsia="Times New Roman" w:hAnsi="Times New Roman" w:cs="Times New Roman"/>
+          <w:sz w:val="24"/>
+          <w:szCs w:val="24"/>
+          <w:lang w:val="en-US"/>
+        </w:rPr>
+        <w:t>table</w:t>
+      </w:r>
+      <w:proofErr w:type="gramEnd"/>
+      <w:r>
+        <w:rPr>
+          <w:rFonts w:ascii="Times New Roman" w:eastAsia="Times New Roman" w:hAnsi="Times New Roman" w:cs="Times New Roman"/>
+          <w:sz w:val="24"/>
+          <w:szCs w:val="24"/>
+          <w:lang w:val="en-US"/>
+        </w:rPr>
+        <w:t xml:space="preserve"> data) should be done by calling methods on dedicated UI components/panels, rather than directly manipulating them from the controller.</w:t>
+      </w:r>
+    </w:p>
+    <w:p>
+      <w:pPr>
+        <w:numPr>
+          <w:ilvl w:val="0"/>
+          <w:numId w:val="9"/>
+        </w:numPr>
+        <w:spacing w:before="100" w:beforeAutospacing="1" w:after="100" w:afterAutospacing="1" w:line="240" w:lineRule="auto"/>
+        <w:rPr>
+          <w:rFonts w:ascii="Times New Roman" w:eastAsia="Times New Roman" w:hAnsi="Times New Roman" w:cs="Times New Roman"/>
+          <w:sz w:val="24"/>
+          <w:szCs w:val="24"/>
+          <w:lang w:val="en-US"/>
+        </w:rPr>
+      </w:pPr>
+      <w:r>
+        <w:rPr>
+          <w:rFonts w:ascii="Times New Roman" w:eastAsia="Times New Roman" w:hAnsi="Times New Roman" w:cs="Times New Roman"/>
+          <w:b/>
+          <w:bCs/>
+          <w:sz w:val="24"/>
+          <w:szCs w:val="24"/>
+          <w:lang w:val="en-US"/>
+        </w:rPr>
+        <w:lastRenderedPageBreak/>
+        <w:t>Isolate UI Panel Creation:</w:t>
+      </w:r>
+    </w:p>
+    <w:p>
+      <w:pPr>
+        <w:numPr>
+          <w:ilvl w:val="1"/>
+          <w:numId w:val="9"/>
+        </w:numPr>
+        <w:spacing w:before="100" w:beforeAutospacing="1" w:after="100" w:afterAutospacing="1" w:line="240" w:lineRule="auto"/>
+        <w:rPr>
+          <w:rFonts w:ascii="Times New Roman" w:eastAsia="Times New Roman" w:hAnsi="Times New Roman" w:cs="Times New Roman"/>
+          <w:sz w:val="24"/>
+          <w:szCs w:val="24"/>
+          <w:lang w:val="en-US"/>
+        </w:rPr>
+      </w:pPr>
+      <w:r>
+        <w:rPr>
+          <w:rFonts w:ascii="Times New Roman" w:eastAsia="Times New Roman" w:hAnsi="Times New Roman" w:cs="Times New Roman"/>
+          <w:b/>
+          <w:bCs/>
+          <w:sz w:val="24"/>
+          <w:szCs w:val="24"/>
+          <w:lang w:val="en-US"/>
+        </w:rPr>
+        <w:t>Current State:</w:t>
+      </w:r>
+      <w:r>
+        <w:rPr>
+          <w:rFonts w:ascii="Times New Roman" w:eastAsia="Times New Roman" w:hAnsi="Times New Roman" w:cs="Times New Roman"/>
+          <w:sz w:val="24"/>
+          <w:szCs w:val="24"/>
+          <w:lang w:val="en-US"/>
+        </w:rPr>
+        <w:t xml:space="preserve"> </w:t>
+      </w:r>
+      <w:r>
+        <w:rPr>
+          <w:rFonts w:ascii="Courier New" w:eastAsia="Times New Roman" w:hAnsi="Courier New" w:cs="Courier New"/>
+          <w:sz w:val="20"/>
+          <w:szCs w:val="20"/>
+          <w:lang w:val="en-US"/>
+        </w:rPr>
+        <w:t>FindCopyPanel</w:t>
+      </w:r>
+      <w:r>
+        <w:rPr>
+          <w:rFonts w:ascii="Times New Roman" w:eastAsia="Times New Roman" w:hAnsi="Times New Roman" w:cs="Times New Roman"/>
+          <w:sz w:val="24"/>
+          <w:szCs w:val="24"/>
+          <w:lang w:val="en-US"/>
+        </w:rPr>
+        <w:t xml:space="preserve"> and </w:t>
+      </w:r>
+      <w:r>
+        <w:rPr>
+          <w:rFonts w:ascii="Courier New" w:eastAsia="Times New Roman" w:hAnsi="Courier New" w:cs="Courier New"/>
+          <w:sz w:val="20"/>
+          <w:szCs w:val="20"/>
+          <w:lang w:val="en-US"/>
+        </w:rPr>
+        <w:t>FindDuplicatePanel</w:t>
+      </w:r>
+      <w:r>
+        <w:rPr>
+          <w:rFonts w:ascii="Times New Roman" w:eastAsia="Times New Roman" w:hAnsi="Times New Roman" w:cs="Times New Roman"/>
+          <w:sz w:val="24"/>
+          <w:szCs w:val="24"/>
+          <w:lang w:val="en-US"/>
+        </w:rPr>
+        <w:t xml:space="preserve"> encapsulate their UI components and layout, which is good. </w:t>
+      </w:r>
+    </w:p>
+    <w:p>
+      <w:pPr>
+        <w:numPr>
+          <w:ilvl w:val="1"/>
+          <w:numId w:val="9"/>
+        </w:numPr>
+        <w:spacing w:before="100" w:beforeAutospacing="1" w:after="100" w:afterAutospacing="1" w:line="240" w:lineRule="auto"/>
+        <w:rPr>
+          <w:rFonts w:ascii="Times New Roman" w:eastAsia="Times New Roman" w:hAnsi="Times New Roman" w:cs="Times New Roman"/>
+          <w:sz w:val="24"/>
+          <w:szCs w:val="24"/>
+          <w:lang w:val="en-US"/>
+        </w:rPr>
+      </w:pPr>
+      <w:r>
+        <w:rPr>
+          <w:rFonts w:ascii="Times New Roman" w:eastAsia="Times New Roman" w:hAnsi="Times New Roman" w:cs="Times New Roman"/>
+          <w:b/>
+          <w:bCs/>
+          <w:sz w:val="24"/>
+          <w:szCs w:val="24"/>
+          <w:lang w:val="en-US"/>
+        </w:rPr>
+        <w:t>Suggestion:</w:t>
+      </w:r>
+      <w:r>
+        <w:rPr>
+          <w:rFonts w:ascii="Times New Roman" w:eastAsia="Times New Roman" w:hAnsi="Times New Roman" w:cs="Times New Roman"/>
+          <w:sz w:val="24"/>
+          <w:szCs w:val="24"/>
+          <w:lang w:val="en-US"/>
+        </w:rPr>
+        <w:t xml:space="preserve"> Ensure these panels are truly "dumb" views. They should expose methods for the </w:t>
+      </w:r>
+      <w:r>
+        <w:rPr>
+          <w:rFonts w:ascii="Courier New" w:eastAsia="Times New Roman" w:hAnsi="Courier New" w:cs="Courier New"/>
+          <w:sz w:val="20"/>
+          <w:szCs w:val="20"/>
+          <w:lang w:val="en-US"/>
+        </w:rPr>
+        <w:t>FileOperationController</w:t>
+      </w:r>
+      <w:r>
+        <w:rPr>
+          <w:rFonts w:ascii="Times New Roman" w:eastAsia="Times New Roman" w:hAnsi="Times New Roman" w:cs="Times New Roman"/>
+          <w:sz w:val="24"/>
+          <w:szCs w:val="24"/>
+          <w:lang w:val="en-US"/>
+        </w:rPr>
+        <w:t xml:space="preserve"> to register listeners and to update their display (e.g., </w:t>
+      </w:r>
+      <w:proofErr w:type="gramStart"/>
+      <w:r>
+        <w:rPr>
+          <w:rFonts w:ascii="Courier New" w:eastAsia="Times New Roman" w:hAnsi="Courier New" w:cs="Courier New"/>
+          <w:sz w:val="20"/>
+          <w:szCs w:val="20"/>
+          <w:lang w:val="en-US"/>
+        </w:rPr>
+        <w:t>setSourcePath(</w:t>
+      </w:r>
+      <w:proofErr w:type="gramEnd"/>
+      <w:r>
+        <w:rPr>
+          <w:rFonts w:ascii="Courier New" w:eastAsia="Times New Roman" w:hAnsi="Courier New" w:cs="Courier New"/>
+          <w:sz w:val="20"/>
+          <w:szCs w:val="20"/>
+          <w:lang w:val="en-US"/>
+        </w:rPr>
+        <w:t>String path)</w:t>
+      </w:r>
+      <w:r>
+        <w:rPr>
+          <w:rFonts w:ascii="Times New Roman" w:eastAsia="Times New Roman" w:hAnsi="Times New Roman" w:cs="Times New Roman"/>
+          <w:sz w:val="24"/>
+          <w:szCs w:val="24"/>
+          <w:lang w:val="en-US"/>
+        </w:rPr>
+        <w:t xml:space="preserve">, </w:t>
+      </w:r>
+      <w:r>
+        <w:rPr>
+          <w:rFonts w:ascii="Courier New" w:eastAsia="Times New Roman" w:hAnsi="Courier New" w:cs="Courier New"/>
+          <w:sz w:val="20"/>
+          <w:szCs w:val="20"/>
+          <w:lang w:val="en-US"/>
+        </w:rPr>
+        <w:t>setDestPath(String path)</w:t>
+      </w:r>
+      <w:r>
+        <w:rPr>
+          <w:rFonts w:ascii="Times New Roman" w:eastAsia="Times New Roman" w:hAnsi="Times New Roman" w:cs="Times New Roman"/>
+          <w:sz w:val="24"/>
+          <w:szCs w:val="24"/>
+          <w:lang w:val="en-US"/>
+        </w:rPr>
+        <w:t>), but they should not contain business logic or direct calls to file scanning/action services.</w:t>
+      </w:r>
+    </w:p>
+    <w:p>
+      <w:pPr>
+        <w:numPr>
+          <w:ilvl w:val="0"/>
+          <w:numId w:val="9"/>
+        </w:numPr>
+        <w:spacing w:before="100" w:beforeAutospacing="1" w:after="100" w:afterAutospacing="1" w:line="240" w:lineRule="auto"/>
+        <w:rPr>
+          <w:rFonts w:ascii="Times New Roman" w:eastAsia="Times New Roman" w:hAnsi="Times New Roman" w:cs="Times New Roman"/>
+          <w:sz w:val="24"/>
+          <w:szCs w:val="24"/>
+          <w:lang w:val="en-US"/>
+        </w:rPr>
+      </w:pPr>
+      <w:r>
+        <w:rPr>
+          <w:rFonts w:ascii="Times New Roman" w:eastAsia="Times New Roman" w:hAnsi="Times New Roman" w:cs="Times New Roman"/>
+          <w:b/>
+          <w:bCs/>
+          <w:sz w:val="24"/>
+          <w:szCs w:val="24"/>
+          <w:lang w:val="en-US"/>
+        </w:rPr>
+        <w:t xml:space="preserve">Extract </w:t>
+      </w:r>
+      <w:r>
+        <w:rPr>
+          <w:rFonts w:ascii="Courier New" w:eastAsia="Times New Roman" w:hAnsi="Courier New" w:cs="Courier New"/>
+          <w:b/>
+          <w:bCs/>
+          <w:sz w:val="20"/>
+          <w:szCs w:val="20"/>
+          <w:lang w:val="en-US"/>
+        </w:rPr>
+        <w:t>StatusBarPanel</w:t>
+      </w:r>
+      <w:r>
+        <w:rPr>
+          <w:rFonts w:ascii="Times New Roman" w:eastAsia="Times New Roman" w:hAnsi="Times New Roman" w:cs="Times New Roman"/>
+          <w:b/>
+          <w:bCs/>
+          <w:sz w:val="24"/>
+          <w:szCs w:val="24"/>
+          <w:lang w:val="en-US"/>
+        </w:rPr>
+        <w:t>:</w:t>
+      </w:r>
+    </w:p>
+    <w:p>
+      <w:pPr>
+        <w:numPr>
+          <w:ilvl w:val="1"/>
+          <w:numId w:val="9"/>
+        </w:numPr>
+        <w:spacing w:before="100" w:beforeAutospacing="1" w:after="100" w:afterAutospacing="1" w:line="240" w:lineRule="auto"/>
+        <w:rPr>
+          <w:rFonts w:ascii="Times New Roman" w:eastAsia="Times New Roman" w:hAnsi="Times New Roman" w:cs="Times New Roman"/>
+          <w:sz w:val="24"/>
+          <w:szCs w:val="24"/>
+          <w:lang w:val="en-US"/>
+        </w:rPr>
+      </w:pPr>
+      <w:r>
+        <w:rPr>
+          <w:rFonts w:ascii="Times New Roman" w:eastAsia="Times New Roman" w:hAnsi="Times New Roman" w:cs="Times New Roman"/>
+          <w:b/>
+          <w:bCs/>
+          <w:sz w:val="24"/>
+          <w:szCs w:val="24"/>
+          <w:lang w:val="en-US"/>
+        </w:rPr>
+        <w:t>Current State:</w:t>
+      </w:r>
+      <w:r>
+        <w:rPr>
+          <w:rFonts w:ascii="Times New Roman" w:eastAsia="Times New Roman" w:hAnsi="Times New Roman" w:cs="Times New Roman"/>
+          <w:sz w:val="24"/>
+          <w:szCs w:val="24"/>
+          <w:lang w:val="en-US"/>
+        </w:rPr>
+        <w:t xml:space="preserve"> </w:t>
+      </w:r>
+      <w:r>
+        <w:rPr>
+          <w:rFonts w:ascii="Courier New" w:eastAsia="Times New Roman" w:hAnsi="Courier New" w:cs="Courier New"/>
+          <w:sz w:val="20"/>
+          <w:szCs w:val="20"/>
+          <w:lang w:val="en-US"/>
+        </w:rPr>
+        <w:t>StatusBarPanel</w:t>
+      </w:r>
+      <w:r>
+        <w:rPr>
+          <w:rFonts w:ascii="Times New Roman" w:eastAsia="Times New Roman" w:hAnsi="Times New Roman" w:cs="Times New Roman"/>
+          <w:sz w:val="24"/>
+          <w:szCs w:val="24"/>
+          <w:lang w:val="en-US"/>
+        </w:rPr>
+        <w:t xml:space="preserve"> exists and has methods like </w:t>
+      </w:r>
+      <w:r>
+        <w:rPr>
+          <w:rFonts w:ascii="Courier New" w:eastAsia="Times New Roman" w:hAnsi="Courier New" w:cs="Courier New"/>
+          <w:sz w:val="20"/>
+          <w:szCs w:val="20"/>
+          <w:lang w:val="en-US"/>
+        </w:rPr>
+        <w:t>upDownProgressBar</w:t>
+      </w:r>
+      <w:r>
+        <w:rPr>
+          <w:rFonts w:ascii="Times New Roman" w:eastAsia="Times New Roman" w:hAnsi="Times New Roman" w:cs="Times New Roman"/>
+          <w:sz w:val="24"/>
+          <w:szCs w:val="24"/>
+          <w:lang w:val="en-US"/>
+        </w:rPr>
+        <w:t xml:space="preserve"> and </w:t>
+      </w:r>
+      <w:r>
+        <w:rPr>
+          <w:rFonts w:ascii="Courier New" w:eastAsia="Times New Roman" w:hAnsi="Courier New" w:cs="Courier New"/>
+          <w:sz w:val="20"/>
+          <w:szCs w:val="20"/>
+          <w:lang w:val="en-US"/>
+        </w:rPr>
+        <w:t>updateDuration</w:t>
+      </w:r>
+      <w:r>
+        <w:rPr>
+          <w:rFonts w:ascii="Times New Roman" w:eastAsia="Times New Roman" w:hAnsi="Times New Roman" w:cs="Times New Roman"/>
+          <w:sz w:val="24"/>
+          <w:szCs w:val="24"/>
+          <w:lang w:val="en-US"/>
+        </w:rPr>
+        <w:t xml:space="preserve">. </w:t>
+      </w:r>
+    </w:p>
+    <w:p>
+      <w:pPr>
+        <w:numPr>
+          <w:ilvl w:val="1"/>
+          <w:numId w:val="9"/>
+        </w:numPr>
+        <w:spacing w:before="100" w:beforeAutospacing="1" w:after="100" w:afterAutospacing="1" w:line="240" w:lineRule="auto"/>
+        <w:rPr>
+          <w:rFonts w:ascii="Times New Roman" w:eastAsia="Times New Roman" w:hAnsi="Times New Roman" w:cs="Times New Roman"/>
+          <w:sz w:val="24"/>
+          <w:szCs w:val="24"/>
+          <w:lang w:val="en-US"/>
+        </w:rPr>
+      </w:pPr>
+      <w:r>
+        <w:rPr>
+          <w:rFonts w:ascii="Times New Roman" w:eastAsia="Times New Roman" w:hAnsi="Times New Roman" w:cs="Times New Roman"/>
+          <w:b/>
+          <w:bCs/>
+          <w:sz w:val="24"/>
+          <w:szCs w:val="24"/>
+          <w:lang w:val="en-US"/>
+        </w:rPr>
+        <w:t>Suggestion:</w:t>
+      </w:r>
+      <w:r>
+        <w:rPr>
+          <w:rFonts w:ascii="Times New Roman" w:eastAsia="Times New Roman" w:hAnsi="Times New Roman" w:cs="Times New Roman"/>
+          <w:sz w:val="24"/>
+          <w:szCs w:val="24"/>
+          <w:lang w:val="en-US"/>
+        </w:rPr>
+        <w:t xml:space="preserve"> Ensure </w:t>
+      </w:r>
+      <w:r>
+        <w:rPr>
+          <w:rFonts w:ascii="Courier New" w:eastAsia="Times New Roman" w:hAnsi="Courier New" w:cs="Courier New"/>
+          <w:sz w:val="20"/>
+          <w:szCs w:val="20"/>
+          <w:lang w:val="en-US"/>
+        </w:rPr>
+        <w:t>FileOperationController</w:t>
+      </w:r>
+      <w:r>
+        <w:rPr>
+          <w:rFonts w:ascii="Times New Roman" w:eastAsia="Times New Roman" w:hAnsi="Times New Roman" w:cs="Times New Roman"/>
+          <w:sz w:val="24"/>
+          <w:szCs w:val="24"/>
+          <w:lang w:val="en-US"/>
+        </w:rPr>
+        <w:t xml:space="preserve"> is the </w:t>
+      </w:r>
+      <w:r>
+        <w:rPr>
+          <w:rFonts w:ascii="Times New Roman" w:eastAsia="Times New Roman" w:hAnsi="Times New Roman" w:cs="Times New Roman"/>
+          <w:i/>
+          <w:iCs/>
+          <w:sz w:val="24"/>
+          <w:szCs w:val="24"/>
+          <w:lang w:val="en-US"/>
+        </w:rPr>
+        <w:t>only</w:t>
+      </w:r>
+      <w:r>
+        <w:rPr>
+          <w:rFonts w:ascii="Times New Roman" w:eastAsia="Times New Roman" w:hAnsi="Times New Roman" w:cs="Times New Roman"/>
+          <w:sz w:val="24"/>
+          <w:szCs w:val="24"/>
+          <w:lang w:val="en-US"/>
+        </w:rPr>
+        <w:t xml:space="preserve"> class that directly interacts with </w:t>
+      </w:r>
+      <w:r>
+        <w:rPr>
+          <w:rFonts w:ascii="Courier New" w:eastAsia="Times New Roman" w:hAnsi="Courier New" w:cs="Courier New"/>
+          <w:sz w:val="20"/>
+          <w:szCs w:val="20"/>
+          <w:lang w:val="en-US"/>
+        </w:rPr>
+        <w:t>StatusBarPanel</w:t>
+      </w:r>
+      <w:r>
+        <w:rPr>
+          <w:rFonts w:ascii="Times New Roman" w:eastAsia="Times New Roman" w:hAnsi="Times New Roman" w:cs="Times New Roman"/>
+          <w:sz w:val="24"/>
+          <w:szCs w:val="24"/>
+          <w:lang w:val="en-US"/>
+        </w:rPr>
+        <w:t xml:space="preserve">'s </w:t>
+      </w:r>
+      <w:proofErr w:type="gramStart"/>
+      <w:r>
+        <w:rPr>
+          <w:rFonts w:ascii="Times New Roman" w:eastAsia="Times New Roman" w:hAnsi="Times New Roman" w:cs="Times New Roman"/>
+          <w:sz w:val="24"/>
+          <w:szCs w:val="24"/>
+          <w:lang w:val="en-US"/>
+        </w:rPr>
+        <w:t>update</w:t>
+      </w:r>
+      <w:proofErr w:type="gramEnd"/>
+      <w:r>
+        <w:rPr>
+          <w:rFonts w:ascii="Times New Roman" w:eastAsia="Times New Roman" w:hAnsi="Times New Roman" w:cs="Times New Roman"/>
+          <w:sz w:val="24"/>
+          <w:szCs w:val="24"/>
+          <w:lang w:val="en-US"/>
+        </w:rPr>
+        <w:t xml:space="preserve"> methods. Scan and file action services should report progress or completion status via callback interfaces (as discussed below), and the controller will translate these into </w:t>
+      </w:r>
+      <w:r>
+        <w:rPr>
+          <w:rFonts w:ascii="Courier New" w:eastAsia="Times New Roman" w:hAnsi="Courier New" w:cs="Courier New"/>
+          <w:sz w:val="20"/>
+          <w:szCs w:val="20"/>
+          <w:lang w:val="en-US"/>
+        </w:rPr>
+        <w:t>StatusBarPanel</w:t>
+      </w:r>
+      <w:r>
+        <w:rPr>
+          <w:rFonts w:ascii="Times New Roman" w:eastAsia="Times New Roman" w:hAnsi="Times New Roman" w:cs="Times New Roman"/>
+          <w:sz w:val="24"/>
+          <w:szCs w:val="24"/>
+          <w:lang w:val="en-US"/>
+        </w:rPr>
+        <w:t xml:space="preserve"> updates.</w:t>
+      </w:r>
+    </w:p>
+    <w:p>
+      <w:pPr>
+        <w:spacing w:before="100" w:beforeAutospacing="1" w:after="100" w:afterAutospacing="1" w:line="240" w:lineRule="auto"/>
+        <w:outlineLvl w:val="2"/>
+        <w:rPr>
+          <w:rFonts w:ascii="Times New Roman" w:eastAsia="Times New Roman" w:hAnsi="Times New Roman" w:cs="Times New Roman"/>
+          <w:b/>
+          <w:bCs/>
+          <w:sz w:val="27"/>
+          <w:szCs w:val="27"/>
+          <w:lang w:val="en-US"/>
+        </w:rPr>
+      </w:pPr>
+      <w:r>
+        <w:rPr>
+          <w:rFonts w:ascii="Times New Roman" w:eastAsia="Times New Roman" w:hAnsi="Times New Roman" w:cs="Times New Roman"/>
+          <w:b/>
+          <w:bCs/>
+          <w:sz w:val="27"/>
+          <w:szCs w:val="27"/>
+          <w:lang w:val="en-US"/>
+        </w:rPr>
+        <w:t>II. Improved Communication and Dependency Management</w:t>
+      </w:r>
+    </w:p>
+    <w:p>
+      <w:pPr>
+        <w:numPr>
+          <w:ilvl w:val="0"/>
+          <w:numId w:val="10"/>
+        </w:numPr>
+        <w:spacing w:before="100" w:beforeAutospacing="1" w:after="100" w:afterAutospacing="1" w:line="240" w:lineRule="auto"/>
+        <w:rPr>
+          <w:rFonts w:ascii="Times New Roman" w:eastAsia="Times New Roman" w:hAnsi="Times New Roman" w:cs="Times New Roman"/>
+          <w:sz w:val="24"/>
+          <w:szCs w:val="24"/>
+          <w:lang w:val="en-US"/>
+        </w:rPr>
+      </w:pPr>
+      <w:r>
+        <w:rPr>
+          <w:rFonts w:ascii="Times New Roman" w:eastAsia="Times New Roman" w:hAnsi="Times New Roman" w:cs="Times New Roman"/>
+          <w:b/>
+          <w:bCs/>
+          <w:sz w:val="24"/>
+          <w:szCs w:val="24"/>
+          <w:lang w:val="en-US"/>
+        </w:rPr>
+        <w:t>Dependency Injection (Constructor Injection):</w:t>
+      </w:r>
+    </w:p>
+    <w:p>
+      <w:pPr>
+        <w:numPr>
+          <w:ilvl w:val="1"/>
+          <w:numId w:val="10"/>
+        </w:numPr>
+        <w:spacing w:before="100" w:beforeAutospacing="1" w:after="100" w:afterAutospacing="1" w:line="240" w:lineRule="auto"/>
+        <w:rPr>
+          <w:rFonts w:ascii="Times New Roman" w:eastAsia="Times New Roman" w:hAnsi="Times New Roman" w:cs="Times New Roman"/>
+          <w:sz w:val="24"/>
+          <w:szCs w:val="24"/>
+          <w:lang w:val="en-US"/>
+        </w:rPr>
+      </w:pPr>
+      <w:r>
+        <w:rPr>
+          <w:rFonts w:ascii="Times New Roman" w:eastAsia="Times New Roman" w:hAnsi="Times New Roman" w:cs="Times New Roman"/>
+          <w:b/>
+          <w:bCs/>
+          <w:sz w:val="24"/>
+          <w:szCs w:val="24"/>
+          <w:lang w:val="en-US"/>
+        </w:rPr>
+        <w:t>Current State:</w:t>
+      </w:r>
+      <w:r>
+        <w:rPr>
+          <w:rFonts w:ascii="Times New Roman" w:eastAsia="Times New Roman" w:hAnsi="Times New Roman" w:cs="Times New Roman"/>
+          <w:sz w:val="24"/>
+          <w:szCs w:val="24"/>
+          <w:lang w:val="en-US"/>
+        </w:rPr>
+        <w:t xml:space="preserve"> The </w:t>
+      </w:r>
+      <w:r>
+        <w:rPr>
+          <w:rFonts w:ascii="Courier New" w:eastAsia="Times New Roman" w:hAnsi="Courier New" w:cs="Courier New"/>
+          <w:sz w:val="20"/>
+          <w:szCs w:val="20"/>
+          <w:lang w:val="en-US"/>
+        </w:rPr>
+        <w:t>FileOperationController</w:t>
+      </w:r>
+      <w:r>
+        <w:rPr>
+          <w:rFonts w:ascii="Times New Roman" w:eastAsia="Times New Roman" w:hAnsi="Times New Roman" w:cs="Times New Roman"/>
+          <w:sz w:val="24"/>
+          <w:szCs w:val="24"/>
+          <w:lang w:val="en-US"/>
+        </w:rPr>
+        <w:t xml:space="preserve">'s </w:t>
+      </w:r>
+      <w:r>
+        <w:rPr>
+          <w:rFonts w:ascii="Courier New" w:eastAsia="Times New Roman" w:hAnsi="Courier New" w:cs="Courier New"/>
+          <w:sz w:val="20"/>
+          <w:szCs w:val="20"/>
+          <w:lang w:val="en-US"/>
+        </w:rPr>
+        <w:t>getFileOperationController</w:t>
+      </w:r>
+      <w:r>
+        <w:rPr>
+          <w:rFonts w:ascii="Times New Roman" w:eastAsia="Times New Roman" w:hAnsi="Times New Roman" w:cs="Times New Roman"/>
+          <w:sz w:val="24"/>
+          <w:szCs w:val="24"/>
+          <w:lang w:val="en-US"/>
+        </w:rPr>
+        <w:t xml:space="preserve"> static method creates instances of </w:t>
+      </w:r>
+      <w:r>
+        <w:rPr>
+          <w:rFonts w:ascii="Courier New" w:eastAsia="Times New Roman" w:hAnsi="Courier New" w:cs="Courier New"/>
+          <w:sz w:val="20"/>
+          <w:szCs w:val="20"/>
+          <w:lang w:val="en-US"/>
+        </w:rPr>
+        <w:t>FileTableCellEditor</w:t>
+      </w:r>
+      <w:r>
+        <w:rPr>
+          <w:rFonts w:ascii="Times New Roman" w:eastAsia="Times New Roman" w:hAnsi="Times New Roman" w:cs="Times New Roman"/>
+          <w:sz w:val="24"/>
+          <w:szCs w:val="24"/>
+          <w:lang w:val="en-US"/>
+        </w:rPr>
+        <w:t xml:space="preserve">, </w:t>
+      </w:r>
+      <w:r>
+        <w:rPr>
+          <w:rFonts w:ascii="Courier New" w:eastAsia="Times New Roman" w:hAnsi="Courier New" w:cs="Courier New"/>
+          <w:sz w:val="20"/>
+          <w:szCs w:val="20"/>
+          <w:lang w:val="en-US"/>
+        </w:rPr>
+        <w:t>Preferences</w:t>
+      </w:r>
+      <w:r>
+        <w:rPr>
+          <w:rFonts w:ascii="Times New Roman" w:eastAsia="Times New Roman" w:hAnsi="Times New Roman" w:cs="Times New Roman"/>
+          <w:sz w:val="24"/>
+          <w:szCs w:val="24"/>
+          <w:lang w:val="en-US"/>
+        </w:rPr>
+        <w:t xml:space="preserve">, and </w:t>
+      </w:r>
+      <w:r>
+        <w:rPr>
+          <w:rFonts w:ascii="Courier New" w:eastAsia="Times New Roman" w:hAnsi="Courier New" w:cs="Courier New"/>
+          <w:sz w:val="20"/>
+          <w:szCs w:val="20"/>
+          <w:lang w:val="en-US"/>
+        </w:rPr>
+        <w:t>MessageDialog</w:t>
+      </w:r>
+      <w:r>
+        <w:rPr>
+          <w:rFonts w:ascii="Times New Roman" w:eastAsia="Times New Roman" w:hAnsi="Times New Roman" w:cs="Times New Roman"/>
+          <w:sz w:val="24"/>
+          <w:szCs w:val="24"/>
+          <w:lang w:val="en-US"/>
+        </w:rPr>
+        <w:t xml:space="preserve">. It also instantiates </w:t>
+      </w:r>
+      <w:r>
+        <w:rPr>
+          <w:rFonts w:ascii="Courier New" w:eastAsia="Times New Roman" w:hAnsi="Courier New" w:cs="Courier New"/>
+          <w:sz w:val="20"/>
+          <w:szCs w:val="20"/>
+          <w:lang w:val="en-US"/>
+        </w:rPr>
+        <w:t>FindCopyPanel</w:t>
+      </w:r>
+      <w:r>
+        <w:rPr>
+          <w:rFonts w:ascii="Times New Roman" w:eastAsia="Times New Roman" w:hAnsi="Times New Roman" w:cs="Times New Roman"/>
+          <w:sz w:val="24"/>
+          <w:szCs w:val="24"/>
+          <w:lang w:val="en-US"/>
+        </w:rPr>
+        <w:t xml:space="preserve"> and </w:t>
+      </w:r>
+      <w:r>
+        <w:rPr>
+          <w:rFonts w:ascii="Courier New" w:eastAsia="Times New Roman" w:hAnsi="Courier New" w:cs="Courier New"/>
+          <w:sz w:val="20"/>
+          <w:szCs w:val="20"/>
+          <w:lang w:val="en-US"/>
+        </w:rPr>
+        <w:t>FindDuplicatePanel</w:t>
+      </w:r>
+      <w:r>
+        <w:rPr>
+          <w:rFonts w:ascii="Times New Roman" w:eastAsia="Times New Roman" w:hAnsi="Times New Roman" w:cs="Times New Roman"/>
+          <w:sz w:val="24"/>
+          <w:szCs w:val="24"/>
+          <w:lang w:val="en-US"/>
+        </w:rPr>
+        <w:t xml:space="preserve"> directly. This </w:t>
+      </w:r>
+      <w:r>
+        <w:rPr>
+          <w:rFonts w:ascii="Courier New" w:eastAsia="Times New Roman" w:hAnsi="Courier New" w:cs="Courier New"/>
+          <w:sz w:val="20"/>
+          <w:szCs w:val="20"/>
+          <w:lang w:val="en-US"/>
+        </w:rPr>
+        <w:t>getFileOperationController</w:t>
+      </w:r>
+      <w:r>
+        <w:rPr>
+          <w:rFonts w:ascii="Times New Roman" w:eastAsia="Times New Roman" w:hAnsi="Times New Roman" w:cs="Times New Roman"/>
+          <w:sz w:val="24"/>
+          <w:szCs w:val="24"/>
+          <w:lang w:val="en-US"/>
+        </w:rPr>
+        <w:t xml:space="preserve"> method acts as a Service Locator/Simple Factory but still tightly couples the creation of these objects.</w:t>
+      </w:r>
+    </w:p>
+    <w:p>
+      <w:pPr>
+        <w:numPr>
+          <w:ilvl w:val="1"/>
+          <w:numId w:val="10"/>
+        </w:numPr>
+        <w:spacing w:before="100" w:beforeAutospacing="1" w:after="100" w:afterAutospacing="1" w:line="240" w:lineRule="auto"/>
+        <w:rPr>
+          <w:rFonts w:ascii="Times New Roman" w:eastAsia="Times New Roman" w:hAnsi="Times New Roman" w:cs="Times New Roman"/>
+          <w:sz w:val="24"/>
+          <w:szCs w:val="24"/>
+          <w:lang w:val="en-US"/>
+        </w:rPr>
+      </w:pPr>
+      <w:r>
+        <w:rPr>
+          <w:rFonts w:ascii="Times New Roman" w:eastAsia="Times New Roman" w:hAnsi="Times New Roman" w:cs="Times New Roman"/>
+          <w:b/>
+          <w:bCs/>
+          <w:sz w:val="24"/>
+          <w:szCs w:val="24"/>
+          <w:lang w:val="en-US"/>
+        </w:rPr>
+        <w:t>Suggestion:</w:t>
+      </w:r>
+      <w:r>
+        <w:rPr>
+          <w:rFonts w:ascii="Times New Roman" w:eastAsia="Times New Roman" w:hAnsi="Times New Roman" w:cs="Times New Roman"/>
+          <w:sz w:val="24"/>
+          <w:szCs w:val="24"/>
+          <w:lang w:val="en-US"/>
+        </w:rPr>
+        <w:t xml:space="preserve"> Pass all dependencies through constructors. For example, </w:t>
+      </w:r>
+      <w:r>
+        <w:rPr>
+          <w:rFonts w:ascii="Courier New" w:eastAsia="Times New Roman" w:hAnsi="Courier New" w:cs="Courier New"/>
+          <w:sz w:val="20"/>
+          <w:szCs w:val="20"/>
+          <w:lang w:val="en-US"/>
+        </w:rPr>
+        <w:t>FileOperationController</w:t>
+      </w:r>
+      <w:r>
+        <w:rPr>
+          <w:rFonts w:ascii="Times New Roman" w:eastAsia="Times New Roman" w:hAnsi="Times New Roman" w:cs="Times New Roman"/>
+          <w:sz w:val="24"/>
+          <w:szCs w:val="24"/>
+          <w:lang w:val="en-US"/>
+        </w:rPr>
+        <w:t xml:space="preserve"> should receive </w:t>
+      </w:r>
+      <w:r>
+        <w:rPr>
+          <w:rFonts w:ascii="Courier New" w:eastAsia="Times New Roman" w:hAnsi="Courier New" w:cs="Courier New"/>
+          <w:sz w:val="20"/>
+          <w:szCs w:val="20"/>
+          <w:lang w:val="en-US"/>
+        </w:rPr>
+        <w:t>JTabbedPane</w:t>
+      </w:r>
+      <w:r>
+        <w:rPr>
+          <w:rFonts w:ascii="Times New Roman" w:eastAsia="Times New Roman" w:hAnsi="Times New Roman" w:cs="Times New Roman"/>
+          <w:sz w:val="24"/>
+          <w:szCs w:val="24"/>
+          <w:lang w:val="en-US"/>
+        </w:rPr>
+        <w:t xml:space="preserve">, </w:t>
+      </w:r>
+      <w:r>
+        <w:rPr>
+          <w:rFonts w:ascii="Courier New" w:eastAsia="Times New Roman" w:hAnsi="Courier New" w:cs="Courier New"/>
+          <w:sz w:val="20"/>
+          <w:szCs w:val="20"/>
+          <w:lang w:val="en-US"/>
+        </w:rPr>
+        <w:t>FileTableCellEditor</w:t>
+      </w:r>
+      <w:r>
+        <w:rPr>
+          <w:rFonts w:ascii="Times New Roman" w:eastAsia="Times New Roman" w:hAnsi="Times New Roman" w:cs="Times New Roman"/>
+          <w:sz w:val="24"/>
+          <w:szCs w:val="24"/>
+          <w:lang w:val="en-US"/>
+        </w:rPr>
+        <w:t xml:space="preserve">, </w:t>
+      </w:r>
+      <w:r>
+        <w:rPr>
+          <w:rFonts w:ascii="Courier New" w:eastAsia="Times New Roman" w:hAnsi="Courier New" w:cs="Courier New"/>
+          <w:sz w:val="20"/>
+          <w:szCs w:val="20"/>
+          <w:lang w:val="en-US"/>
+        </w:rPr>
+        <w:t>StatusBarPanel</w:t>
+      </w:r>
+      <w:r>
+        <w:rPr>
+          <w:rFonts w:ascii="Times New Roman" w:eastAsia="Times New Roman" w:hAnsi="Times New Roman" w:cs="Times New Roman"/>
+          <w:sz w:val="24"/>
+          <w:szCs w:val="24"/>
+          <w:lang w:val="en-US"/>
+        </w:rPr>
+        <w:t xml:space="preserve">, </w:t>
+      </w:r>
+      <w:r>
+        <w:rPr>
+          <w:rFonts w:ascii="Courier New" w:eastAsia="Times New Roman" w:hAnsi="Courier New" w:cs="Courier New"/>
+          <w:sz w:val="20"/>
+          <w:szCs w:val="20"/>
+          <w:lang w:val="en-US"/>
+        </w:rPr>
+        <w:t>ActionTab</w:t>
+      </w:r>
+      <w:r>
+        <w:rPr>
+          <w:rFonts w:ascii="Times New Roman" w:eastAsia="Times New Roman" w:hAnsi="Times New Roman" w:cs="Times New Roman"/>
+          <w:sz w:val="24"/>
+          <w:szCs w:val="24"/>
+          <w:lang w:val="en-US"/>
+        </w:rPr>
+        <w:t xml:space="preserve">, </w:t>
+      </w:r>
+      <w:r>
+        <w:rPr>
+          <w:rFonts w:ascii="Courier New" w:eastAsia="Times New Roman" w:hAnsi="Courier New" w:cs="Courier New"/>
+          <w:sz w:val="20"/>
+          <w:szCs w:val="20"/>
+          <w:lang w:val="en-US"/>
+        </w:rPr>
+        <w:t>ButtonsManager</w:t>
+      </w:r>
+      <w:r>
+        <w:rPr>
+          <w:rFonts w:ascii="Times New Roman" w:eastAsia="Times New Roman" w:hAnsi="Times New Roman" w:cs="Times New Roman"/>
+          <w:sz w:val="24"/>
+          <w:szCs w:val="24"/>
+          <w:lang w:val="en-US"/>
+        </w:rPr>
+        <w:t xml:space="preserve">, and </w:t>
+      </w:r>
+      <w:r>
+        <w:rPr>
+          <w:rFonts w:ascii="Courier New" w:eastAsia="Times New Roman" w:hAnsi="Courier New" w:cs="Courier New"/>
+          <w:sz w:val="20"/>
+          <w:szCs w:val="20"/>
+          <w:lang w:val="en-US"/>
+        </w:rPr>
+        <w:t>MessageDialog</w:t>
+      </w:r>
+      <w:r>
+        <w:rPr>
+          <w:rFonts w:ascii="Times New Roman" w:eastAsia="Times New Roman" w:hAnsi="Times New Roman" w:cs="Times New Roman"/>
+          <w:sz w:val="24"/>
+          <w:szCs w:val="24"/>
+          <w:lang w:val="en-US"/>
+        </w:rPr>
+        <w:t xml:space="preserve"> in its constructor. Similarly, </w:t>
+      </w:r>
+      <w:r>
+        <w:rPr>
+          <w:rFonts w:ascii="Courier New" w:eastAsia="Times New Roman" w:hAnsi="Courier New" w:cs="Courier New"/>
+          <w:sz w:val="20"/>
+          <w:szCs w:val="20"/>
+          <w:lang w:val="en-US"/>
+        </w:rPr>
+        <w:t>FindCopyPanel</w:t>
+      </w:r>
+      <w:r>
+        <w:rPr>
+          <w:rFonts w:ascii="Times New Roman" w:eastAsia="Times New Roman" w:hAnsi="Times New Roman" w:cs="Times New Roman"/>
+          <w:sz w:val="24"/>
+          <w:szCs w:val="24"/>
+          <w:lang w:val="en-US"/>
+        </w:rPr>
+        <w:t xml:space="preserve"> and </w:t>
+      </w:r>
+      <w:r>
+        <w:rPr>
+          <w:rFonts w:ascii="Courier New" w:eastAsia="Times New Roman" w:hAnsi="Courier New" w:cs="Courier New"/>
+          <w:sz w:val="20"/>
+          <w:szCs w:val="20"/>
+          <w:lang w:val="en-US"/>
+        </w:rPr>
+        <w:t>FindDuplicatePanel</w:t>
+      </w:r>
+      <w:r>
+        <w:rPr>
+          <w:rFonts w:ascii="Times New Roman" w:eastAsia="Times New Roman" w:hAnsi="Times New Roman" w:cs="Times New Roman"/>
+          <w:sz w:val="24"/>
+          <w:szCs w:val="24"/>
+          <w:lang w:val="en-US"/>
+        </w:rPr>
+        <w:t xml:space="preserve"> should receive their dependencies (e.g., </w:t>
+      </w:r>
+      <w:r>
+        <w:rPr>
+          <w:rFonts w:ascii="Courier New" w:eastAsia="Times New Roman" w:hAnsi="Courier New" w:cs="Courier New"/>
+          <w:sz w:val="20"/>
+          <w:szCs w:val="20"/>
+          <w:lang w:val="en-US"/>
+        </w:rPr>
+        <w:t>Preferences</w:t>
+      </w:r>
+      <w:r>
+        <w:rPr>
+          <w:rFonts w:ascii="Times New Roman" w:eastAsia="Times New Roman" w:hAnsi="Times New Roman" w:cs="Times New Roman"/>
+          <w:sz w:val="24"/>
+          <w:szCs w:val="24"/>
+          <w:lang w:val="en-US"/>
+        </w:rPr>
+        <w:t xml:space="preserve">, </w:t>
+      </w:r>
+      <w:r>
+        <w:rPr>
+          <w:rFonts w:ascii="Courier New" w:eastAsia="Times New Roman" w:hAnsi="Courier New" w:cs="Courier New"/>
+          <w:sz w:val="20"/>
+          <w:szCs w:val="20"/>
+          <w:lang w:val="en-US"/>
+        </w:rPr>
+        <w:t>FileTableCellEditor</w:t>
+      </w:r>
+      <w:r>
+        <w:rPr>
+          <w:rFonts w:ascii="Times New Roman" w:eastAsia="Times New Roman" w:hAnsi="Times New Roman" w:cs="Times New Roman"/>
+          <w:sz w:val="24"/>
+          <w:szCs w:val="24"/>
+          <w:lang w:val="en-US"/>
+        </w:rPr>
+        <w:t xml:space="preserve">, </w:t>
+      </w:r>
+      <w:r>
+        <w:rPr>
+          <w:rFonts w:ascii="Courier New" w:eastAsia="Times New Roman" w:hAnsi="Courier New" w:cs="Courier New"/>
+          <w:sz w:val="20"/>
+          <w:szCs w:val="20"/>
+          <w:lang w:val="en-US"/>
+        </w:rPr>
+        <w:t>StatusBarPanel</w:t>
+      </w:r>
+      <w:r>
+        <w:rPr>
+          <w:rFonts w:ascii="Times New Roman" w:eastAsia="Times New Roman" w:hAnsi="Times New Roman" w:cs="Times New Roman"/>
+          <w:sz w:val="24"/>
+          <w:szCs w:val="24"/>
+          <w:lang w:val="en-US"/>
+        </w:rPr>
+        <w:t xml:space="preserve">, </w:t>
+      </w:r>
+      <w:proofErr w:type="gramStart"/>
+      <w:r>
+        <w:rPr>
+          <w:rFonts w:ascii="Courier New" w:eastAsia="Times New Roman" w:hAnsi="Courier New" w:cs="Courier New"/>
+          <w:sz w:val="20"/>
+          <w:szCs w:val="20"/>
+          <w:lang w:val="en-US"/>
+        </w:rPr>
+        <w:t>FileOperationController</w:t>
+      </w:r>
+      <w:proofErr w:type="gramEnd"/>
+      <w:r>
+        <w:rPr>
+          <w:rFonts w:ascii="Times New Roman" w:eastAsia="Times New Roman" w:hAnsi="Times New Roman" w:cs="Times New Roman"/>
+          <w:sz w:val="24"/>
+          <w:szCs w:val="24"/>
+          <w:lang w:val="en-US"/>
+        </w:rPr>
+        <w:t xml:space="preserve"> for action listeners) via their constructors. This makes classes easier to test and manage.</w:t>
+      </w:r>
+    </w:p>
+    <w:p>
+      <w:pPr>
+        <w:numPr>
+          <w:ilvl w:val="0"/>
+          <w:numId w:val="10"/>
+        </w:numPr>
+        <w:spacing w:before="100" w:beforeAutospacing="1" w:after="100" w:afterAutospacing="1" w:line="240" w:lineRule="auto"/>
+        <w:rPr>
+          <w:rFonts w:ascii="Times New Roman" w:eastAsia="Times New Roman" w:hAnsi="Times New Roman" w:cs="Times New Roman"/>
+          <w:sz w:val="24"/>
+          <w:szCs w:val="24"/>
+          <w:lang w:val="en-US"/>
+        </w:rPr>
+      </w:pPr>
+      <w:r>
+        <w:rPr>
+          <w:rFonts w:ascii="Times New Roman" w:eastAsia="Times New Roman" w:hAnsi="Times New Roman" w:cs="Times New Roman"/>
+          <w:b/>
+          <w:bCs/>
+          <w:sz w:val="24"/>
+          <w:szCs w:val="24"/>
+          <w:lang w:val="en-US"/>
+        </w:rPr>
+        <w:t>Introduce Callbacks/Listeners for Decoupling (Observer Pattern):</w:t>
+      </w:r>
+    </w:p>
+    <w:p>
+      <w:pPr>
+        <w:numPr>
+          <w:ilvl w:val="1"/>
+          <w:numId w:val="10"/>
+        </w:numPr>
+        <w:spacing w:before="100" w:beforeAutospacing="1" w:after="100" w:afterAutospacing="1" w:line="240" w:lineRule="auto"/>
+        <w:rPr>
+          <w:rFonts w:ascii="Times New Roman" w:eastAsia="Times New Roman" w:hAnsi="Times New Roman" w:cs="Times New Roman"/>
+          <w:sz w:val="24"/>
+          <w:szCs w:val="24"/>
+          <w:lang w:val="en-US"/>
+        </w:rPr>
+      </w:pPr>
+      <w:r>
+        <w:rPr>
+          <w:rFonts w:ascii="Times New Roman" w:eastAsia="Times New Roman" w:hAnsi="Times New Roman" w:cs="Times New Roman"/>
+          <w:b/>
+          <w:bCs/>
+          <w:sz w:val="24"/>
+          <w:szCs w:val="24"/>
+          <w:lang w:val="en-US"/>
+        </w:rPr>
+        <w:t>Current State:</w:t>
+      </w:r>
+      <w:r>
+        <w:rPr>
+          <w:rFonts w:ascii="Times New Roman" w:eastAsia="Times New Roman" w:hAnsi="Times New Roman" w:cs="Times New Roman"/>
+          <w:sz w:val="24"/>
+          <w:szCs w:val="24"/>
+          <w:lang w:val="en-US"/>
+        </w:rPr>
+        <w:t xml:space="preserve"> The </w:t>
+      </w:r>
+      <w:r>
+        <w:rPr>
+          <w:rFonts w:ascii="Courier New" w:eastAsia="Times New Roman" w:hAnsi="Courier New" w:cs="Courier New"/>
+          <w:sz w:val="20"/>
+          <w:szCs w:val="20"/>
+          <w:lang w:val="en-US"/>
+        </w:rPr>
+        <w:t>scanDifferences</w:t>
+      </w:r>
+      <w:r>
+        <w:rPr>
+          <w:rFonts w:ascii="Times New Roman" w:eastAsia="Times New Roman" w:hAnsi="Times New Roman" w:cs="Times New Roman"/>
+          <w:sz w:val="24"/>
+          <w:szCs w:val="24"/>
+          <w:lang w:val="en-US"/>
+        </w:rPr>
+        <w:t xml:space="preserve"> and </w:t>
+      </w:r>
+      <w:r>
+        <w:rPr>
+          <w:rFonts w:ascii="Courier New" w:eastAsia="Times New Roman" w:hAnsi="Courier New" w:cs="Courier New"/>
+          <w:sz w:val="20"/>
+          <w:szCs w:val="20"/>
+          <w:lang w:val="en-US"/>
+        </w:rPr>
+        <w:t>scanDuplicates</w:t>
+      </w:r>
+      <w:r>
+        <w:rPr>
+          <w:rFonts w:ascii="Times New Roman" w:eastAsia="Times New Roman" w:hAnsi="Times New Roman" w:cs="Times New Roman"/>
+          <w:sz w:val="24"/>
+          <w:szCs w:val="24"/>
+          <w:lang w:val="en-US"/>
+        </w:rPr>
+        <w:t xml:space="preserve"> methods in </w:t>
+      </w:r>
+      <w:r>
+        <w:rPr>
+          <w:rFonts w:ascii="Courier New" w:eastAsia="Times New Roman" w:hAnsi="Courier New" w:cs="Courier New"/>
+          <w:sz w:val="20"/>
+          <w:szCs w:val="20"/>
+          <w:lang w:val="en-US"/>
+        </w:rPr>
+        <w:t>FileOperationController</w:t>
+      </w:r>
+      <w:r>
+        <w:rPr>
+          <w:rFonts w:ascii="Times New Roman" w:eastAsia="Times New Roman" w:hAnsi="Times New Roman" w:cs="Times New Roman"/>
+          <w:sz w:val="24"/>
+          <w:szCs w:val="24"/>
+          <w:lang w:val="en-US"/>
+        </w:rPr>
+        <w:t xml:space="preserve"> use </w:t>
+      </w:r>
+      <w:r>
+        <w:rPr>
+          <w:rFonts w:ascii="Courier New" w:eastAsia="Times New Roman" w:hAnsi="Courier New" w:cs="Courier New"/>
+          <w:sz w:val="20"/>
+          <w:szCs w:val="20"/>
+          <w:lang w:val="en-US"/>
+        </w:rPr>
+        <w:t>AtomicBoolean</w:t>
+      </w:r>
+      <w:r>
+        <w:rPr>
+          <w:rFonts w:ascii="Times New Roman" w:eastAsia="Times New Roman" w:hAnsi="Times New Roman" w:cs="Times New Roman"/>
+          <w:sz w:val="24"/>
+          <w:szCs w:val="24"/>
+          <w:lang w:val="en-US"/>
+        </w:rPr>
+        <w:t xml:space="preserve"> and </w:t>
+      </w:r>
+      <w:r>
+        <w:rPr>
+          <w:rFonts w:ascii="Courier New" w:eastAsia="Times New Roman" w:hAnsi="Courier New" w:cs="Courier New"/>
+          <w:sz w:val="20"/>
+          <w:szCs w:val="20"/>
+          <w:lang w:val="en-US"/>
+        </w:rPr>
+        <w:t>AtomicReference</w:t>
+      </w:r>
+      <w:r>
+        <w:rPr>
+          <w:rFonts w:ascii="Times New Roman" w:eastAsia="Times New Roman" w:hAnsi="Times New Roman" w:cs="Times New Roman"/>
+          <w:sz w:val="24"/>
+          <w:szCs w:val="24"/>
+          <w:lang w:val="en-US"/>
+        </w:rPr>
+        <w:t xml:space="preserve"> for progress and results, and directly manipulate </w:t>
+      </w:r>
+      <w:r>
+        <w:rPr>
+          <w:rFonts w:ascii="Courier New" w:eastAsia="Times New Roman" w:hAnsi="Courier New" w:cs="Courier New"/>
+          <w:sz w:val="20"/>
+          <w:szCs w:val="20"/>
+          <w:lang w:val="en-US"/>
+        </w:rPr>
+        <w:t>statusBarPanel</w:t>
+      </w:r>
+      <w:r>
+        <w:rPr>
+          <w:rFonts w:ascii="Times New Roman" w:eastAsia="Times New Roman" w:hAnsi="Times New Roman" w:cs="Times New Roman"/>
+          <w:sz w:val="24"/>
+          <w:szCs w:val="24"/>
+          <w:lang w:val="en-US"/>
+        </w:rPr>
+        <w:t xml:space="preserve"> elements and </w:t>
+      </w:r>
+      <w:r>
+        <w:rPr>
+          <w:rFonts w:ascii="Courier New" w:eastAsia="Times New Roman" w:hAnsi="Courier New" w:cs="Courier New"/>
+          <w:sz w:val="20"/>
+          <w:szCs w:val="20"/>
+          <w:lang w:val="en-US"/>
+        </w:rPr>
+        <w:t>FileTableModel</w:t>
+      </w:r>
+      <w:r>
+        <w:rPr>
+          <w:rFonts w:ascii="Times New Roman" w:eastAsia="Times New Roman" w:hAnsi="Times New Roman" w:cs="Times New Roman"/>
+          <w:sz w:val="24"/>
+          <w:szCs w:val="24"/>
+          <w:lang w:val="en-US"/>
+        </w:rPr>
+        <w:t xml:space="preserve"> through </w:t>
+      </w:r>
+      <w:r>
+        <w:rPr>
+          <w:rFonts w:ascii="Courier New" w:eastAsia="Times New Roman" w:hAnsi="Courier New" w:cs="Courier New"/>
+          <w:sz w:val="20"/>
+          <w:szCs w:val="20"/>
+          <w:lang w:val="en-US"/>
+        </w:rPr>
+        <w:t>SwingUtilities.invokeLater</w:t>
+      </w:r>
+      <w:r>
+        <w:rPr>
+          <w:rFonts w:ascii="Times New Roman" w:eastAsia="Times New Roman" w:hAnsi="Times New Roman" w:cs="Times New Roman"/>
+          <w:sz w:val="24"/>
+          <w:szCs w:val="24"/>
+          <w:lang w:val="en-US"/>
+        </w:rPr>
+        <w:t xml:space="preserve">. </w:t>
+      </w:r>
+      <w:r>
+        <w:rPr>
+          <w:rFonts w:ascii="Courier New" w:eastAsia="Times New Roman" w:hAnsi="Courier New" w:cs="Courier New"/>
+          <w:sz w:val="20"/>
+          <w:szCs w:val="20"/>
+          <w:lang w:val="en-US"/>
+        </w:rPr>
+        <w:t>FileActionService</w:t>
+      </w:r>
+      <w:r>
+        <w:rPr>
+          <w:rFonts w:ascii="Times New Roman" w:eastAsia="Times New Roman" w:hAnsi="Times New Roman" w:cs="Times New Roman"/>
+          <w:sz w:val="24"/>
+          <w:szCs w:val="24"/>
+          <w:lang w:val="en-US"/>
+        </w:rPr>
+        <w:t xml:space="preserve"> also directly takes </w:t>
+      </w:r>
+      <w:r>
+        <w:rPr>
+          <w:rFonts w:ascii="Courier New" w:eastAsia="Times New Roman" w:hAnsi="Courier New" w:cs="Courier New"/>
+          <w:sz w:val="20"/>
+          <w:szCs w:val="20"/>
+          <w:lang w:val="en-US"/>
+        </w:rPr>
+        <w:t>statusBarPanel</w:t>
+      </w:r>
+      <w:r>
+        <w:rPr>
+          <w:rFonts w:ascii="Times New Roman" w:eastAsia="Times New Roman" w:hAnsi="Times New Roman" w:cs="Times New Roman"/>
+          <w:sz w:val="24"/>
+          <w:szCs w:val="24"/>
+          <w:lang w:val="en-US"/>
+        </w:rPr>
+        <w:t xml:space="preserve"> and </w:t>
+      </w:r>
+      <w:r>
+        <w:rPr>
+          <w:rFonts w:ascii="Courier New" w:eastAsia="Times New Roman" w:hAnsi="Courier New" w:cs="Courier New"/>
+          <w:sz w:val="20"/>
+          <w:szCs w:val="20"/>
+          <w:lang w:val="en-US"/>
+        </w:rPr>
+        <w:t>messageDialog</w:t>
+      </w:r>
+      <w:r>
+        <w:rPr>
+          <w:rFonts w:ascii="Times New Roman" w:eastAsia="Times New Roman" w:hAnsi="Times New Roman" w:cs="Times New Roman"/>
+          <w:sz w:val="24"/>
+          <w:szCs w:val="24"/>
+          <w:lang w:val="en-US"/>
+        </w:rPr>
+        <w:t>. This is a form of tight coupling between the controller, services, and UI.</w:t>
+      </w:r>
+    </w:p>
+    <w:p>
+      <w:pPr>
+        <w:numPr>
+          <w:ilvl w:val="1"/>
+          <w:numId w:val="10"/>
+        </w:numPr>
+        <w:spacing w:before="100" w:beforeAutospacing="1" w:after="100" w:afterAutospacing="1" w:line="240" w:lineRule="auto"/>
+        <w:rPr>
+          <w:rFonts w:ascii="Times New Roman" w:eastAsia="Times New Roman" w:hAnsi="Times New Roman" w:cs="Times New Roman"/>
+          <w:sz w:val="24"/>
+          <w:szCs w:val="24"/>
+          <w:lang w:val="en-US"/>
+        </w:rPr>
+      </w:pPr>
+      <w:r>
+        <w:rPr>
+          <w:rFonts w:ascii="Times New Roman" w:eastAsia="Times New Roman" w:hAnsi="Times New Roman" w:cs="Times New Roman"/>
+          <w:b/>
+          <w:bCs/>
+          <w:sz w:val="24"/>
+          <w:szCs w:val="24"/>
+          <w:lang w:val="en-US"/>
+        </w:rPr>
+        <w:t>Suggestion:</w:t>
+      </w:r>
+      <w:r>
+        <w:rPr>
+          <w:rFonts w:ascii="Times New Roman" w:eastAsia="Times New Roman" w:hAnsi="Times New Roman" w:cs="Times New Roman"/>
+          <w:sz w:val="24"/>
+          <w:szCs w:val="24"/>
+          <w:lang w:val="en-US"/>
+        </w:rPr>
+        <w:t xml:space="preserve"> Define clear interfaces for progress and completion callbacks: </w:t>
+      </w:r>
+    </w:p>
+    <w:p>
+      <w:pPr>
+        <w:numPr>
+          <w:ilvl w:val="2"/>
+          <w:numId w:val="10"/>
+        </w:numPr>
+        <w:spacing w:before="100" w:beforeAutospacing="1" w:after="100" w:afterAutospacing="1" w:line="240" w:lineRule="auto"/>
+        <w:rPr>
+          <w:rFonts w:ascii="Times New Roman" w:eastAsia="Times New Roman" w:hAnsi="Times New Roman" w:cs="Times New Roman"/>
+          <w:sz w:val="24"/>
+          <w:szCs w:val="24"/>
+          <w:lang w:val="en-US"/>
+        </w:rPr>
+      </w:pPr>
+      <w:r>
+        <w:rPr>
+          <w:rFonts w:ascii="Courier New" w:eastAsia="Times New Roman" w:hAnsi="Courier New" w:cs="Courier New"/>
+          <w:sz w:val="20"/>
+          <w:szCs w:val="20"/>
+          <w:lang w:val="en-US"/>
+        </w:rPr>
+        <w:t>interface ScanProgressListener { void onScanStarted(String message); void onScanProgress(int percentage); void onScanCompleted(Map&lt;?, ?&gt; data, String message); void onScanError(String error); }</w:t>
+      </w:r>
+    </w:p>
+    <w:p>
+      <w:pPr>
+        <w:numPr>
+          <w:ilvl w:val="2"/>
+          <w:numId w:val="10"/>
+        </w:numPr>
+        <w:spacing w:before="100" w:beforeAutospacing="1" w:after="100" w:afterAutospacing="1" w:line="240" w:lineRule="auto"/>
+        <w:rPr>
+          <w:rFonts w:ascii="Times New Roman" w:eastAsia="Times New Roman" w:hAnsi="Times New Roman" w:cs="Times New Roman"/>
+          <w:sz w:val="24"/>
+          <w:szCs w:val="24"/>
+          <w:lang w:val="en-US"/>
+        </w:rPr>
+      </w:pPr>
+      <w:r>
+        <w:rPr>
+          <w:rFonts w:ascii="Courier New" w:eastAsia="Times New Roman" w:hAnsi="Courier New" w:cs="Courier New"/>
+          <w:sz w:val="20"/>
+          <w:szCs w:val="20"/>
+          <w:lang w:val="en-US"/>
+        </w:rPr>
+        <w:t>interface FileActionListener { void onActionStarted(String message); void onActionProgress(int percentage); void onFileProcessed(int rowIndex, String status); void onActionCompleted(String message); void onActionError(String error); }</w:t>
+      </w:r>
+    </w:p>
+    <w:p>
+      <w:pPr>
+        <w:numPr>
+          <w:ilvl w:val="1"/>
+          <w:numId w:val="10"/>
+        </w:numPr>
+        <w:spacing w:before="100" w:beforeAutospacing="1" w:after="100" w:afterAutospacing="1" w:line="240" w:lineRule="auto"/>
+        <w:rPr>
+          <w:rFonts w:ascii="Times New Roman" w:eastAsia="Times New Roman" w:hAnsi="Times New Roman" w:cs="Times New Roman"/>
+          <w:sz w:val="24"/>
+          <w:szCs w:val="24"/>
+          <w:lang w:val="en-US"/>
+        </w:rPr>
+      </w:pPr>
+      <w:r>
+        <w:rPr>
+          <w:rFonts w:ascii="Times New Roman" w:eastAsia="Times New Roman" w:hAnsi="Times New Roman" w:cs="Times New Roman"/>
+          <w:sz w:val="24"/>
+          <w:szCs w:val="24"/>
+          <w:lang w:val="en-US"/>
+        </w:rPr>
+        <w:t>Service classes (</w:t>
+      </w:r>
+      <w:r>
+        <w:rPr>
+          <w:rFonts w:ascii="Courier New" w:eastAsia="Times New Roman" w:hAnsi="Courier New" w:cs="Courier New"/>
+          <w:sz w:val="20"/>
+          <w:szCs w:val="20"/>
+          <w:lang w:val="en-US"/>
+        </w:rPr>
+        <w:t>CopyFileScanner</w:t>
+      </w:r>
+      <w:r>
+        <w:rPr>
+          <w:rFonts w:ascii="Times New Roman" w:eastAsia="Times New Roman" w:hAnsi="Times New Roman" w:cs="Times New Roman"/>
+          <w:sz w:val="24"/>
+          <w:szCs w:val="24"/>
+          <w:lang w:val="en-US"/>
+        </w:rPr>
+        <w:t xml:space="preserve">, </w:t>
+      </w:r>
+      <w:r>
+        <w:rPr>
+          <w:rFonts w:ascii="Courier New" w:eastAsia="Times New Roman" w:hAnsi="Courier New" w:cs="Courier New"/>
+          <w:sz w:val="20"/>
+          <w:szCs w:val="20"/>
+          <w:lang w:val="en-US"/>
+        </w:rPr>
+        <w:t>DuplicateFileScanner</w:t>
+      </w:r>
+      <w:r>
+        <w:rPr>
+          <w:rFonts w:ascii="Times New Roman" w:eastAsia="Times New Roman" w:hAnsi="Times New Roman" w:cs="Times New Roman"/>
+          <w:sz w:val="24"/>
+          <w:szCs w:val="24"/>
+          <w:lang w:val="en-US"/>
+        </w:rPr>
+        <w:t xml:space="preserve">, </w:t>
+      </w:r>
+      <w:proofErr w:type="gramStart"/>
+      <w:r>
+        <w:rPr>
+          <w:rFonts w:ascii="Courier New" w:eastAsia="Times New Roman" w:hAnsi="Courier New" w:cs="Courier New"/>
+          <w:sz w:val="20"/>
+          <w:szCs w:val="20"/>
+          <w:lang w:val="en-US"/>
+        </w:rPr>
+        <w:t>FileActionService</w:t>
+      </w:r>
+      <w:proofErr w:type="gramEnd"/>
+      <w:r>
+        <w:rPr>
+          <w:rFonts w:ascii="Times New Roman" w:eastAsia="Times New Roman" w:hAnsi="Times New Roman" w:cs="Times New Roman"/>
+          <w:sz w:val="24"/>
+          <w:szCs w:val="24"/>
+          <w:lang w:val="en-US"/>
+        </w:rPr>
+        <w:t xml:space="preserve">) would accept an instance of the relevant listener interface. When a service has an update, it calls the appropriate method on the listener. The </w:t>
+      </w:r>
+      <w:r>
+        <w:rPr>
+          <w:rFonts w:ascii="Courier New" w:eastAsia="Times New Roman" w:hAnsi="Courier New" w:cs="Courier New"/>
+          <w:sz w:val="20"/>
+          <w:szCs w:val="20"/>
+          <w:lang w:val="en-US"/>
+        </w:rPr>
+        <w:t>FileOperationController</w:t>
+      </w:r>
+      <w:r>
+        <w:rPr>
+          <w:rFonts w:ascii="Times New Roman" w:eastAsia="Times New Roman" w:hAnsi="Times New Roman" w:cs="Times New Roman"/>
+          <w:sz w:val="24"/>
+          <w:szCs w:val="24"/>
+          <w:lang w:val="en-US"/>
+        </w:rPr>
+        <w:t xml:space="preserve"> </w:t>
+      </w:r>
+      <w:r>
+        <w:rPr>
+          <w:rFonts w:ascii="Times New Roman" w:eastAsia="Times New Roman" w:hAnsi="Times New Roman" w:cs="Times New Roman"/>
+          <w:sz w:val="24"/>
+          <w:szCs w:val="24"/>
+          <w:lang w:val="en-US"/>
+        </w:rPr>
+        <w:lastRenderedPageBreak/>
+        <w:t>would implement these interfaces (or inner classes that do) and update the UI accordingly.</w:t>
+      </w:r>
+    </w:p>
+    <w:p>
+      <w:pPr>
+        <w:spacing w:before="100" w:beforeAutospacing="1" w:after="100" w:afterAutospacing="1" w:line="240" w:lineRule="auto"/>
+        <w:outlineLvl w:val="2"/>
+        <w:rPr>
+          <w:rFonts w:ascii="Times New Roman" w:eastAsia="Times New Roman" w:hAnsi="Times New Roman" w:cs="Times New Roman"/>
+          <w:b/>
+          <w:bCs/>
+          <w:sz w:val="27"/>
+          <w:szCs w:val="27"/>
+          <w:lang w:val="en-US"/>
+        </w:rPr>
+      </w:pPr>
+      <w:r>
+        <w:rPr>
+          <w:rFonts w:ascii="Times New Roman" w:eastAsia="Times New Roman" w:hAnsi="Times New Roman" w:cs="Times New Roman"/>
+          <w:b/>
+          <w:bCs/>
+          <w:sz w:val="27"/>
+          <w:szCs w:val="27"/>
+          <w:lang w:val="en-US"/>
+        </w:rPr>
+        <w:t>III. Table Management Enhancements</w:t>
+      </w:r>
+    </w:p>
+    <w:p>
+      <w:pPr>
+        <w:numPr>
+          <w:ilvl w:val="0"/>
+          <w:numId w:val="11"/>
+        </w:numPr>
+        <w:spacing w:before="100" w:beforeAutospacing="1" w:after="100" w:afterAutospacing="1" w:line="240" w:lineRule="auto"/>
+        <w:rPr>
+          <w:rFonts w:ascii="Times New Roman" w:eastAsia="Times New Roman" w:hAnsi="Times New Roman" w:cs="Times New Roman"/>
+          <w:sz w:val="24"/>
+          <w:szCs w:val="24"/>
+          <w:lang w:val="en-US"/>
+        </w:rPr>
+      </w:pPr>
+      <w:r>
+        <w:rPr>
+          <w:rFonts w:ascii="Courier New" w:eastAsia="Times New Roman" w:hAnsi="Courier New" w:cs="Courier New"/>
+          <w:b/>
+          <w:bCs/>
+          <w:sz w:val="20"/>
+          <w:szCs w:val="20"/>
+          <w:lang w:val="en-US"/>
+        </w:rPr>
+        <w:t>FileTableModel</w:t>
+      </w:r>
+      <w:r>
+        <w:rPr>
+          <w:rFonts w:ascii="Times New Roman" w:eastAsia="Times New Roman" w:hAnsi="Times New Roman" w:cs="Times New Roman"/>
+          <w:b/>
+          <w:bCs/>
+          <w:sz w:val="24"/>
+          <w:szCs w:val="24"/>
+          <w:lang w:val="en-US"/>
+        </w:rPr>
+        <w:t xml:space="preserve"> as the Single Source of Truth for Table Data:</w:t>
+      </w:r>
+    </w:p>
+    <w:p>
+      <w:pPr>
+        <w:numPr>
+          <w:ilvl w:val="1"/>
+          <w:numId w:val="11"/>
+        </w:numPr>
+        <w:spacing w:before="100" w:beforeAutospacing="1" w:after="100" w:afterAutospacing="1" w:line="240" w:lineRule="auto"/>
+        <w:rPr>
+          <w:rFonts w:ascii="Times New Roman" w:eastAsia="Times New Roman" w:hAnsi="Times New Roman" w:cs="Times New Roman"/>
+          <w:sz w:val="24"/>
+          <w:szCs w:val="24"/>
+          <w:lang w:val="en-US"/>
+        </w:rPr>
+      </w:pPr>
+      <w:r>
+        <w:rPr>
+          <w:rFonts w:ascii="Times New Roman" w:eastAsia="Times New Roman" w:hAnsi="Times New Roman" w:cs="Times New Roman"/>
+          <w:b/>
+          <w:bCs/>
+          <w:sz w:val="24"/>
+          <w:szCs w:val="24"/>
+          <w:lang w:val="en-US"/>
+        </w:rPr>
+        <w:t>Current State:</w:t>
+      </w:r>
+      <w:r>
+        <w:rPr>
+          <w:rFonts w:ascii="Times New Roman" w:eastAsia="Times New Roman" w:hAnsi="Times New Roman" w:cs="Times New Roman"/>
+          <w:sz w:val="24"/>
+          <w:szCs w:val="24"/>
+          <w:lang w:val="en-US"/>
+        </w:rPr>
+        <w:t xml:space="preserve"> </w:t>
+      </w:r>
+      <w:r>
+        <w:rPr>
+          <w:rFonts w:ascii="Courier New" w:eastAsia="Times New Roman" w:hAnsi="Courier New" w:cs="Courier New"/>
+          <w:sz w:val="20"/>
+          <w:szCs w:val="20"/>
+          <w:lang w:val="en-US"/>
+        </w:rPr>
+        <w:t>FileTableModel</w:t>
+      </w:r>
+      <w:r>
+        <w:rPr>
+          <w:rFonts w:ascii="Times New Roman" w:eastAsia="Times New Roman" w:hAnsi="Times New Roman" w:cs="Times New Roman"/>
+          <w:sz w:val="24"/>
+          <w:szCs w:val="24"/>
+          <w:lang w:val="en-US"/>
+        </w:rPr>
+        <w:t xml:space="preserve"> is used, and </w:t>
+      </w:r>
+      <w:r>
+        <w:rPr>
+          <w:rFonts w:ascii="Courier New" w:eastAsia="Times New Roman" w:hAnsi="Courier New" w:cs="Courier New"/>
+          <w:sz w:val="20"/>
+          <w:szCs w:val="20"/>
+          <w:lang w:val="en-US"/>
+        </w:rPr>
+        <w:t>tableModel.addDifferences</w:t>
+      </w:r>
+      <w:r>
+        <w:rPr>
+          <w:rFonts w:ascii="Times New Roman" w:eastAsia="Times New Roman" w:hAnsi="Times New Roman" w:cs="Times New Roman"/>
+          <w:sz w:val="24"/>
+          <w:szCs w:val="24"/>
+          <w:lang w:val="en-US"/>
+        </w:rPr>
+        <w:t xml:space="preserve"> and </w:t>
+      </w:r>
+      <w:r>
+        <w:rPr>
+          <w:rFonts w:ascii="Courier New" w:eastAsia="Times New Roman" w:hAnsi="Courier New" w:cs="Courier New"/>
+          <w:sz w:val="20"/>
+          <w:szCs w:val="20"/>
+          <w:lang w:val="en-US"/>
+        </w:rPr>
+        <w:t>tableModel.addDuplicates</w:t>
+      </w:r>
+      <w:r>
+        <w:rPr>
+          <w:rFonts w:ascii="Times New Roman" w:eastAsia="Times New Roman" w:hAnsi="Times New Roman" w:cs="Times New Roman"/>
+          <w:sz w:val="24"/>
+          <w:szCs w:val="24"/>
+          <w:lang w:val="en-US"/>
+        </w:rPr>
+        <w:t xml:space="preserve"> are good. However, the </w:t>
+      </w:r>
+      <w:r>
+        <w:rPr>
+          <w:rFonts w:ascii="Courier New" w:eastAsia="Times New Roman" w:hAnsi="Courier New" w:cs="Courier New"/>
+          <w:sz w:val="20"/>
+          <w:szCs w:val="20"/>
+          <w:lang w:val="en-US"/>
+        </w:rPr>
+        <w:t>filePathsCopy</w:t>
+      </w:r>
+      <w:r>
+        <w:rPr>
+          <w:rFonts w:ascii="Times New Roman" w:eastAsia="Times New Roman" w:hAnsi="Times New Roman" w:cs="Times New Roman"/>
+          <w:sz w:val="24"/>
+          <w:szCs w:val="24"/>
+          <w:lang w:val="en-US"/>
+        </w:rPr>
+        <w:t xml:space="preserve"> and </w:t>
+      </w:r>
+      <w:r>
+        <w:rPr>
+          <w:rFonts w:ascii="Courier New" w:eastAsia="Times New Roman" w:hAnsi="Courier New" w:cs="Courier New"/>
+          <w:sz w:val="20"/>
+          <w:szCs w:val="20"/>
+          <w:lang w:val="en-US"/>
+        </w:rPr>
+        <w:t>filePathsDupl</w:t>
+      </w:r>
+      <w:r>
+        <w:rPr>
+          <w:rFonts w:ascii="Times New Roman" w:eastAsia="Times New Roman" w:hAnsi="Times New Roman" w:cs="Times New Roman"/>
+          <w:sz w:val="24"/>
+          <w:szCs w:val="24"/>
+          <w:lang w:val="en-US"/>
+        </w:rPr>
+        <w:t xml:space="preserve"> lists seem to be directly managed in the old </w:t>
+      </w:r>
+      <w:r>
+        <w:rPr>
+          <w:rFonts w:ascii="Courier New" w:eastAsia="Times New Roman" w:hAnsi="Courier New" w:cs="Courier New"/>
+          <w:sz w:val="20"/>
+          <w:szCs w:val="20"/>
+          <w:lang w:val="en-US"/>
+        </w:rPr>
+        <w:t>CopyFileScannerGUI</w:t>
+      </w:r>
+      <w:r>
+        <w:rPr>
+          <w:rFonts w:ascii="Times New Roman" w:eastAsia="Times New Roman" w:hAnsi="Times New Roman" w:cs="Times New Roman"/>
+          <w:sz w:val="24"/>
+          <w:szCs w:val="24"/>
+          <w:lang w:val="en-US"/>
+        </w:rPr>
+        <w:t xml:space="preserve"> and perhaps still indirectly accessed.</w:t>
+      </w:r>
+    </w:p>
+    <w:p>
+      <w:pPr>
+        <w:numPr>
+          <w:ilvl w:val="1"/>
+          <w:numId w:val="11"/>
+        </w:numPr>
+        <w:spacing w:before="100" w:beforeAutospacing="1" w:after="100" w:afterAutospacing="1" w:line="240" w:lineRule="auto"/>
+        <w:rPr>
+          <w:rFonts w:ascii="Times New Roman" w:eastAsia="Times New Roman" w:hAnsi="Times New Roman" w:cs="Times New Roman"/>
+          <w:sz w:val="24"/>
+          <w:szCs w:val="24"/>
+          <w:lang w:val="en-US"/>
+        </w:rPr>
+      </w:pPr>
+      <w:r>
+        <w:rPr>
+          <w:rFonts w:ascii="Times New Roman" w:eastAsia="Times New Roman" w:hAnsi="Times New Roman" w:cs="Times New Roman"/>
+          <w:b/>
+          <w:bCs/>
+          <w:sz w:val="24"/>
+          <w:szCs w:val="24"/>
+          <w:lang w:val="en-US"/>
+        </w:rPr>
+        <w:t>Suggestion:</w:t>
+      </w:r>
+      <w:r>
+        <w:rPr>
+          <w:rFonts w:ascii="Times New Roman" w:eastAsia="Times New Roman" w:hAnsi="Times New Roman" w:cs="Times New Roman"/>
+          <w:sz w:val="24"/>
+          <w:szCs w:val="24"/>
+          <w:lang w:val="en-US"/>
+        </w:rPr>
+        <w:t xml:space="preserve"> Ensure </w:t>
+      </w:r>
+      <w:r>
+        <w:rPr>
+          <w:rFonts w:ascii="Courier New" w:eastAsia="Times New Roman" w:hAnsi="Courier New" w:cs="Courier New"/>
+          <w:sz w:val="20"/>
+          <w:szCs w:val="20"/>
+          <w:lang w:val="en-US"/>
+        </w:rPr>
+        <w:t>FileTableModel</w:t>
+      </w:r>
+      <w:r>
+        <w:rPr>
+          <w:rFonts w:ascii="Times New Roman" w:eastAsia="Times New Roman" w:hAnsi="Times New Roman" w:cs="Times New Roman"/>
+          <w:sz w:val="24"/>
+          <w:szCs w:val="24"/>
+          <w:lang w:val="en-US"/>
+        </w:rPr>
+        <w:t xml:space="preserve"> completely owns and manages the list of </w:t>
+      </w:r>
+      <w:r>
+        <w:rPr>
+          <w:rFonts w:ascii="Courier New" w:eastAsia="Times New Roman" w:hAnsi="Courier New" w:cs="Courier New"/>
+          <w:sz w:val="20"/>
+          <w:szCs w:val="20"/>
+          <w:lang w:val="en-US"/>
+        </w:rPr>
+        <w:t>FileEntry</w:t>
+      </w:r>
+      <w:r>
+        <w:rPr>
+          <w:rFonts w:ascii="Times New Roman" w:eastAsia="Times New Roman" w:hAnsi="Times New Roman" w:cs="Times New Roman"/>
+          <w:sz w:val="24"/>
+          <w:szCs w:val="24"/>
+          <w:lang w:val="en-US"/>
+        </w:rPr>
+        <w:t xml:space="preserve"> objects (or equivalent). All additions, removals, and updates to the table data should go through </w:t>
+      </w:r>
+      <w:r>
+        <w:rPr>
+          <w:rFonts w:ascii="Courier New" w:eastAsia="Times New Roman" w:hAnsi="Courier New" w:cs="Courier New"/>
+          <w:sz w:val="20"/>
+          <w:szCs w:val="20"/>
+          <w:lang w:val="en-US"/>
+        </w:rPr>
+        <w:t>FileTableModel</w:t>
+      </w:r>
+      <w:r>
+        <w:rPr>
+          <w:rFonts w:ascii="Times New Roman" w:eastAsia="Times New Roman" w:hAnsi="Times New Roman" w:cs="Times New Roman"/>
+          <w:sz w:val="24"/>
+          <w:szCs w:val="24"/>
+          <w:lang w:val="en-US"/>
+        </w:rPr>
+        <w:t xml:space="preserve"> methods, which then fire appropriate </w:t>
+      </w:r>
+      <w:r>
+        <w:rPr>
+          <w:rFonts w:ascii="Courier New" w:eastAsia="Times New Roman" w:hAnsi="Courier New" w:cs="Courier New"/>
+          <w:sz w:val="20"/>
+          <w:szCs w:val="20"/>
+          <w:lang w:val="en-US"/>
+        </w:rPr>
+        <w:t>TableModelEvent</w:t>
+      </w:r>
+      <w:r>
+        <w:rPr>
+          <w:rFonts w:ascii="Times New Roman" w:eastAsia="Times New Roman" w:hAnsi="Times New Roman" w:cs="Times New Roman"/>
+          <w:sz w:val="24"/>
+          <w:szCs w:val="24"/>
+          <w:lang w:val="en-US"/>
+        </w:rPr>
+        <w:t xml:space="preserve">s to notify the </w:t>
+      </w:r>
+      <w:r>
+        <w:rPr>
+          <w:rFonts w:ascii="Courier New" w:eastAsia="Times New Roman" w:hAnsi="Courier New" w:cs="Courier New"/>
+          <w:sz w:val="20"/>
+          <w:szCs w:val="20"/>
+          <w:lang w:val="en-US"/>
+        </w:rPr>
+        <w:t>JTable</w:t>
+      </w:r>
+      <w:r>
+        <w:rPr>
+          <w:rFonts w:ascii="Times New Roman" w:eastAsia="Times New Roman" w:hAnsi="Times New Roman" w:cs="Times New Roman"/>
+          <w:sz w:val="24"/>
+          <w:szCs w:val="24"/>
+          <w:lang w:val="en-US"/>
+        </w:rPr>
+        <w:t>.</w:t>
+      </w:r>
+    </w:p>
+    <w:p>
+      <w:pPr>
+        <w:numPr>
+          <w:ilvl w:val="1"/>
+          <w:numId w:val="11"/>
+        </w:numPr>
+        <w:spacing w:before="100" w:beforeAutospacing="1" w:after="100" w:afterAutospacing="1" w:line="240" w:lineRule="auto"/>
+        <w:rPr>
+          <w:rFonts w:ascii="Times New Roman" w:eastAsia="Times New Roman" w:hAnsi="Times New Roman" w:cs="Times New Roman"/>
+          <w:sz w:val="24"/>
+          <w:szCs w:val="24"/>
+          <w:lang w:val="en-US"/>
+        </w:rPr>
+      </w:pPr>
+      <w:r>
+        <w:rPr>
+          <w:rFonts w:ascii="Times New Roman" w:eastAsia="Times New Roman" w:hAnsi="Times New Roman" w:cs="Times New Roman"/>
+          <w:sz w:val="24"/>
+          <w:szCs w:val="24"/>
+          <w:lang w:val="en-US"/>
+        </w:rPr>
+        <w:t xml:space="preserve">Define an </w:t>
+      </w:r>
+      <w:r>
+        <w:rPr>
+          <w:rFonts w:ascii="Courier New" w:eastAsia="Times New Roman" w:hAnsi="Courier New" w:cs="Courier New"/>
+          <w:sz w:val="20"/>
+          <w:szCs w:val="20"/>
+          <w:lang w:val="en-US"/>
+        </w:rPr>
+        <w:t>enum</w:t>
+      </w:r>
+      <w:r>
+        <w:rPr>
+          <w:rFonts w:ascii="Times New Roman" w:eastAsia="Times New Roman" w:hAnsi="Times New Roman" w:cs="Times New Roman"/>
+          <w:sz w:val="24"/>
+          <w:szCs w:val="24"/>
+          <w:lang w:val="en-US"/>
+        </w:rPr>
+        <w:t xml:space="preserve"> for column indices (e.g., </w:t>
+      </w:r>
+      <w:r>
+        <w:rPr>
+          <w:rFonts w:ascii="Courier New" w:eastAsia="Times New Roman" w:hAnsi="Courier New" w:cs="Courier New"/>
+          <w:sz w:val="20"/>
+          <w:szCs w:val="20"/>
+          <w:lang w:val="en-US"/>
+        </w:rPr>
+        <w:t xml:space="preserve">enum FileTableColumn </w:t>
+      </w:r>
+      <w:proofErr w:type="gramStart"/>
+      <w:r>
+        <w:rPr>
+          <w:rFonts w:ascii="Courier New" w:eastAsia="Times New Roman" w:hAnsi="Courier New" w:cs="Courier New"/>
+          <w:sz w:val="20"/>
+          <w:szCs w:val="20"/>
+          <w:lang w:val="en-US"/>
+        </w:rPr>
+        <w:t>{ CHECKBOX</w:t>
+      </w:r>
+      <w:proofErr w:type="gramEnd"/>
+      <w:r>
+        <w:rPr>
+          <w:rFonts w:ascii="Courier New" w:eastAsia="Times New Roman" w:hAnsi="Courier New" w:cs="Courier New"/>
+          <w:sz w:val="20"/>
+          <w:szCs w:val="20"/>
+          <w:lang w:val="en-US"/>
+        </w:rPr>
+        <w:t>, FILE_PATH, COMMENT }</w:t>
+      </w:r>
+      <w:r>
+        <w:rPr>
+          <w:rFonts w:ascii="Times New Roman" w:eastAsia="Times New Roman" w:hAnsi="Times New Roman" w:cs="Times New Roman"/>
+          <w:sz w:val="24"/>
+          <w:szCs w:val="24"/>
+          <w:lang w:val="en-US"/>
+        </w:rPr>
+        <w:t xml:space="preserve">) to eliminate magic numbers like </w:t>
+      </w:r>
+      <w:r>
+        <w:rPr>
+          <w:rFonts w:ascii="Courier New" w:eastAsia="Times New Roman" w:hAnsi="Courier New" w:cs="Courier New"/>
+          <w:sz w:val="20"/>
+          <w:szCs w:val="20"/>
+          <w:lang w:val="en-US"/>
+        </w:rPr>
+        <w:t>CHECKBOX_INDEX_COLUMN</w:t>
+      </w:r>
+      <w:r>
+        <w:rPr>
+          <w:rFonts w:ascii="Times New Roman" w:eastAsia="Times New Roman" w:hAnsi="Times New Roman" w:cs="Times New Roman"/>
+          <w:sz w:val="24"/>
+          <w:szCs w:val="24"/>
+          <w:lang w:val="en-US"/>
+        </w:rPr>
+        <w:t xml:space="preserve">. </w:t>
+      </w:r>
+    </w:p>
+    <w:p>
+      <w:pPr>
+        <w:numPr>
+          <w:ilvl w:val="0"/>
+          <w:numId w:val="11"/>
+        </w:numPr>
+        <w:spacing w:before="100" w:beforeAutospacing="1" w:after="100" w:afterAutospacing="1" w:line="240" w:lineRule="auto"/>
+        <w:rPr>
+          <w:rFonts w:ascii="Times New Roman" w:eastAsia="Times New Roman" w:hAnsi="Times New Roman" w:cs="Times New Roman"/>
+          <w:sz w:val="24"/>
+          <w:szCs w:val="24"/>
+          <w:lang w:val="en-US"/>
+        </w:rPr>
+      </w:pPr>
+      <w:r>
+        <w:rPr>
+          <w:rFonts w:ascii="Times New Roman" w:eastAsia="Times New Roman" w:hAnsi="Times New Roman" w:cs="Times New Roman"/>
+          <w:b/>
+          <w:bCs/>
+          <w:sz w:val="24"/>
+          <w:szCs w:val="24"/>
+          <w:lang w:val="en-US"/>
+        </w:rPr>
+        <w:t xml:space="preserve">Externalize </w:t>
+      </w:r>
+      <w:r>
+        <w:rPr>
+          <w:rFonts w:ascii="Courier New" w:eastAsia="Times New Roman" w:hAnsi="Courier New" w:cs="Courier New"/>
+          <w:b/>
+          <w:bCs/>
+          <w:sz w:val="20"/>
+          <w:szCs w:val="20"/>
+          <w:lang w:val="en-US"/>
+        </w:rPr>
+        <w:t>CenteredCheckboxRenderer</w:t>
+      </w:r>
+      <w:r>
+        <w:rPr>
+          <w:rFonts w:ascii="Times New Roman" w:eastAsia="Times New Roman" w:hAnsi="Times New Roman" w:cs="Times New Roman"/>
+          <w:b/>
+          <w:bCs/>
+          <w:sz w:val="24"/>
+          <w:szCs w:val="24"/>
+          <w:lang w:val="en-US"/>
+        </w:rPr>
+        <w:t xml:space="preserve"> and Editor:</w:t>
+      </w:r>
+    </w:p>
+    <w:p>
+      <w:pPr>
+        <w:numPr>
+          <w:ilvl w:val="1"/>
+          <w:numId w:val="11"/>
+        </w:numPr>
+        <w:spacing w:before="100" w:beforeAutospacing="1" w:after="100" w:afterAutospacing="1" w:line="240" w:lineRule="auto"/>
+        <w:rPr>
+          <w:rFonts w:ascii="Times New Roman" w:eastAsia="Times New Roman" w:hAnsi="Times New Roman" w:cs="Times New Roman"/>
+          <w:sz w:val="24"/>
+          <w:szCs w:val="24"/>
+          <w:lang w:val="en-US"/>
+        </w:rPr>
+      </w:pPr>
+      <w:r>
+        <w:rPr>
+          <w:rFonts w:ascii="Times New Roman" w:eastAsia="Times New Roman" w:hAnsi="Times New Roman" w:cs="Times New Roman"/>
+          <w:b/>
+          <w:bCs/>
+          <w:sz w:val="24"/>
+          <w:szCs w:val="24"/>
+          <w:lang w:val="en-US"/>
+        </w:rPr>
+        <w:t>Current State:</w:t>
+      </w:r>
+      <w:r>
+        <w:rPr>
+          <w:rFonts w:ascii="Times New Roman" w:eastAsia="Times New Roman" w:hAnsi="Times New Roman" w:cs="Times New Roman"/>
+          <w:sz w:val="24"/>
+          <w:szCs w:val="24"/>
+          <w:lang w:val="en-US"/>
+        </w:rPr>
+        <w:t xml:space="preserve"> </w:t>
+      </w:r>
+      <w:r>
+        <w:rPr>
+          <w:rFonts w:ascii="Courier New" w:eastAsia="Times New Roman" w:hAnsi="Courier New" w:cs="Courier New"/>
+          <w:sz w:val="20"/>
+          <w:szCs w:val="20"/>
+          <w:lang w:val="en-US"/>
+        </w:rPr>
+        <w:t>CenteredCheckboxRenderer</w:t>
+      </w:r>
+      <w:r>
+        <w:rPr>
+          <w:rFonts w:ascii="Times New Roman" w:eastAsia="Times New Roman" w:hAnsi="Times New Roman" w:cs="Times New Roman"/>
+          <w:sz w:val="24"/>
+          <w:szCs w:val="24"/>
+          <w:lang w:val="en-US"/>
+        </w:rPr>
+        <w:t xml:space="preserve"> is an inner static class of </w:t>
+      </w:r>
+      <w:r>
+        <w:rPr>
+          <w:rFonts w:ascii="Courier New" w:eastAsia="Times New Roman" w:hAnsi="Courier New" w:cs="Courier New"/>
+          <w:sz w:val="20"/>
+          <w:szCs w:val="20"/>
+          <w:lang w:val="en-US"/>
+        </w:rPr>
+        <w:t>CopyFileScannerGUI</w:t>
+      </w:r>
+      <w:r>
+        <w:rPr>
+          <w:rFonts w:ascii="Times New Roman" w:eastAsia="Times New Roman" w:hAnsi="Times New Roman" w:cs="Times New Roman"/>
+          <w:sz w:val="24"/>
+          <w:szCs w:val="24"/>
+          <w:lang w:val="en-US"/>
+        </w:rPr>
+        <w:t xml:space="preserve"> and still has </w:t>
+      </w:r>
+      <w:r>
+        <w:rPr>
+          <w:rFonts w:ascii="Courier New" w:eastAsia="Times New Roman" w:hAnsi="Courier New" w:cs="Courier New"/>
+          <w:sz w:val="20"/>
+          <w:szCs w:val="20"/>
+          <w:lang w:val="en-US"/>
+        </w:rPr>
+        <w:t>isSkipCheckBoxCondition</w:t>
+      </w:r>
+      <w:r>
+        <w:rPr>
+          <w:rFonts w:ascii="Times New Roman" w:eastAsia="Times New Roman" w:hAnsi="Times New Roman" w:cs="Times New Roman"/>
+          <w:sz w:val="24"/>
+          <w:szCs w:val="24"/>
+          <w:lang w:val="en-US"/>
+        </w:rPr>
+        <w:t xml:space="preserve"> logic accessing </w:t>
+      </w:r>
+      <w:r>
+        <w:rPr>
+          <w:rFonts w:ascii="Courier New" w:eastAsia="Times New Roman" w:hAnsi="Courier New" w:cs="Courier New"/>
+          <w:sz w:val="20"/>
+          <w:szCs w:val="20"/>
+          <w:lang w:val="en-US"/>
+        </w:rPr>
+        <w:t>TableModel</w:t>
+      </w:r>
+      <w:r>
+        <w:rPr>
+          <w:rFonts w:ascii="Times New Roman" w:eastAsia="Times New Roman" w:hAnsi="Times New Roman" w:cs="Times New Roman"/>
+          <w:sz w:val="24"/>
+          <w:szCs w:val="24"/>
+          <w:lang w:val="en-US"/>
+        </w:rPr>
+        <w:t xml:space="preserve">. </w:t>
+      </w:r>
+    </w:p>
+    <w:p>
+      <w:pPr>
+        <w:numPr>
+          <w:ilvl w:val="1"/>
+          <w:numId w:val="11"/>
+        </w:numPr>
+        <w:spacing w:before="100" w:beforeAutospacing="1" w:after="100" w:afterAutospacing="1" w:line="240" w:lineRule="auto"/>
+        <w:rPr>
+          <w:rFonts w:ascii="Times New Roman" w:eastAsia="Times New Roman" w:hAnsi="Times New Roman" w:cs="Times New Roman"/>
+          <w:sz w:val="24"/>
+          <w:szCs w:val="24"/>
+          <w:lang w:val="en-US"/>
+        </w:rPr>
+      </w:pPr>
+      <w:r>
+        <w:rPr>
+          <w:rFonts w:ascii="Times New Roman" w:eastAsia="Times New Roman" w:hAnsi="Times New Roman" w:cs="Times New Roman"/>
+          <w:b/>
+          <w:bCs/>
+          <w:sz w:val="24"/>
+          <w:szCs w:val="24"/>
+          <w:lang w:val="en-US"/>
+        </w:rPr>
+        <w:t>Suggestion:</w:t>
+      </w:r>
+      <w:r>
+        <w:rPr>
+          <w:rFonts w:ascii="Times New Roman" w:eastAsia="Times New Roman" w:hAnsi="Times New Roman" w:cs="Times New Roman"/>
+          <w:sz w:val="24"/>
+          <w:szCs w:val="24"/>
+          <w:lang w:val="en-US"/>
+        </w:rPr>
+        <w:t xml:space="preserve"> Move </w:t>
+      </w:r>
+      <w:r>
+        <w:rPr>
+          <w:rFonts w:ascii="Courier New" w:eastAsia="Times New Roman" w:hAnsi="Courier New" w:cs="Courier New"/>
+          <w:sz w:val="20"/>
+          <w:szCs w:val="20"/>
+          <w:lang w:val="en-US"/>
+        </w:rPr>
+        <w:t>CenteredCheckboxRenderer</w:t>
+      </w:r>
+      <w:r>
+        <w:rPr>
+          <w:rFonts w:ascii="Times New Roman" w:eastAsia="Times New Roman" w:hAnsi="Times New Roman" w:cs="Times New Roman"/>
+          <w:sz w:val="24"/>
+          <w:szCs w:val="24"/>
+          <w:lang w:val="en-US"/>
+        </w:rPr>
+        <w:t xml:space="preserve"> to its own top-level class (e.g., in a </w:t>
+      </w:r>
+      <w:r>
+        <w:rPr>
+          <w:rFonts w:ascii="Courier New" w:eastAsia="Times New Roman" w:hAnsi="Courier New" w:cs="Courier New"/>
+          <w:sz w:val="20"/>
+          <w:szCs w:val="20"/>
+          <w:lang w:val="en-US"/>
+        </w:rPr>
+        <w:t>ui.table</w:t>
+      </w:r>
+      <w:r>
+        <w:rPr>
+          <w:rFonts w:ascii="Times New Roman" w:eastAsia="Times New Roman" w:hAnsi="Times New Roman" w:cs="Times New Roman"/>
+          <w:sz w:val="24"/>
+          <w:szCs w:val="24"/>
+          <w:lang w:val="en-US"/>
+        </w:rPr>
+        <w:t xml:space="preserve"> package). The logic for skipping the checkbox (</w:t>
+      </w:r>
+      <w:r>
+        <w:rPr>
+          <w:rFonts w:ascii="Courier New" w:eastAsia="Times New Roman" w:hAnsi="Courier New" w:cs="Courier New"/>
+          <w:sz w:val="20"/>
+          <w:szCs w:val="20"/>
+          <w:lang w:val="en-US"/>
+        </w:rPr>
+        <w:t>isSkipCheckBoxCondition</w:t>
+      </w:r>
+      <w:r>
+        <w:rPr>
+          <w:rFonts w:ascii="Times New Roman" w:eastAsia="Times New Roman" w:hAnsi="Times New Roman" w:cs="Times New Roman"/>
+          <w:sz w:val="24"/>
+          <w:szCs w:val="24"/>
+          <w:lang w:val="en-US"/>
+        </w:rPr>
+        <w:t xml:space="preserve">) should ideally be a property of your </w:t>
+      </w:r>
+      <w:r>
+        <w:rPr>
+          <w:rFonts w:ascii="Courier New" w:eastAsia="Times New Roman" w:hAnsi="Courier New" w:cs="Courier New"/>
+          <w:sz w:val="20"/>
+          <w:szCs w:val="20"/>
+          <w:lang w:val="en-US"/>
+        </w:rPr>
+        <w:t>FileEntry</w:t>
+      </w:r>
+      <w:r>
+        <w:rPr>
+          <w:rFonts w:ascii="Times New Roman" w:eastAsia="Times New Roman" w:hAnsi="Times New Roman" w:cs="Times New Roman"/>
+          <w:sz w:val="24"/>
+          <w:szCs w:val="24"/>
+          <w:lang w:val="en-US"/>
+        </w:rPr>
+        <w:t xml:space="preserve"> data model or be determined by the </w:t>
+      </w:r>
+      <w:r>
+        <w:rPr>
+          <w:rFonts w:ascii="Courier New" w:eastAsia="Times New Roman" w:hAnsi="Courier New" w:cs="Courier New"/>
+          <w:sz w:val="20"/>
+          <w:szCs w:val="20"/>
+          <w:lang w:val="en-US"/>
+        </w:rPr>
+        <w:t>FileTableModel</w:t>
+      </w:r>
+      <w:r>
+        <w:rPr>
+          <w:rFonts w:ascii="Times New Roman" w:eastAsia="Times New Roman" w:hAnsi="Times New Roman" w:cs="Times New Roman"/>
+          <w:sz w:val="24"/>
+          <w:szCs w:val="24"/>
+          <w:lang w:val="en-US"/>
+        </w:rPr>
+        <w:t xml:space="preserve"> itself, rather than the renderer directly querying the </w:t>
+      </w:r>
+      <w:r>
+        <w:rPr>
+          <w:rFonts w:ascii="Courier New" w:eastAsia="Times New Roman" w:hAnsi="Courier New" w:cs="Courier New"/>
+          <w:sz w:val="20"/>
+          <w:szCs w:val="20"/>
+          <w:lang w:val="en-US"/>
+        </w:rPr>
+        <w:t>TableModel</w:t>
+      </w:r>
+      <w:r>
+        <w:rPr>
+          <w:rFonts w:ascii="Times New Roman" w:eastAsia="Times New Roman" w:hAnsi="Times New Roman" w:cs="Times New Roman"/>
+          <w:sz w:val="24"/>
+          <w:szCs w:val="24"/>
+          <w:lang w:val="en-US"/>
+        </w:rPr>
+        <w:t xml:space="preserve">. Implement a corresponding </w:t>
+      </w:r>
+      <w:r>
+        <w:rPr>
+          <w:rFonts w:ascii="Courier New" w:eastAsia="Times New Roman" w:hAnsi="Courier New" w:cs="Courier New"/>
+          <w:sz w:val="20"/>
+          <w:szCs w:val="20"/>
+          <w:lang w:val="en-US"/>
+        </w:rPr>
+        <w:t>CheckboxTableCellEditor</w:t>
+      </w:r>
+      <w:r>
+        <w:rPr>
+          <w:rFonts w:ascii="Times New Roman" w:eastAsia="Times New Roman" w:hAnsi="Times New Roman" w:cs="Times New Roman"/>
+          <w:sz w:val="24"/>
+          <w:szCs w:val="24"/>
+          <w:lang w:val="en-US"/>
+        </w:rPr>
+        <w:t xml:space="preserve"> to handle user interaction for these checkboxes.</w:t>
+      </w:r>
+    </w:p>
+    <w:p>
+      <w:pPr>
+        <w:spacing w:before="100" w:beforeAutospacing="1" w:after="100" w:afterAutospacing="1" w:line="240" w:lineRule="auto"/>
+        <w:outlineLvl w:val="2"/>
+        <w:rPr>
+          <w:rFonts w:ascii="Times New Roman" w:eastAsia="Times New Roman" w:hAnsi="Times New Roman" w:cs="Times New Roman"/>
+          <w:b/>
+          <w:bCs/>
+          <w:sz w:val="27"/>
+          <w:szCs w:val="27"/>
+          <w:lang w:val="en-US"/>
+        </w:rPr>
+      </w:pPr>
+      <w:r>
+        <w:rPr>
+          <w:rFonts w:ascii="Times New Roman" w:eastAsia="Times New Roman" w:hAnsi="Times New Roman" w:cs="Times New Roman"/>
+          <w:b/>
+          <w:bCs/>
+          <w:sz w:val="27"/>
+          <w:szCs w:val="27"/>
+          <w:lang w:val="en-US"/>
+        </w:rPr>
+        <w:t>IV. Error Handling and User Feedback</w:t>
+      </w:r>
+    </w:p>
+    <w:p>
+      <w:pPr>
+        <w:numPr>
+          <w:ilvl w:val="0"/>
+          <w:numId w:val="12"/>
+        </w:numPr>
+        <w:spacing w:before="100" w:beforeAutospacing="1" w:after="100" w:afterAutospacing="1" w:line="240" w:lineRule="auto"/>
+        <w:rPr>
+          <w:rFonts w:ascii="Times New Roman" w:eastAsia="Times New Roman" w:hAnsi="Times New Roman" w:cs="Times New Roman"/>
+          <w:sz w:val="24"/>
+          <w:szCs w:val="24"/>
+          <w:lang w:val="en-US"/>
+        </w:rPr>
+      </w:pPr>
+      <w:r>
+        <w:rPr>
+          <w:rFonts w:ascii="Times New Roman" w:eastAsia="Times New Roman" w:hAnsi="Times New Roman" w:cs="Times New Roman"/>
+          <w:b/>
+          <w:bCs/>
+          <w:sz w:val="24"/>
+          <w:szCs w:val="24"/>
+          <w:lang w:val="en-US"/>
+        </w:rPr>
+        <w:t>Centralized Error Reporting:</w:t>
+      </w:r>
+      <w:r>
+        <w:rPr>
+          <w:rFonts w:ascii="Times New Roman" w:eastAsia="Times New Roman" w:hAnsi="Times New Roman" w:cs="Times New Roman"/>
+          <w:sz w:val="24"/>
+          <w:szCs w:val="24"/>
+          <w:lang w:val="en-US"/>
+        </w:rPr>
+        <w:t xml:space="preserve"> </w:t>
+      </w:r>
+    </w:p>
+    <w:p>
+      <w:pPr>
+        <w:numPr>
+          <w:ilvl w:val="1"/>
+          <w:numId w:val="12"/>
+        </w:numPr>
+        <w:spacing w:before="100" w:beforeAutospacing="1" w:after="100" w:afterAutospacing="1" w:line="240" w:lineRule="auto"/>
+        <w:rPr>
+          <w:rFonts w:ascii="Times New Roman" w:eastAsia="Times New Roman" w:hAnsi="Times New Roman" w:cs="Times New Roman"/>
+          <w:sz w:val="24"/>
+          <w:szCs w:val="24"/>
+          <w:lang w:val="en-US"/>
+        </w:rPr>
+      </w:pPr>
+      <w:r>
+        <w:rPr>
+          <w:rFonts w:ascii="Times New Roman" w:eastAsia="Times New Roman" w:hAnsi="Times New Roman" w:cs="Times New Roman"/>
+          <w:b/>
+          <w:bCs/>
+          <w:sz w:val="24"/>
+          <w:szCs w:val="24"/>
+          <w:lang w:val="en-US"/>
+        </w:rPr>
+        <w:t>Current State:</w:t>
+      </w:r>
+      <w:r>
+        <w:rPr>
+          <w:rFonts w:ascii="Times New Roman" w:eastAsia="Times New Roman" w:hAnsi="Times New Roman" w:cs="Times New Roman"/>
+          <w:sz w:val="24"/>
+          <w:szCs w:val="24"/>
+          <w:lang w:val="en-US"/>
+        </w:rPr>
+        <w:t xml:space="preserve"> </w:t>
+      </w:r>
+      <w:r>
+        <w:rPr>
+          <w:rFonts w:ascii="Courier New" w:eastAsia="Times New Roman" w:hAnsi="Courier New" w:cs="Courier New"/>
+          <w:sz w:val="20"/>
+          <w:szCs w:val="20"/>
+          <w:lang w:val="en-US"/>
+        </w:rPr>
+        <w:t>messageDialog.showMessageDialog</w:t>
+      </w:r>
+      <w:r>
+        <w:rPr>
+          <w:rFonts w:ascii="Times New Roman" w:eastAsia="Times New Roman" w:hAnsi="Times New Roman" w:cs="Times New Roman"/>
+          <w:sz w:val="24"/>
+          <w:szCs w:val="24"/>
+          <w:lang w:val="en-US"/>
+        </w:rPr>
+        <w:t xml:space="preserve"> is used for user messages. </w:t>
+      </w:r>
+    </w:p>
+    <w:p>
+      <w:pPr>
+        <w:numPr>
+          <w:ilvl w:val="1"/>
+          <w:numId w:val="12"/>
+        </w:numPr>
+        <w:spacing w:before="100" w:beforeAutospacing="1" w:after="100" w:afterAutospacing="1" w:line="240" w:lineRule="auto"/>
+        <w:rPr>
+          <w:rFonts w:ascii="Times New Roman" w:eastAsia="Times New Roman" w:hAnsi="Times New Roman" w:cs="Times New Roman"/>
+          <w:sz w:val="24"/>
+          <w:szCs w:val="24"/>
+          <w:lang w:val="en-US"/>
+        </w:rPr>
+      </w:pPr>
+      <w:r>
+        <w:rPr>
+          <w:rFonts w:ascii="Times New Roman" w:eastAsia="Times New Roman" w:hAnsi="Times New Roman" w:cs="Times New Roman"/>
+          <w:b/>
+          <w:bCs/>
+          <w:sz w:val="24"/>
+          <w:szCs w:val="24"/>
+          <w:lang w:val="en-US"/>
+        </w:rPr>
+        <w:t>Suggestion:</w:t>
+      </w:r>
+      <w:r>
+        <w:rPr>
+          <w:rFonts w:ascii="Times New Roman" w:eastAsia="Times New Roman" w:hAnsi="Times New Roman" w:cs="Times New Roman"/>
+          <w:sz w:val="24"/>
+          <w:szCs w:val="24"/>
+          <w:lang w:val="en-US"/>
+        </w:rPr>
+        <w:t xml:space="preserve"> This is good for showing messages. Ensure all exceptions caught in service layers are propagated (or wrapped in custom exceptions) back to the </w:t>
+      </w:r>
+      <w:r>
+        <w:rPr>
+          <w:rFonts w:ascii="Courier New" w:eastAsia="Times New Roman" w:hAnsi="Courier New" w:cs="Courier New"/>
+          <w:sz w:val="20"/>
+          <w:szCs w:val="20"/>
+          <w:lang w:val="en-US"/>
+        </w:rPr>
+        <w:t>FileOperationController</w:t>
+      </w:r>
+      <w:r>
+        <w:rPr>
+          <w:rFonts w:ascii="Times New Roman" w:eastAsia="Times New Roman" w:hAnsi="Times New Roman" w:cs="Times New Roman"/>
+          <w:sz w:val="24"/>
+          <w:szCs w:val="24"/>
+          <w:lang w:val="en-US"/>
+        </w:rPr>
+        <w:t xml:space="preserve"> via the listener interfaces. The controller then decides whether to display a </w:t>
+      </w:r>
+      <w:r>
+        <w:rPr>
+          <w:rFonts w:ascii="Courier New" w:eastAsia="Times New Roman" w:hAnsi="Courier New" w:cs="Courier New"/>
+          <w:sz w:val="20"/>
+          <w:szCs w:val="20"/>
+          <w:lang w:val="en-US"/>
+        </w:rPr>
+        <w:t>JOptionPane</w:t>
+      </w:r>
+      <w:r>
+        <w:rPr>
+          <w:rFonts w:ascii="Times New Roman" w:eastAsia="Times New Roman" w:hAnsi="Times New Roman" w:cs="Times New Roman"/>
+          <w:sz w:val="24"/>
+          <w:szCs w:val="24"/>
+          <w:lang w:val="en-US"/>
+        </w:rPr>
+        <w:t xml:space="preserve"> or update a status message.</w:t>
+      </w:r>
+    </w:p>
+    <w:p>
+      <w:pPr>
+        <w:spacing w:before="100" w:beforeAutospacing="1" w:after="100" w:afterAutospacing="1" w:line="240" w:lineRule="auto"/>
+        <w:outlineLvl w:val="2"/>
+        <w:rPr>
+          <w:rFonts w:ascii="Times New Roman" w:eastAsia="Times New Roman" w:hAnsi="Times New Roman" w:cs="Times New Roman"/>
+          <w:b/>
+          <w:bCs/>
+          <w:sz w:val="27"/>
+          <w:szCs w:val="27"/>
+          <w:lang w:val="en-US"/>
+        </w:rPr>
+      </w:pPr>
+      <w:r>
+        <w:rPr>
+          <w:rFonts w:ascii="Times New Roman" w:eastAsia="Times New Roman" w:hAnsi="Times New Roman" w:cs="Times New Roman"/>
+          <w:b/>
+          <w:bCs/>
+          <w:sz w:val="27"/>
+          <w:szCs w:val="27"/>
+          <w:lang w:val="en-US"/>
+        </w:rPr>
+        <w:t>V. Code Clarity and Best Practices</w:t>
+      </w:r>
+    </w:p>
+    <w:p>
+      <w:pPr>
+        <w:numPr>
+          <w:ilvl w:val="0"/>
+          <w:numId w:val="13"/>
+        </w:numPr>
+        <w:spacing w:before="100" w:beforeAutospacing="1" w:after="100" w:afterAutospacing="1" w:line="240" w:lineRule="auto"/>
+        <w:rPr>
+          <w:rFonts w:ascii="Times New Roman" w:eastAsia="Times New Roman" w:hAnsi="Times New Roman" w:cs="Times New Roman"/>
+          <w:sz w:val="24"/>
+          <w:szCs w:val="24"/>
+          <w:lang w:val="en-US"/>
+        </w:rPr>
+      </w:pPr>
+      <w:r>
+        <w:rPr>
+          <w:rFonts w:ascii="Times New Roman" w:eastAsia="Times New Roman" w:hAnsi="Times New Roman" w:cs="Times New Roman"/>
+          <w:b/>
+          <w:bCs/>
+          <w:sz w:val="24"/>
+          <w:szCs w:val="24"/>
+          <w:lang w:val="en-US"/>
+        </w:rPr>
+        <w:t>Reduce Duplication in Scan Methods:</w:t>
+      </w:r>
+    </w:p>
+    <w:p>
+      <w:pPr>
+        <w:numPr>
+          <w:ilvl w:val="1"/>
+          <w:numId w:val="13"/>
+        </w:numPr>
+        <w:spacing w:before="100" w:beforeAutospacing="1" w:after="100" w:afterAutospacing="1" w:line="240" w:lineRule="auto"/>
+        <w:rPr>
+          <w:rFonts w:ascii="Times New Roman" w:eastAsia="Times New Roman" w:hAnsi="Times New Roman" w:cs="Times New Roman"/>
+          <w:sz w:val="24"/>
+          <w:szCs w:val="24"/>
+          <w:lang w:val="en-US"/>
+        </w:rPr>
+      </w:pPr>
+      <w:r>
+        <w:rPr>
+          <w:rFonts w:ascii="Times New Roman" w:eastAsia="Times New Roman" w:hAnsi="Times New Roman" w:cs="Times New Roman"/>
+          <w:b/>
+          <w:bCs/>
+          <w:sz w:val="24"/>
+          <w:szCs w:val="24"/>
+          <w:lang w:val="en-US"/>
+        </w:rPr>
+        <w:t>Current State:</w:t>
+      </w:r>
+      <w:r>
+        <w:rPr>
+          <w:rFonts w:ascii="Times New Roman" w:eastAsia="Times New Roman" w:hAnsi="Times New Roman" w:cs="Times New Roman"/>
+          <w:sz w:val="24"/>
+          <w:szCs w:val="24"/>
+          <w:lang w:val="en-US"/>
+        </w:rPr>
+        <w:t xml:space="preserve"> The </w:t>
+      </w:r>
+      <w:r>
+        <w:rPr>
+          <w:rFonts w:ascii="Courier New" w:eastAsia="Times New Roman" w:hAnsi="Courier New" w:cs="Courier New"/>
+          <w:sz w:val="20"/>
+          <w:szCs w:val="20"/>
+          <w:lang w:val="en-US"/>
+        </w:rPr>
+        <w:t>scanDifferences</w:t>
+      </w:r>
+      <w:r>
+        <w:rPr>
+          <w:rFonts w:ascii="Times New Roman" w:eastAsia="Times New Roman" w:hAnsi="Times New Roman" w:cs="Times New Roman"/>
+          <w:sz w:val="24"/>
+          <w:szCs w:val="24"/>
+          <w:lang w:val="en-US"/>
+        </w:rPr>
+        <w:t xml:space="preserve"> and </w:t>
+      </w:r>
+      <w:r>
+        <w:rPr>
+          <w:rFonts w:ascii="Courier New" w:eastAsia="Times New Roman" w:hAnsi="Courier New" w:cs="Courier New"/>
+          <w:sz w:val="20"/>
+          <w:szCs w:val="20"/>
+          <w:lang w:val="en-US"/>
+        </w:rPr>
+        <w:t>scanDuplicates</w:t>
+      </w:r>
+      <w:r>
+        <w:rPr>
+          <w:rFonts w:ascii="Times New Roman" w:eastAsia="Times New Roman" w:hAnsi="Times New Roman" w:cs="Times New Roman"/>
+          <w:sz w:val="24"/>
+          <w:szCs w:val="24"/>
+          <w:lang w:val="en-US"/>
+        </w:rPr>
+        <w:t xml:space="preserve"> methods in </w:t>
+      </w:r>
+      <w:r>
+        <w:rPr>
+          <w:rFonts w:ascii="Courier New" w:eastAsia="Times New Roman" w:hAnsi="Courier New" w:cs="Courier New"/>
+          <w:sz w:val="20"/>
+          <w:szCs w:val="20"/>
+          <w:lang w:val="en-US"/>
+        </w:rPr>
+        <w:t>FileOperationController</w:t>
+      </w:r>
+      <w:r>
+        <w:rPr>
+          <w:rFonts w:ascii="Times New Roman" w:eastAsia="Times New Roman" w:hAnsi="Times New Roman" w:cs="Times New Roman"/>
+          <w:sz w:val="24"/>
+          <w:szCs w:val="24"/>
+          <w:lang w:val="en-US"/>
+        </w:rPr>
+        <w:t xml:space="preserve"> have similar </w:t>
+      </w:r>
+      <w:r>
+        <w:rPr>
+          <w:rFonts w:ascii="Courier New" w:eastAsia="Times New Roman" w:hAnsi="Courier New" w:cs="Courier New"/>
+          <w:sz w:val="20"/>
+          <w:szCs w:val="20"/>
+          <w:lang w:val="en-US"/>
+        </w:rPr>
+        <w:t>ExecutorService</w:t>
+      </w:r>
+      <w:r>
+        <w:rPr>
+          <w:rFonts w:ascii="Times New Roman" w:eastAsia="Times New Roman" w:hAnsi="Times New Roman" w:cs="Times New Roman"/>
+          <w:sz w:val="24"/>
+          <w:szCs w:val="24"/>
+          <w:lang w:val="en-US"/>
+        </w:rPr>
+        <w:t xml:space="preserve"> setup, </w:t>
+      </w:r>
+      <w:r>
+        <w:rPr>
+          <w:rFonts w:ascii="Courier New" w:eastAsia="Times New Roman" w:hAnsi="Courier New" w:cs="Courier New"/>
+          <w:sz w:val="20"/>
+          <w:szCs w:val="20"/>
+          <w:lang w:val="en-US"/>
+        </w:rPr>
+        <w:t>AtomicBoolean</w:t>
+      </w:r>
+      <w:r>
+        <w:rPr>
+          <w:rFonts w:ascii="Times New Roman" w:eastAsia="Times New Roman" w:hAnsi="Times New Roman" w:cs="Times New Roman"/>
+          <w:sz w:val="24"/>
+          <w:szCs w:val="24"/>
+          <w:lang w:val="en-US"/>
+        </w:rPr>
+        <w:t xml:space="preserve"> for finished state, and progress bar/duration update loops. </w:t>
+      </w:r>
+    </w:p>
+    <w:p>
+      <w:pPr>
+        <w:numPr>
+          <w:ilvl w:val="1"/>
+          <w:numId w:val="13"/>
+        </w:numPr>
+        <w:spacing w:before="100" w:beforeAutospacing="1" w:after="100" w:afterAutospacing="1" w:line="240" w:lineRule="auto"/>
+        <w:rPr>
+          <w:rFonts w:ascii="Times New Roman" w:eastAsia="Times New Roman" w:hAnsi="Times New Roman" w:cs="Times New Roman"/>
+          <w:sz w:val="24"/>
+          <w:szCs w:val="24"/>
+          <w:lang w:val="en-US"/>
+        </w:rPr>
+      </w:pPr>
+      <w:r>
+        <w:rPr>
+          <w:rFonts w:ascii="Times New Roman" w:eastAsia="Times New Roman" w:hAnsi="Times New Roman" w:cs="Times New Roman"/>
+          <w:b/>
+          <w:bCs/>
+          <w:sz w:val="24"/>
+          <w:szCs w:val="24"/>
+          <w:lang w:val="en-US"/>
+        </w:rPr>
+        <w:t>Suggestion:</w:t>
+      </w:r>
+      <w:r>
+        <w:rPr>
+          <w:rFonts w:ascii="Times New Roman" w:eastAsia="Times New Roman" w:hAnsi="Times New Roman" w:cs="Times New Roman"/>
+          <w:sz w:val="24"/>
+          <w:szCs w:val="24"/>
+          <w:lang w:val="en-US"/>
+        </w:rPr>
+        <w:t xml:space="preserve"> Extract a common </w:t>
+      </w:r>
+      <w:r>
+        <w:rPr>
+          <w:rFonts w:ascii="Courier New" w:eastAsia="Times New Roman" w:hAnsi="Courier New" w:cs="Courier New"/>
+          <w:sz w:val="20"/>
+          <w:szCs w:val="20"/>
+          <w:lang w:val="en-US"/>
+        </w:rPr>
+        <w:t>executeScanTask</w:t>
+      </w:r>
+      <w:r>
+        <w:rPr>
+          <w:rFonts w:ascii="Times New Roman" w:eastAsia="Times New Roman" w:hAnsi="Times New Roman" w:cs="Times New Roman"/>
+          <w:sz w:val="24"/>
+          <w:szCs w:val="24"/>
+          <w:lang w:val="en-US"/>
+        </w:rPr>
+        <w:t xml:space="preserve"> method that handles the threading, progress bar updates, and duration tracking. This method would take a </w:t>
+      </w:r>
+      <w:r>
+        <w:rPr>
+          <w:rFonts w:ascii="Courier New" w:eastAsia="Times New Roman" w:hAnsi="Courier New" w:cs="Courier New"/>
+          <w:sz w:val="20"/>
+          <w:szCs w:val="20"/>
+          <w:lang w:val="en-US"/>
+        </w:rPr>
+        <w:t>Callable</w:t>
+      </w:r>
+      <w:r>
+        <w:rPr>
+          <w:rFonts w:ascii="Times New Roman" w:eastAsia="Times New Roman" w:hAnsi="Times New Roman" w:cs="Times New Roman"/>
+          <w:sz w:val="24"/>
+          <w:szCs w:val="24"/>
+          <w:lang w:val="en-US"/>
+        </w:rPr>
+        <w:t xml:space="preserve"> or </w:t>
+      </w:r>
+      <w:r>
+        <w:rPr>
+          <w:rFonts w:ascii="Courier New" w:eastAsia="Times New Roman" w:hAnsi="Courier New" w:cs="Courier New"/>
+          <w:sz w:val="20"/>
+          <w:szCs w:val="20"/>
+          <w:lang w:val="en-US"/>
+        </w:rPr>
+        <w:t>Runnable</w:t>
+      </w:r>
+      <w:r>
+        <w:rPr>
+          <w:rFonts w:ascii="Times New Roman" w:eastAsia="Times New Roman" w:hAnsi="Times New Roman" w:cs="Times New Roman"/>
+          <w:sz w:val="24"/>
+          <w:szCs w:val="24"/>
+          <w:lang w:val="en-US"/>
+        </w:rPr>
+        <w:t xml:space="preserve"> that encapsulates the specific scanning logic (</w:t>
+      </w:r>
+      <w:r>
+        <w:rPr>
+          <w:rFonts w:ascii="Courier New" w:eastAsia="Times New Roman" w:hAnsi="Courier New" w:cs="Courier New"/>
+          <w:sz w:val="20"/>
+          <w:szCs w:val="20"/>
+          <w:lang w:val="en-US"/>
+        </w:rPr>
+        <w:t>CopyFileScanner.scanAndCompare</w:t>
+      </w:r>
+      <w:r>
+        <w:rPr>
+          <w:rFonts w:ascii="Times New Roman" w:eastAsia="Times New Roman" w:hAnsi="Times New Roman" w:cs="Times New Roman"/>
+          <w:sz w:val="24"/>
+          <w:szCs w:val="24"/>
+          <w:lang w:val="en-US"/>
+        </w:rPr>
+        <w:t xml:space="preserve"> or </w:t>
+      </w:r>
+      <w:r>
+        <w:rPr>
+          <w:rFonts w:ascii="Courier New" w:eastAsia="Times New Roman" w:hAnsi="Courier New" w:cs="Courier New"/>
+          <w:sz w:val="20"/>
+          <w:szCs w:val="20"/>
+          <w:lang w:val="en-US"/>
+        </w:rPr>
+        <w:t>DuplicateFileScanner.findDuplicateFiles</w:t>
+      </w:r>
+      <w:r>
+        <w:rPr>
+          <w:rFonts w:ascii="Times New Roman" w:eastAsia="Times New Roman" w:hAnsi="Times New Roman" w:cs="Times New Roman"/>
+          <w:sz w:val="24"/>
+          <w:szCs w:val="24"/>
+          <w:lang w:val="en-US"/>
+        </w:rPr>
+        <w:t>).</w:t>
+      </w:r>
+    </w:p>
+    <w:p>
+      <w:pPr>
+        <w:numPr>
+          <w:ilvl w:val="0"/>
+          <w:numId w:val="13"/>
+        </w:numPr>
+        <w:spacing w:before="100" w:beforeAutospacing="1" w:after="100" w:afterAutospacing="1" w:line="240" w:lineRule="auto"/>
+        <w:rPr>
+          <w:rFonts w:ascii="Times New Roman" w:eastAsia="Times New Roman" w:hAnsi="Times New Roman" w:cs="Times New Roman"/>
+          <w:sz w:val="24"/>
+          <w:szCs w:val="24"/>
+          <w:lang w:val="en-US"/>
+        </w:rPr>
+      </w:pPr>
+      <w:r>
+        <w:rPr>
+          <w:rFonts w:ascii="Times New Roman" w:eastAsia="Times New Roman" w:hAnsi="Times New Roman" w:cs="Times New Roman"/>
+          <w:b/>
+          <w:bCs/>
+          <w:sz w:val="24"/>
+          <w:szCs w:val="24"/>
+          <w:lang w:val="en-US"/>
+        </w:rPr>
+        <w:t>Constants and Enums:</w:t>
+      </w:r>
+    </w:p>
+    <w:p>
+      <w:pPr>
+        <w:numPr>
+          <w:ilvl w:val="1"/>
+          <w:numId w:val="13"/>
+        </w:numPr>
+        <w:spacing w:before="100" w:beforeAutospacing="1" w:after="100" w:afterAutospacing="1" w:line="240" w:lineRule="auto"/>
+        <w:rPr>
+          <w:rFonts w:ascii="Times New Roman" w:eastAsia="Times New Roman" w:hAnsi="Times New Roman" w:cs="Times New Roman"/>
+          <w:sz w:val="24"/>
+          <w:szCs w:val="24"/>
+          <w:lang w:val="en-US"/>
+        </w:rPr>
+      </w:pPr>
+      <w:r>
+        <w:rPr>
+          <w:rFonts w:ascii="Times New Roman" w:eastAsia="Times New Roman" w:hAnsi="Times New Roman" w:cs="Times New Roman"/>
+          <w:b/>
+          <w:bCs/>
+          <w:sz w:val="24"/>
+          <w:szCs w:val="24"/>
+          <w:lang w:val="en-US"/>
+        </w:rPr>
+        <w:lastRenderedPageBreak/>
+        <w:t>Current State:</w:t>
+      </w:r>
+      <w:r>
+        <w:rPr>
+          <w:rFonts w:ascii="Times New Roman" w:eastAsia="Times New Roman" w:hAnsi="Times New Roman" w:cs="Times New Roman"/>
+          <w:sz w:val="24"/>
+          <w:szCs w:val="24"/>
+          <w:lang w:val="en-US"/>
+        </w:rPr>
+        <w:t xml:space="preserve"> Magic strings (</w:t>
+      </w:r>
+      <w:r>
+        <w:rPr>
+          <w:rFonts w:ascii="Courier New" w:eastAsia="Times New Roman" w:hAnsi="Courier New" w:cs="Courier New"/>
+          <w:sz w:val="20"/>
+          <w:szCs w:val="20"/>
+          <w:lang w:val="en-US"/>
+        </w:rPr>
+        <w:t>COPIED</w:t>
+      </w:r>
+      <w:r>
+        <w:rPr>
+          <w:rFonts w:ascii="Times New Roman" w:eastAsia="Times New Roman" w:hAnsi="Times New Roman" w:cs="Times New Roman"/>
+          <w:sz w:val="24"/>
+          <w:szCs w:val="24"/>
+          <w:lang w:val="en-US"/>
+        </w:rPr>
+        <w:t xml:space="preserve">, </w:t>
+      </w:r>
+      <w:r>
+        <w:rPr>
+          <w:rFonts w:ascii="Courier New" w:eastAsia="Times New Roman" w:hAnsi="Courier New" w:cs="Courier New"/>
+          <w:sz w:val="20"/>
+          <w:szCs w:val="20"/>
+          <w:lang w:val="en-US"/>
+        </w:rPr>
+        <w:t>DELETED</w:t>
+      </w:r>
+      <w:r>
+        <w:rPr>
+          <w:rFonts w:ascii="Times New Roman" w:eastAsia="Times New Roman" w:hAnsi="Times New Roman" w:cs="Times New Roman"/>
+          <w:sz w:val="24"/>
+          <w:szCs w:val="24"/>
+          <w:lang w:val="en-US"/>
+        </w:rPr>
+        <w:t xml:space="preserve">, </w:t>
+      </w:r>
+      <w:r>
+        <w:rPr>
+          <w:rFonts w:ascii="Courier New" w:eastAsia="Times New Roman" w:hAnsi="Courier New" w:cs="Courier New"/>
+          <w:sz w:val="20"/>
+          <w:szCs w:val="20"/>
+          <w:lang w:val="en-US"/>
+        </w:rPr>
+        <w:t>SOURCE_DIR_DUPL</w:t>
+      </w:r>
+      <w:r>
+        <w:rPr>
+          <w:rFonts w:ascii="Times New Roman" w:eastAsia="Times New Roman" w:hAnsi="Times New Roman" w:cs="Times New Roman"/>
+          <w:sz w:val="24"/>
+          <w:szCs w:val="24"/>
+          <w:lang w:val="en-US"/>
+        </w:rPr>
+        <w:t xml:space="preserve">) and numeric column indices are still present. </w:t>
+      </w:r>
+    </w:p>
+    <w:p>
+      <w:pPr>
+        <w:numPr>
+          <w:ilvl w:val="1"/>
+          <w:numId w:val="13"/>
+        </w:numPr>
+        <w:spacing w:before="100" w:beforeAutospacing="1" w:after="100" w:afterAutospacing="1" w:line="240" w:lineRule="auto"/>
+        <w:rPr>
+          <w:rFonts w:ascii="Times New Roman" w:eastAsia="Times New Roman" w:hAnsi="Times New Roman" w:cs="Times New Roman"/>
+          <w:sz w:val="24"/>
+          <w:szCs w:val="24"/>
+          <w:lang w:val="en-US"/>
+        </w:rPr>
+      </w:pPr>
+      <w:r>
+        <w:rPr>
+          <w:rFonts w:ascii="Times New Roman" w:eastAsia="Times New Roman" w:hAnsi="Times New Roman" w:cs="Times New Roman"/>
+          <w:b/>
+          <w:bCs/>
+          <w:sz w:val="24"/>
+          <w:szCs w:val="24"/>
+          <w:lang w:val="en-US"/>
+        </w:rPr>
+        <w:t>Suggestion:</w:t>
+      </w:r>
+      <w:r>
+        <w:rPr>
+          <w:rFonts w:ascii="Times New Roman" w:eastAsia="Times New Roman" w:hAnsi="Times New Roman" w:cs="Times New Roman"/>
+          <w:sz w:val="24"/>
+          <w:szCs w:val="24"/>
+          <w:lang w:val="en-US"/>
+        </w:rPr>
+        <w:t xml:space="preserve"> Continue to consolidate these into </w:t>
+      </w:r>
+      <w:r>
+        <w:rPr>
+          <w:rFonts w:ascii="Courier New" w:eastAsia="Times New Roman" w:hAnsi="Courier New" w:cs="Courier New"/>
+          <w:sz w:val="20"/>
+          <w:szCs w:val="20"/>
+          <w:lang w:val="en-US"/>
+        </w:rPr>
+        <w:t>public static final</w:t>
+      </w:r>
+      <w:r>
+        <w:rPr>
+          <w:rFonts w:ascii="Times New Roman" w:eastAsia="Times New Roman" w:hAnsi="Times New Roman" w:cs="Times New Roman"/>
+          <w:sz w:val="24"/>
+          <w:szCs w:val="24"/>
+          <w:lang w:val="en-US"/>
+        </w:rPr>
+        <w:t xml:space="preserve"> constants or </w:t>
+      </w:r>
+      <w:r>
+        <w:rPr>
+          <w:rFonts w:ascii="Courier New" w:eastAsia="Times New Roman" w:hAnsi="Courier New" w:cs="Courier New"/>
+          <w:sz w:val="20"/>
+          <w:szCs w:val="20"/>
+          <w:lang w:val="en-US"/>
+        </w:rPr>
+        <w:t>enum</w:t>
+      </w:r>
+      <w:r>
+        <w:rPr>
+          <w:rFonts w:ascii="Times New Roman" w:eastAsia="Times New Roman" w:hAnsi="Times New Roman" w:cs="Times New Roman"/>
+          <w:sz w:val="24"/>
+          <w:szCs w:val="24"/>
+          <w:lang w:val="en-US"/>
+        </w:rPr>
+        <w:t>s in appropriate utility classes or interface definitions.</w:t>
+      </w:r>
+    </w:p>
+    <w:p>
+      <w:pPr>
+        <w:spacing w:before="100" w:beforeAutospacing="1" w:after="100" w:afterAutospacing="1" w:line="240" w:lineRule="auto"/>
+        <w:rPr>
+          <w:rFonts w:ascii="Times New Roman" w:eastAsia="Times New Roman" w:hAnsi="Times New Roman" w:cs="Times New Roman"/>
+          <w:sz w:val="24"/>
+          <w:szCs w:val="24"/>
+          <w:lang w:val="en-US"/>
+        </w:rPr>
+      </w:pPr>
       <w:bookmarkStart w:id="0" w:name="_GoBack"/>
       <w:bookmarkEnd w:id="0"/>
     </w:p>
@@ -11842,6 +16115,123 @@
 <file path=word/numbering.xml><?xml version="1.0" encoding="utf-8"?>
 <w:numbering xmlns:wpc="http://schemas.microsoft.com/office/word/2010/wordprocessingCanvas" xmlns:mc="http://schemas.openxmlformats.org/markup-compatibility/2006" xmlns:o="urn:schemas-microsoft-com:office:office" xmlns:r="http://schemas.openxmlformats.org/officeDocument/2006/relationships" xmlns:m="http://schemas.openxmlformats.org/officeDocument/2006/math" xmlns:v="urn:schemas-microsoft-com:vml" xmlns:wp14="http://schemas.microsoft.com/office/word/2010/wordprocessingDrawing" xmlns:wp="http://schemas.openxmlformats.org/drawingml/2006/wordprocessingDrawing" xmlns:w10="urn:schemas-microsoft-com:office:word" xmlns:w="http://schemas.openxmlformats.org/wordprocessingml/2006/main" xmlns:w14="http://schemas.microsoft.com/office/word/2010/wordml" xmlns:wpg="http://schemas.microsoft.com/office/word/2010/wordprocessingGroup" xmlns:wpi="http://schemas.microsoft.com/office/word/2010/wordprocessingInk" xmlns:wne="http://schemas.microsoft.com/office/word/2006/wordml" xmlns:wps="http://schemas.microsoft.com/office/word/2010/wordprocessingShape" mc:Ignorable="w14 wp14">
   <w:abstractNum w:abstractNumId="0">
+    <w:nsid w:val="06CA2B41"/>
+    <w:multiLevelType w:val="multilevel"/>
+    <w:tmpl w:val="30C07EDA"/>
+    <w:lvl w:ilvl="0">
+      <w:start w:val="1"/>
+      <w:numFmt w:val="decimal"/>
+      <w:lvlText w:val="%1."/>
+      <w:lvlJc w:val="left"/>
+      <w:pPr>
+        <w:tabs>
+          <w:tab w:val="num" w:pos="720"/>
+        </w:tabs>
+        <w:ind w:left="720" w:hanging="360"/>
+      </w:pPr>
+    </w:lvl>
+    <w:lvl w:ilvl="1">
+      <w:start w:val="1"/>
+      <w:numFmt w:val="bullet"/>
+      <w:lvlText w:val="o"/>
+      <w:lvlJc w:val="left"/>
+      <w:pPr>
+        <w:tabs>
+          <w:tab w:val="num" w:pos="1440"/>
+        </w:tabs>
+        <w:ind w:left="1440" w:hanging="360"/>
+      </w:pPr>
+      <w:rPr>
+        <w:rFonts w:ascii="Courier New" w:hAnsi="Courier New" w:hint="default"/>
+        <w:sz w:val="20"/>
+      </w:rPr>
+    </w:lvl>
+    <w:lvl w:ilvl="2" w:tentative="1">
+      <w:start w:val="1"/>
+      <w:numFmt w:val="decimal"/>
+      <w:lvlText w:val="%3."/>
+      <w:lvlJc w:val="left"/>
+      <w:pPr>
+        <w:tabs>
+          <w:tab w:val="num" w:pos="2160"/>
+        </w:tabs>
+        <w:ind w:left="2160" w:hanging="360"/>
+      </w:pPr>
+    </w:lvl>
+    <w:lvl w:ilvl="3" w:tentative="1">
+      <w:start w:val="1"/>
+      <w:numFmt w:val="decimal"/>
+      <w:lvlText w:val="%4."/>
+      <w:lvlJc w:val="left"/>
+      <w:pPr>
+        <w:tabs>
+          <w:tab w:val="num" w:pos="2880"/>
+        </w:tabs>
+        <w:ind w:left="2880" w:hanging="360"/>
+      </w:pPr>
+    </w:lvl>
+    <w:lvl w:ilvl="4" w:tentative="1">
+      <w:start w:val="1"/>
+      <w:numFmt w:val="decimal"/>
+      <w:lvlText w:val="%5."/>
+      <w:lvlJc w:val="left"/>
+      <w:pPr>
+        <w:tabs>
+          <w:tab w:val="num" w:pos="3600"/>
+        </w:tabs>
+        <w:ind w:left="3600" w:hanging="360"/>
+      </w:pPr>
+    </w:lvl>
+    <w:lvl w:ilvl="5" w:tentative="1">
+      <w:start w:val="1"/>
+      <w:numFmt w:val="decimal"/>
+      <w:lvlText w:val="%6."/>
+      <w:lvlJc w:val="left"/>
+      <w:pPr>
+        <w:tabs>
+          <w:tab w:val="num" w:pos="4320"/>
+        </w:tabs>
+        <w:ind w:left="4320" w:hanging="360"/>
+      </w:pPr>
+    </w:lvl>
+    <w:lvl w:ilvl="6" w:tentative="1">
+      <w:start w:val="1"/>
+      <w:numFmt w:val="decimal"/>
+      <w:lvlText w:val="%7."/>
+      <w:lvlJc w:val="left"/>
+      <w:pPr>
+        <w:tabs>
+          <w:tab w:val="num" w:pos="5040"/>
+        </w:tabs>
+        <w:ind w:left="5040" w:hanging="360"/>
+      </w:pPr>
+    </w:lvl>
+    <w:lvl w:ilvl="7" w:tentative="1">
+      <w:start w:val="1"/>
+      <w:numFmt w:val="decimal"/>
+      <w:lvlText w:val="%8."/>
+      <w:lvlJc w:val="left"/>
+      <w:pPr>
+        <w:tabs>
+          <w:tab w:val="num" w:pos="5760"/>
+        </w:tabs>
+        <w:ind w:left="5760" w:hanging="360"/>
+      </w:pPr>
+    </w:lvl>
+    <w:lvl w:ilvl="8" w:tentative="1">
+      <w:start w:val="1"/>
+      <w:numFmt w:val="decimal"/>
+      <w:lvlText w:val="%9."/>
+      <w:lvlJc w:val="left"/>
+      <w:pPr>
+        <w:tabs>
+          <w:tab w:val="num" w:pos="6480"/>
+        </w:tabs>
+        <w:ind w:left="6480" w:hanging="360"/>
+      </w:pPr>
+    </w:lvl>
+  </w:abstractNum>
+  <w:abstractNum w:abstractNumId="1">
     <w:nsid w:val="29BC4542"/>
     <w:multiLevelType w:val="multilevel"/>
     <w:tmpl w:val="733C3D36"/>
@@ -11990,7 +16380,124 @@
       </w:rPr>
     </w:lvl>
   </w:abstractNum>
-  <w:abstractNum w:abstractNumId="1">
+  <w:abstractNum w:abstractNumId="2">
+    <w:nsid w:val="37DC3786"/>
+    <w:multiLevelType w:val="multilevel"/>
+    <w:tmpl w:val="AFA85004"/>
+    <w:lvl w:ilvl="0">
+      <w:start w:val="1"/>
+      <w:numFmt w:val="decimal"/>
+      <w:lvlText w:val="%1."/>
+      <w:lvlJc w:val="left"/>
+      <w:pPr>
+        <w:tabs>
+          <w:tab w:val="num" w:pos="720"/>
+        </w:tabs>
+        <w:ind w:left="720" w:hanging="360"/>
+      </w:pPr>
+    </w:lvl>
+    <w:lvl w:ilvl="1">
+      <w:start w:val="1"/>
+      <w:numFmt w:val="bullet"/>
+      <w:lvlText w:val="o"/>
+      <w:lvlJc w:val="left"/>
+      <w:pPr>
+        <w:tabs>
+          <w:tab w:val="num" w:pos="1440"/>
+        </w:tabs>
+        <w:ind w:left="1440" w:hanging="360"/>
+      </w:pPr>
+      <w:rPr>
+        <w:rFonts w:ascii="Courier New" w:hAnsi="Courier New" w:hint="default"/>
+        <w:sz w:val="20"/>
+      </w:rPr>
+    </w:lvl>
+    <w:lvl w:ilvl="2" w:tentative="1">
+      <w:start w:val="1"/>
+      <w:numFmt w:val="decimal"/>
+      <w:lvlText w:val="%3."/>
+      <w:lvlJc w:val="left"/>
+      <w:pPr>
+        <w:tabs>
+          <w:tab w:val="num" w:pos="2160"/>
+        </w:tabs>
+        <w:ind w:left="2160" w:hanging="360"/>
+      </w:pPr>
+    </w:lvl>
+    <w:lvl w:ilvl="3" w:tentative="1">
+      <w:start w:val="1"/>
+      <w:numFmt w:val="decimal"/>
+      <w:lvlText w:val="%4."/>
+      <w:lvlJc w:val="left"/>
+      <w:pPr>
+        <w:tabs>
+          <w:tab w:val="num" w:pos="2880"/>
+        </w:tabs>
+        <w:ind w:left="2880" w:hanging="360"/>
+      </w:pPr>
+    </w:lvl>
+    <w:lvl w:ilvl="4" w:tentative="1">
+      <w:start w:val="1"/>
+      <w:numFmt w:val="decimal"/>
+      <w:lvlText w:val="%5."/>
+      <w:lvlJc w:val="left"/>
+      <w:pPr>
+        <w:tabs>
+          <w:tab w:val="num" w:pos="3600"/>
+        </w:tabs>
+        <w:ind w:left="3600" w:hanging="360"/>
+      </w:pPr>
+    </w:lvl>
+    <w:lvl w:ilvl="5" w:tentative="1">
+      <w:start w:val="1"/>
+      <w:numFmt w:val="decimal"/>
+      <w:lvlText w:val="%6."/>
+      <w:lvlJc w:val="left"/>
+      <w:pPr>
+        <w:tabs>
+          <w:tab w:val="num" w:pos="4320"/>
+        </w:tabs>
+        <w:ind w:left="4320" w:hanging="360"/>
+      </w:pPr>
+    </w:lvl>
+    <w:lvl w:ilvl="6" w:tentative="1">
+      <w:start w:val="1"/>
+      <w:numFmt w:val="decimal"/>
+      <w:lvlText w:val="%7."/>
+      <w:lvlJc w:val="left"/>
+      <w:pPr>
+        <w:tabs>
+          <w:tab w:val="num" w:pos="5040"/>
+        </w:tabs>
+        <w:ind w:left="5040" w:hanging="360"/>
+      </w:pPr>
+    </w:lvl>
+    <w:lvl w:ilvl="7" w:tentative="1">
+      <w:start w:val="1"/>
+      <w:numFmt w:val="decimal"/>
+      <w:lvlText w:val="%8."/>
+      <w:lvlJc w:val="left"/>
+      <w:pPr>
+        <w:tabs>
+          <w:tab w:val="num" w:pos="5760"/>
+        </w:tabs>
+        <w:ind w:left="5760" w:hanging="360"/>
+      </w:pPr>
+    </w:lvl>
+    <w:lvl w:ilvl="8" w:tentative="1">
+      <w:start w:val="1"/>
+      <w:numFmt w:val="decimal"/>
+      <w:lvlText w:val="%9."/>
+      <w:lvlJc w:val="left"/>
+      <w:pPr>
+        <w:tabs>
+          <w:tab w:val="num" w:pos="6480"/>
+        </w:tabs>
+        <w:ind w:left="6480" w:hanging="360"/>
+      </w:pPr>
+    </w:lvl>
+  </w:abstractNum>
+  <w:abstractNum w:abstractNumId="3">
     <w:nsid w:val="441B7914"/>
     <w:multiLevelType w:val="multilevel"/>
     <w:tmpl w:val="8D0ED160"/>
@@ -12139,7 +16646,7 @@
       </w:rPr>
     </w:lvl>
   </w:abstractNum>
-  <w:abstractNum w:abstractNumId="2">
+  <w:abstractNum w:abstractNumId="4">
     <w:nsid w:val="478C013A"/>
     <w:multiLevelType w:val="multilevel"/>
     <w:tmpl w:val="55BEACE0"/>
@@ -12288,7 +16795,128 @@
       </w:rPr>
     </w:lvl>
   </w:abstractNum>
-  <w:abstractNum w:abstractNumId="3">
+  <w:abstractNum w:abstractNumId="5">
+    <w:nsid w:val="4BBF1C66"/>
+    <w:multiLevelType w:val="multilevel"/>
+    <w:tmpl w:val="3D2AE7FC"/>
+    <w:lvl w:ilvl="0">
+      <w:start w:val="1"/>
+      <w:numFmt w:val="decimal"/>
+      <w:lvlText w:val="%1."/>
+      <w:lvlJc w:val="left"/>
+      <w:pPr>
+        <w:tabs>
+          <w:tab w:val="num" w:pos="720"/>
+        </w:tabs>
+        <w:ind w:left="720" w:hanging="360"/>
+      </w:pPr>
+    </w:lvl>
+    <w:lvl w:ilvl="1">
+      <w:start w:val="1"/>
+      <w:numFmt w:val="bullet"/>
+      <w:lvlText w:val="o"/>
+      <w:lvlJc w:val="left"/>
+      <w:pPr>
+        <w:tabs>
+          <w:tab w:val="num" w:pos="1440"/>
+        </w:tabs>
+        <w:ind w:left="1440" w:hanging="360"/>
+      </w:pPr>
+      <w:rPr>
+        <w:rFonts w:ascii="Courier New" w:hAnsi="Courier New" w:hint="default"/>
+        <w:sz w:val="20"/>
+      </w:rPr>
+    </w:lvl>
+    <w:lvl w:ilvl="2">
+      <w:start w:val="1"/>
+      <w:numFmt w:val="bullet"/>
+      <w:lvlText w:val=""/>
+      <w:lvlJc w:val="left"/>
+      <w:pPr>
+        <w:tabs>
+          <w:tab w:val="num" w:pos="2160"/>
+        </w:tabs>
+        <w:ind w:left="2160" w:hanging="360"/>
+      </w:pPr>
+      <w:rPr>
+        <w:rFonts w:ascii="Wingdings" w:hAnsi="Wingdings" w:hint="default"/>
+        <w:sz w:val="20"/>
+      </w:rPr>
+    </w:lvl>
+    <w:lvl w:ilvl="3" w:tentative="1">
+      <w:start w:val="1"/>
+      <w:numFmt w:val="decimal"/>
+      <w:lvlText w:val="%4."/>
+      <w:lvlJc w:val="left"/>
+      <w:pPr>
+        <w:tabs>
+          <w:tab w:val="num" w:pos="2880"/>
+        </w:tabs>
+        <w:ind w:left="2880" w:hanging="360"/>
+      </w:pPr>
+    </w:lvl>
+    <w:lvl w:ilvl="4" w:tentative="1">
+      <w:start w:val="1"/>
+      <w:numFmt w:val="decimal"/>
+      <w:lvlText w:val="%5."/>
+      <w:lvlJc w:val="left"/>
+      <w:pPr>
+        <w:tabs>
+          <w:tab w:val="num" w:pos="3600"/>
+        </w:tabs>
+        <w:ind w:left="3600" w:hanging="360"/>
+      </w:pPr>
+    </w:lvl>
+    <w:lvl w:ilvl="5" w:tentative="1">
+      <w:start w:val="1"/>
+      <w:numFmt w:val="decimal"/>
+      <w:lvlText w:val="%6."/>
+      <w:lvlJc w:val="left"/>
+      <w:pPr>
+        <w:tabs>
+          <w:tab w:val="num" w:pos="4320"/>
+        </w:tabs>
+        <w:ind w:left="4320" w:hanging="360"/>
+      </w:pPr>
+    </w:lvl>
+    <w:lvl w:ilvl="6" w:tentative="1">
+      <w:start w:val="1"/>
+      <w:numFmt w:val="decimal"/>
+      <w:lvlText w:val="%7."/>
+      <w:lvlJc w:val="left"/>
+      <w:pPr>
+        <w:tabs>
+          <w:tab w:val="num" w:pos="5040"/>
+        </w:tabs>
+        <w:ind w:left="5040" w:hanging="360"/>
+      </w:pPr>
+    </w:lvl>
+    <w:lvl w:ilvl="7" w:tentative="1">
+      <w:start w:val="1"/>
+      <w:numFmt w:val="decimal"/>
+      <w:lvlText w:val="%8."/>
+      <w:lvlJc w:val="left"/>
+      <w:pPr>
+        <w:tabs>
+          <w:tab w:val="num" w:pos="5760"/>
+        </w:tabs>
+        <w:ind w:left="5760" w:hanging="360"/>
+      </w:pPr>
+    </w:lvl>
+    <w:lvl w:ilvl="8" w:tentative="1">
+      <w:start w:val="1"/>
+      <w:numFmt w:val="decimal"/>
+      <w:lvlText w:val="%9."/>
+      <w:lvlJc w:val="left"/>
+      <w:pPr>
+        <w:tabs>
+          <w:tab w:val="num" w:pos="6480"/>
+        </w:tabs>
+        <w:ind w:left="6480" w:hanging="360"/>
+      </w:pPr>
+    </w:lvl>
+  </w:abstractNum>
+  <w:abstractNum w:abstractNumId="6">
     <w:nsid w:val="4EBC46FD"/>
     <w:multiLevelType w:val="multilevel"/>
     <w:tmpl w:val="2DEAC718"/>
@@ -12437,7 +17065,7 @@
       </w:rPr>
     </w:lvl>
   </w:abstractNum>
-  <w:abstractNum w:abstractNumId="4">
+  <w:abstractNum w:abstractNumId="7">
     <w:nsid w:val="55556F8A"/>
     <w:multiLevelType w:val="multilevel"/>
     <w:tmpl w:val="7D300C02"/>
@@ -12586,7 +17214,7 @@
       </w:rPr>
     </w:lvl>
   </w:abstractNum>
-  <w:abstractNum w:abstractNumId="5">
+  <w:abstractNum w:abstractNumId="8">
     <w:nsid w:val="687819F5"/>
     <w:multiLevelType w:val="multilevel"/>
     <w:tmpl w:val="11C401D2"/>
@@ -12707,7 +17335,7 @@
       </w:pPr>
     </w:lvl>
   </w:abstractNum>
-  <w:abstractNum w:abstractNumId="6">
+  <w:abstractNum w:abstractNumId="9">
     <w:nsid w:val="694D0422"/>
     <w:multiLevelType w:val="multilevel"/>
     <w:tmpl w:val="8D0C7950"/>
@@ -12856,7 +17484,241 @@
       </w:rPr>
     </w:lvl>
   </w:abstractNum>
-  <w:abstractNum w:abstractNumId="7">
+  <w:abstractNum w:abstractNumId="10">
+    <w:nsid w:val="6A7F62F3"/>
+    <w:multiLevelType w:val="multilevel"/>
+    <w:tmpl w:val="7F1CFA94"/>
+    <w:lvl w:ilvl="0">
+      <w:start w:val="1"/>
+      <w:numFmt w:val="decimal"/>
+      <w:lvlText w:val="%1."/>
+      <w:lvlJc w:val="left"/>
+      <w:pPr>
+        <w:tabs>
+          <w:tab w:val="num" w:pos="720"/>
+        </w:tabs>
+        <w:ind w:left="720" w:hanging="360"/>
+      </w:pPr>
+    </w:lvl>
+    <w:lvl w:ilvl="1">
+      <w:start w:val="1"/>
+      <w:numFmt w:val="bullet"/>
+      <w:lvlText w:val="o"/>
+      <w:lvlJc w:val="left"/>
+      <w:pPr>
+        <w:tabs>
+          <w:tab w:val="num" w:pos="1440"/>
+        </w:tabs>
+        <w:ind w:left="1440" w:hanging="360"/>
+      </w:pPr>
+      <w:rPr>
+        <w:rFonts w:ascii="Courier New" w:hAnsi="Courier New" w:hint="default"/>
+        <w:sz w:val="20"/>
+      </w:rPr>
+    </w:lvl>
+    <w:lvl w:ilvl="2" w:tentative="1">
+      <w:start w:val="1"/>
+      <w:numFmt w:val="decimal"/>
+      <w:lvlText w:val="%3."/>
+      <w:lvlJc w:val="left"/>
+      <w:pPr>
+        <w:tabs>
+          <w:tab w:val="num" w:pos="2160"/>
+        </w:tabs>
+        <w:ind w:left="2160" w:hanging="360"/>
+      </w:pPr>
+    </w:lvl>
+    <w:lvl w:ilvl="3" w:tentative="1">
+      <w:start w:val="1"/>
+      <w:numFmt w:val="decimal"/>
+      <w:lvlText w:val="%4."/>
+      <w:lvlJc w:val="left"/>
+      <w:pPr>
+        <w:tabs>
+          <w:tab w:val="num" w:pos="2880"/>
+        </w:tabs>
+        <w:ind w:left="2880" w:hanging="360"/>
+      </w:pPr>
+    </w:lvl>
+    <w:lvl w:ilvl="4" w:tentative="1">
+      <w:start w:val="1"/>
+      <w:numFmt w:val="decimal"/>
+      <w:lvlText w:val="%5."/>
+      <w:lvlJc w:val="left"/>
+      <w:pPr>
+        <w:tabs>
+          <w:tab w:val="num" w:pos="3600"/>
+        </w:tabs>
+        <w:ind w:left="3600" w:hanging="360"/>
+      </w:pPr>
+    </w:lvl>
+    <w:lvl w:ilvl="5" w:tentative="1">
+      <w:start w:val="1"/>
+      <w:numFmt w:val="decimal"/>
+      <w:lvlText w:val="%6."/>
+      <w:lvlJc w:val="left"/>
+      <w:pPr>
+        <w:tabs>
+          <w:tab w:val="num" w:pos="4320"/>
+        </w:tabs>
+        <w:ind w:left="4320" w:hanging="360"/>
+      </w:pPr>
+    </w:lvl>
+    <w:lvl w:ilvl="6" w:tentative="1">
+      <w:start w:val="1"/>
+      <w:numFmt w:val="decimal"/>
+      <w:lvlText w:val="%7."/>
+      <w:lvlJc w:val="left"/>
+      <w:pPr>
+        <w:tabs>
+          <w:tab w:val="num" w:pos="5040"/>
+        </w:tabs>
+        <w:ind w:left="5040" w:hanging="360"/>
+      </w:pPr>
+    </w:lvl>
+    <w:lvl w:ilvl="7" w:tentative="1">
+      <w:start w:val="1"/>
+      <w:numFmt w:val="decimal"/>
+      <w:lvlText w:val="%8."/>
+      <w:lvlJc w:val="left"/>
+      <w:pPr>
+        <w:tabs>
+          <w:tab w:val="num" w:pos="5760"/>
+        </w:tabs>
+        <w:ind w:left="5760" w:hanging="360"/>
+      </w:pPr>
+    </w:lvl>
+    <w:lvl w:ilvl="8" w:tentative="1">
+      <w:start w:val="1"/>
+      <w:numFmt w:val="decimal"/>
+      <w:lvlText w:val="%9."/>
+      <w:lvlJc w:val="left"/>
+      <w:pPr>
+        <w:tabs>
+          <w:tab w:val="num" w:pos="6480"/>
+        </w:tabs>
+        <w:ind w:left="6480" w:hanging="360"/>
+      </w:pPr>
+    </w:lvl>
+  </w:abstractNum>
+  <w:abstractNum w:abstractNumId="11">
+    <w:nsid w:val="735024D5"/>
+    <w:multiLevelType w:val="multilevel"/>
+    <w:tmpl w:val="5614D734"/>
+    <w:lvl w:ilvl="0">
+      <w:start w:val="1"/>
+      <w:numFmt w:val="decimal"/>
+      <w:lvlText w:val="%1."/>
+      <w:lvlJc w:val="left"/>
+      <w:pPr>
+        <w:tabs>
+          <w:tab w:val="num" w:pos="720"/>
+        </w:tabs>
+        <w:ind w:left="720" w:hanging="360"/>
+      </w:pPr>
+    </w:lvl>
+    <w:lvl w:ilvl="1">
+      <w:start w:val="1"/>
+      <w:numFmt w:val="bullet"/>
+      <w:lvlText w:val="o"/>
+      <w:lvlJc w:val="left"/>
+      <w:pPr>
+        <w:tabs>
+          <w:tab w:val="num" w:pos="1440"/>
+        </w:tabs>
+        <w:ind w:left="1440" w:hanging="360"/>
+      </w:pPr>
+      <w:rPr>
+        <w:rFonts w:ascii="Courier New" w:hAnsi="Courier New" w:hint="default"/>
+        <w:sz w:val="20"/>
+      </w:rPr>
+    </w:lvl>
+    <w:lvl w:ilvl="2" w:tentative="1">
+      <w:start w:val="1"/>
+      <w:numFmt w:val="decimal"/>
+      <w:lvlText w:val="%3."/>
+      <w:lvlJc w:val="left"/>
+      <w:pPr>
+        <w:tabs>
+          <w:tab w:val="num" w:pos="2160"/>
+        </w:tabs>
+        <w:ind w:left="2160" w:hanging="360"/>
+      </w:pPr>
+    </w:lvl>
+    <w:lvl w:ilvl="3" w:tentative="1">
+      <w:start w:val="1"/>
+      <w:numFmt w:val="decimal"/>
+      <w:lvlText w:val="%4."/>
+      <w:lvlJc w:val="left"/>
+      <w:pPr>
+        <w:tabs>
+          <w:tab w:val="num" w:pos="2880"/>
+        </w:tabs>
+        <w:ind w:left="2880" w:hanging="360"/>
+      </w:pPr>
+    </w:lvl>
+    <w:lvl w:ilvl="4" w:tentative="1">
+      <w:start w:val="1"/>
+      <w:numFmt w:val="decimal"/>
+      <w:lvlText w:val="%5."/>
+      <w:lvlJc w:val="left"/>
+      <w:pPr>
+        <w:tabs>
+          <w:tab w:val="num" w:pos="3600"/>
+        </w:tabs>
+        <w:ind w:left="3600" w:hanging="360"/>
+      </w:pPr>
+    </w:lvl>
+    <w:lvl w:ilvl="5" w:tentative="1">
+      <w:start w:val="1"/>
+      <w:numFmt w:val="decimal"/>
+      <w:lvlText w:val="%6."/>
+      <w:lvlJc w:val="left"/>
+      <w:pPr>
+        <w:tabs>
+          <w:tab w:val="num" w:pos="4320"/>
+        </w:tabs>
+        <w:ind w:left="4320" w:hanging="360"/>
+      </w:pPr>
+    </w:lvl>
+    <w:lvl w:ilvl="6" w:tentative="1">
+      <w:start w:val="1"/>
+      <w:numFmt w:val="decimal"/>
+      <w:lvlText w:val="%7."/>
+      <w:lvlJc w:val="left"/>
+      <w:pPr>
+        <w:tabs>
+          <w:tab w:val="num" w:pos="5040"/>
+        </w:tabs>
+        <w:ind w:left="5040" w:hanging="360"/>
+      </w:pPr>
+    </w:lvl>
+    <w:lvl w:ilvl="7" w:tentative="1">
+      <w:start w:val="1"/>
+      <w:numFmt w:val="decimal"/>
+      <w:lvlText w:val="%8."/>
+      <w:lvlJc w:val="left"/>
+      <w:pPr>
+        <w:tabs>
+          <w:tab w:val="num" w:pos="5760"/>
+        </w:tabs>
+        <w:ind w:left="5760" w:hanging="360"/>
+      </w:pPr>
+    </w:lvl>
+    <w:lvl w:ilvl="8" w:tentative="1">
+      <w:start w:val="1"/>
+      <w:numFmt w:val="decimal"/>
+      <w:lvlText w:val="%9."/>
+      <w:lvlJc w:val="left"/>
+      <w:pPr>
+        <w:tabs>
+          <w:tab w:val="num" w:pos="6480"/>
+        </w:tabs>
+        <w:ind w:left="6480" w:hanging="360"/>
+      </w:pPr>
+    </w:lvl>
+  </w:abstractNum>
+  <w:abstractNum w:abstractNumId="12">
     <w:nsid w:val="78553092"/>
     <w:multiLevelType w:val="multilevel"/>
     <w:tmpl w:val="08B09152"/>
@@ -13006,28 +17868,43 @@
     </w:lvl>
   </w:abstractNum>
   <w:num w:numId="1">
+    <w:abstractNumId w:val="6"/>
+  </w:num>
+  <w:num w:numId="2">
     <w:abstractNumId w:val="3"/>
   </w:num>
-  <w:num w:numId="2">
+  <w:num w:numId="3">
+    <w:abstractNumId w:val="9"/>
+  </w:num>
+  <w:num w:numId="4">
+    <w:abstractNumId w:val="4"/>
+  </w:num>
+  <w:num w:numId="5">
+    <w:abstractNumId w:val="7"/>
+  </w:num>
+  <w:num w:numId="6">
+    <w:abstractNumId w:val="12"/>
+  </w:num>
+  <w:num w:numId="7">
+    <w:abstractNumId w:val="8"/>
+  </w:num>
+  <w:num w:numId="8">
     <w:abstractNumId w:val="1"/>
   </w:num>
-  <w:num w:numId="3">
-    <w:abstractNumId w:val="6"/>
+  <w:num w:numId="9">
+    <w:abstractNumId w:val="10"/>
   </w:num>
-  <w:num w:numId="4">
+  <w:num w:numId="10">
+    <w:abstractNumId w:val="5"/>
+  </w:num>
+  <w:num w:numId="11">
     <w:abstractNumId w:val="2"/>
   </w:num>
-  <w:num w:numId="5">
-    <w:abstractNumId w:val="4"/>
+  <w:num w:numId="12">
+    <w:abstractNumId w:val="0"/>
   </w:num>
-  <w:num w:numId="6">
-    <w:abstractNumId w:val="7"/>
-  </w:num>
-  <w:num w:numId="7">
-    <w:abstractNumId w:val="5"/>
-  </w:num>
-  <w:num w:numId="8">
-    <w:abstractNumId w:val="0"/>
+  <w:num w:numId="13">
+    <w:abstractNumId w:val="11"/>
   </w:num>
 </w:numbering>
 </file>
@@ -13357,6 +18234,71 @@
       <w:szCs w:val="20"/>
     </w:rPr>
   </w:style>
+  <w:style w:type="character" w:customStyle="1" w:styleId="citation-16">
+    <w:name w:val="citation-16"/>
+    <w:basedOn w:val="DefaultParagraphFont"/>
+    <w:rsid w:val="00F400CC"/>
+  </w:style>
+  <w:style w:type="character" w:customStyle="1" w:styleId="citation-15">
+    <w:name w:val="citation-15"/>
+    <w:basedOn w:val="DefaultParagraphFont"/>
+    <w:rsid w:val="00F400CC"/>
+  </w:style>
+  <w:style w:type="character" w:customStyle="1" w:styleId="citation-14">
+    <w:name w:val="citation-14"/>
+    <w:basedOn w:val="DefaultParagraphFont"/>
+    <w:rsid w:val="00F400CC"/>
+  </w:style>
+  <w:style w:type="character" w:customStyle="1" w:styleId="citation-13">
+    <w:name w:val="citation-13"/>
+    <w:basedOn w:val="DefaultParagraphFont"/>
+    <w:rsid w:val="00F400CC"/>
+  </w:style>
+  <w:style w:type="character" w:customStyle="1" w:styleId="citation-12">
+    <w:name w:val="citation-12"/>
+    <w:basedOn w:val="DefaultParagraphFont"/>
+    <w:rsid w:val="00F400CC"/>
+  </w:style>
+  <w:style w:type="character" w:customStyle="1" w:styleId="citation-11">
+    <w:name w:val="citation-11"/>
+    <w:basedOn w:val="DefaultParagraphFont"/>
+    <w:rsid w:val="00F400CC"/>
+  </w:style>
+  <w:style w:type="character" w:customStyle="1" w:styleId="citation-10">
+    <w:name w:val="citation-10"/>
+    <w:basedOn w:val="DefaultParagraphFont"/>
+    <w:rsid w:val="00F400CC"/>
+  </w:style>
+  <w:style w:type="character" w:customStyle="1" w:styleId="citation-9">
+    <w:name w:val="citation-9"/>
+    <w:basedOn w:val="DefaultParagraphFont"/>
+    <w:rsid w:val="00F400CC"/>
+  </w:style>
+  <w:style w:type="character" w:customStyle="1" w:styleId="citation-8">
+    <w:name w:val="citation-8"/>
+    <w:basedOn w:val="DefaultParagraphFont"/>
+    <w:rsid w:val="00F400CC"/>
+  </w:style>
+  <w:style w:type="character" w:customStyle="1" w:styleId="citation-7">
+    <w:name w:val="citation-7"/>
+    <w:basedOn w:val="DefaultParagraphFont"/>
+    <w:rsid w:val="00F400CC"/>
+  </w:style>
+  <w:style w:type="character" w:customStyle="1" w:styleId="citation-6">
+    <w:name w:val="citation-6"/>
+    <w:basedOn w:val="DefaultParagraphFont"/>
+    <w:rsid w:val="00F400CC"/>
+  </w:style>
+  <w:style w:type="character" w:customStyle="1" w:styleId="citation-5">
+    <w:name w:val="citation-5"/>
+    <w:basedOn w:val="DefaultParagraphFont"/>
+    <w:rsid w:val="00F400CC"/>
+  </w:style>
+  <w:style w:type="character" w:customStyle="1" w:styleId="citation-4">
+    <w:name w:val="citation-4"/>
+    <w:basedOn w:val="DefaultParagraphFont"/>
+    <w:rsid w:val="00F400CC"/>
+  </w:style>
 </w:styles>
 </file>
 
@@ -13685,6 +18627,71 @@
       <w:szCs w:val="20"/>
     </w:rPr>
   </w:style>
+  <w:style w:type="character" w:customStyle="1" w:styleId="citation-16">
+    <w:name w:val="citation-16"/>
+    <w:basedOn w:val="DefaultParagraphFont"/>
+    <w:rsid w:val="00F400CC"/>
+  </w:style>
+  <w:style w:type="character" w:customStyle="1" w:styleId="citation-15">
+    <w:name w:val="citation-15"/>
+    <w:basedOn w:val="DefaultParagraphFont"/>
+    <w:rsid w:val="00F400CC"/>
+  </w:style>
+  <w:style w:type="character" w:customStyle="1" w:styleId="citation-14">
+    <w:name w:val="citation-14"/>
+    <w:basedOn w:val="DefaultParagraphFont"/>
+    <w:rsid w:val="00F400CC"/>
+  </w:style>
+  <w:style w:type="character" w:customStyle="1" w:styleId="citation-13">
+    <w:name w:val="citation-13"/>
+    <w:basedOn w:val="DefaultParagraphFont"/>
+    <w:rsid w:val="00F400CC"/>
+  </w:style>
+  <w:style w:type="character" w:customStyle="1" w:styleId="citation-12">
+    <w:name w:val="citation-12"/>
+    <w:basedOn w:val="DefaultParagraphFont"/>
+    <w:rsid w:val="00F400CC"/>
+  </w:style>
+  <w:style w:type="character" w:customStyle="1" w:styleId="citation-11">
+    <w:name w:val="citation-11"/>
+    <w:basedOn w:val="DefaultParagraphFont"/>
+    <w:rsid w:val="00F400CC"/>
+  </w:style>
+  <w:style w:type="character" w:customStyle="1" w:styleId="citation-10">
+    <w:name w:val="citation-10"/>
+    <w:basedOn w:val="DefaultParagraphFont"/>
+    <w:rsid w:val="00F400CC"/>
+  </w:style>
+  <w:style w:type="character" w:customStyle="1" w:styleId="citation-9">
+    <w:name w:val="citation-9"/>
+    <w:basedOn w:val="DefaultParagraphFont"/>
+    <w:rsid w:val="00F400CC"/>
+  </w:style>
+  <w:style w:type="character" w:customStyle="1" w:styleId="citation-8">
+    <w:name w:val="citation-8"/>
+    <w:basedOn w:val="DefaultParagraphFont"/>
+    <w:rsid w:val="00F400CC"/>
+  </w:style>
+  <w:style w:type="character" w:customStyle="1" w:styleId="citation-7">
+    <w:name w:val="citation-7"/>
+    <w:basedOn w:val="DefaultParagraphFont"/>
+    <w:rsid w:val="00F400CC"/>
+  </w:style>
+  <w:style w:type="character" w:customStyle="1" w:styleId="citation-6">
+    <w:name w:val="citation-6"/>
+    <w:basedOn w:val="DefaultParagraphFont"/>
+    <w:rsid w:val="00F400CC"/>
+  </w:style>
+  <w:style w:type="character" w:customStyle="1" w:styleId="citation-5">
+    <w:name w:val="citation-5"/>
+    <w:basedOn w:val="DefaultParagraphFont"/>
+    <w:rsid w:val="00F400CC"/>
+  </w:style>
+  <w:style w:type="character" w:customStyle="1" w:styleId="citation-4">
+    <w:name w:val="citation-4"/>
+    <w:basedOn w:val="DefaultParagraphFont"/>
+    <w:rsid w:val="00F400CC"/>
+  </w:style>
 </w:styles>
 </file>
 
